--- a/Bruk av KI_deli2.docx
+++ b/Bruk av KI_deli2.docx
@@ -20,15 +20,7 @@
         </w:numPr>
       </w:pPr>
       <w:r>
-        <w:t>Kan man bruke .</w:t>
-      </w:r>
-      <w:proofErr w:type="spellStart"/>
-      <w:r>
-        <w:t>append</w:t>
-      </w:r>
-      <w:proofErr w:type="spellEnd"/>
-      <w:r>
-        <w:t>() på en array i Python?</w:t>
+        <w:t>Kan man bruke .append() på en array i Python?</w:t>
       </w:r>
     </w:p>
     <w:p>
@@ -61,23 +53,7 @@
         </w:numPr>
       </w:pPr>
       <w:r>
-        <w:t>Kan man bruke .</w:t>
-      </w:r>
-      <w:proofErr w:type="spellStart"/>
-      <w:r>
-        <w:t>append</w:t>
-      </w:r>
-      <w:proofErr w:type="spellEnd"/>
-      <w:r>
-        <w:t xml:space="preserve">() på en </w:t>
-      </w:r>
-      <w:proofErr w:type="spellStart"/>
-      <w:r>
-        <w:t>NumPy</w:t>
-      </w:r>
-      <w:proofErr w:type="spellEnd"/>
-      <w:r>
-        <w:t>-array?</w:t>
+        <w:t>Kan man bruke .append() på en NumPy-array?</w:t>
       </w:r>
     </w:p>
     <w:p>
@@ -91,71 +67,7 @@
     </w:p>
     <w:p>
       <w:r>
-        <w:t xml:space="preserve">Vi startet med forskjellen mellom vanlige Python-lister og </w:t>
-      </w:r>
-      <w:proofErr w:type="spellStart"/>
-      <w:r>
-        <w:t>NumPy-arrayer</w:t>
-      </w:r>
-      <w:proofErr w:type="spellEnd"/>
-      <w:r>
-        <w:t>. Jeg forklarte at lister har metoden .</w:t>
-      </w:r>
-      <w:proofErr w:type="spellStart"/>
-      <w:r>
-        <w:t>append</w:t>
-      </w:r>
-      <w:proofErr w:type="spellEnd"/>
-      <w:r>
-        <w:t xml:space="preserve">(), mens </w:t>
-      </w:r>
-      <w:proofErr w:type="spellStart"/>
-      <w:r>
-        <w:t>NumPy-arrayer</w:t>
-      </w:r>
-      <w:proofErr w:type="spellEnd"/>
-      <w:r>
-        <w:t xml:space="preserve"> ikke har det, og at man i stedet må bruke </w:t>
-      </w:r>
-      <w:proofErr w:type="spellStart"/>
-      <w:r>
-        <w:t>np.append</w:t>
-      </w:r>
-      <w:proofErr w:type="spellEnd"/>
-      <w:r>
-        <w:t xml:space="preserve">() som returnerer en ny array. Deretter gikk vi gjennom hvordan standardavvik kan beregnes med </w:t>
-      </w:r>
-      <w:proofErr w:type="spellStart"/>
-      <w:r>
-        <w:t>np.std</w:t>
-      </w:r>
-      <w:proofErr w:type="spellEnd"/>
-      <w:r>
-        <w:t xml:space="preserve">() eller biblioteket </w:t>
-      </w:r>
-      <w:proofErr w:type="spellStart"/>
-      <w:r>
-        <w:t>statistics</w:t>
-      </w:r>
-      <w:proofErr w:type="spellEnd"/>
-      <w:r>
-        <w:t xml:space="preserve">. Til slutt så vi på koden din for håndtering av uteliggere. Jeg forklarte at == sammenligner verdier og ikke tilordner nye verdier, og at man må iterere over indeksene eller bruke </w:t>
-      </w:r>
-      <w:proofErr w:type="spellStart"/>
-      <w:r>
-        <w:t>NumPy</w:t>
-      </w:r>
-      <w:proofErr w:type="spellEnd"/>
-      <w:r>
-        <w:t xml:space="preserve">-maskering for å endre elementer direkte i </w:t>
-      </w:r>
-      <w:proofErr w:type="spellStart"/>
-      <w:r>
-        <w:t>arrayen</w:t>
-      </w:r>
-      <w:proofErr w:type="spellEnd"/>
-      <w:r>
-        <w:t>.</w:t>
+        <w:t>Vi startet med forskjellen mellom vanlige Python-lister og NumPy-arrayer. Jeg forklarte at lister har metoden .append(), mens NumPy-arrayer ikke har det, og at man i stedet må bruke np.append() som returnerer en ny array. Deretter gikk vi gjennom hvordan standardavvik kan beregnes med np.std() eller biblioteket statistics. Til slutt så vi på koden din for håndtering av uteliggere. Jeg forklarte at == sammenligner verdier og ikke tilordner nye verdier, og at man må iterere over indeksene eller bruke NumPy-maskering for å endre elementer direkte i arrayen.</w:t>
       </w:r>
     </w:p>
     <w:p>
@@ -166,15 +78,7 @@
         </w:numPr>
       </w:pPr>
       <w:r>
-        <w:t xml:space="preserve">Om oppgave 3 og 4 skal bruke output fra partnerens oppgave 1 og 2, eller </w:t>
-      </w:r>
-      <w:proofErr w:type="spellStart"/>
-      <w:r>
-        <w:t>råfilene</w:t>
-      </w:r>
-      <w:proofErr w:type="spellEnd"/>
-      <w:r>
-        <w:t xml:space="preserve"> direkte.</w:t>
+        <w:t>Om oppgave 3 og 4 skal bruke output fra partnerens oppgave 1 og 2, eller råfilene direkte.</w:t>
       </w:r>
     </w:p>
     <w:p>
@@ -196,15 +100,7 @@
         </w:numPr>
       </w:pPr>
       <w:r>
-        <w:t xml:space="preserve">Hva </w:t>
-      </w:r>
-      <w:proofErr w:type="spellStart"/>
-      <w:r>
-        <w:t>refund</w:t>
-      </w:r>
-      <w:proofErr w:type="spellEnd"/>
-      <w:r>
-        <w:t xml:space="preserve"> ratio-oppgaven i oppgave 3 egentlig betyr.</w:t>
+        <w:t>Hva refund ratio-oppgaven i oppgave 3 egentlig betyr.</w:t>
       </w:r>
     </w:p>
     <w:p>
@@ -215,15 +111,7 @@
         </w:numPr>
       </w:pPr>
       <w:r>
-        <w:t xml:space="preserve">Omforming av logglinjer til </w:t>
-      </w:r>
-      <w:proofErr w:type="spellStart"/>
-      <w:r>
-        <w:t>dictionaries</w:t>
-      </w:r>
-      <w:proofErr w:type="spellEnd"/>
-      <w:r>
-        <w:t>.</w:t>
+        <w:t>Omforming av logglinjer til dictionaries.</w:t>
       </w:r>
     </w:p>
     <w:p>
@@ -234,15 +122,7 @@
         </w:numPr>
       </w:pPr>
       <w:r>
-        <w:t xml:space="preserve">Hjelp med korrekt formattering av en liste med </w:t>
-      </w:r>
-      <w:proofErr w:type="spellStart"/>
-      <w:r>
-        <w:t>dictionaries</w:t>
-      </w:r>
-      <w:proofErr w:type="spellEnd"/>
-      <w:r>
-        <w:t>.</w:t>
+        <w:t>Hjelp med korrekt formattering av en liste med dictionaries.</w:t>
       </w:r>
     </w:p>
     <w:p>
@@ -253,15 +133,7 @@
         </w:numPr>
       </w:pPr>
       <w:r>
-        <w:t xml:space="preserve">Feilmelding om manglende argument i funksjonskall til </w:t>
-      </w:r>
-      <w:proofErr w:type="spellStart"/>
-      <w:r>
-        <w:t>values_from_status</w:t>
-      </w:r>
-      <w:proofErr w:type="spellEnd"/>
-      <w:r>
-        <w:t>.</w:t>
+        <w:t>Feilmelding om manglende argument i funksjonskall til values_from_status.</w:t>
       </w:r>
     </w:p>
     <w:p>
@@ -272,15 +144,7 @@
         </w:numPr>
       </w:pPr>
       <w:r>
-        <w:t xml:space="preserve">Om </w:t>
-      </w:r>
-      <w:proofErr w:type="spellStart"/>
-      <w:r>
-        <w:t>refund</w:t>
-      </w:r>
-      <w:proofErr w:type="spellEnd"/>
-      <w:r>
-        <w:t xml:space="preserve"> ratio skal beregnes per produkt ut fra antall salg og refusjoner.</w:t>
+        <w:t>Om refund ratio skal beregnes per produkt ut fra antall salg og refusjoner.</w:t>
       </w:r>
     </w:p>
     <w:p>
@@ -291,15 +155,7 @@
         </w:numPr>
       </w:pPr>
       <w:r>
-        <w:t xml:space="preserve">Oversettelse av oppgaveteksten om gruppering og </w:t>
-      </w:r>
-      <w:proofErr w:type="spellStart"/>
-      <w:r>
-        <w:t>resampling</w:t>
-      </w:r>
-      <w:proofErr w:type="spellEnd"/>
-      <w:r>
-        <w:t xml:space="preserve"> i Pandas.</w:t>
+        <w:t>Oversettelse av oppgaveteksten om gruppering og resampling i Pandas.</w:t>
       </w:r>
     </w:p>
     <w:p>
@@ -313,166 +169,7 @@
     </w:p>
     <w:p>
       <w:r>
-        <w:t xml:space="preserve">Jeg forklarte at oppgave 3 og 4 bør bygges rundt datastrukturen som genereres i oppgave 1 og 2, men at du kan teste med egen eksempeldata under utviklingen. For VS Code identifiserte jeg problemet som sannsynligvis skyldtes </w:t>
-      </w:r>
-      <w:proofErr w:type="spellStart"/>
-      <w:r>
-        <w:t>overwrite</w:t>
-      </w:r>
-      <w:proofErr w:type="spellEnd"/>
-      <w:r>
-        <w:t xml:space="preserve">-modus. Videre gikk vi gjennom </w:t>
-      </w:r>
-      <w:proofErr w:type="spellStart"/>
-      <w:r>
-        <w:t>refund</w:t>
-      </w:r>
-      <w:proofErr w:type="spellEnd"/>
-      <w:r>
-        <w:t xml:space="preserve"> ratio-oppgaven og konkluderte med at den sannsynligvis handler om forholdet mellom antall refunderinger og antall salg per produkt, ikke om pengebeløp. Jeg hjalp også med å konvertere logglinjer til </w:t>
-      </w:r>
-      <w:proofErr w:type="spellStart"/>
-      <w:r>
-        <w:t>dictionaries</w:t>
-      </w:r>
-      <w:proofErr w:type="spellEnd"/>
-      <w:r>
-        <w:t xml:space="preserve">, rette formatteringsfeil i Python-lister, finne årsaken til en </w:t>
-      </w:r>
-      <w:proofErr w:type="spellStart"/>
-      <w:r>
-        <w:t>TypeError</w:t>
-      </w:r>
-      <w:proofErr w:type="spellEnd"/>
-      <w:r>
-        <w:t xml:space="preserve"> i et funksjonskall, og oversatte Pandas-oppgaven om gruppering og </w:t>
-      </w:r>
-      <w:proofErr w:type="spellStart"/>
-      <w:r>
-        <w:t>resampling</w:t>
-      </w:r>
-      <w:proofErr w:type="spellEnd"/>
-      <w:r>
-        <w:t xml:space="preserve"> til norsk.</w:t>
-      </w:r>
-    </w:p>
-    <w:p>
-      <w:pPr>
-        <w:numPr>
-          <w:ilvl w:val="0"/>
-          <w:numId w:val="3"/>
-        </w:numPr>
-      </w:pPr>
-      <w:r>
-        <w:t xml:space="preserve">Hvorfor gir </w:t>
-      </w:r>
-      <w:proofErr w:type="spellStart"/>
-      <w:r>
-        <w:t>groupby</w:t>
-      </w:r>
-      <w:proofErr w:type="spellEnd"/>
-      <w:r>
-        <w:t>("item").</w:t>
-      </w:r>
-      <w:proofErr w:type="spellStart"/>
-      <w:r>
-        <w:t>resample</w:t>
-      </w:r>
-      <w:proofErr w:type="spellEnd"/>
-      <w:r>
-        <w:t>("1h").sum() mange tomme Sandwich-rader med 0.00?</w:t>
-      </w:r>
-    </w:p>
-    <w:p>
-      <w:pPr>
-        <w:numPr>
-          <w:ilvl w:val="0"/>
-          <w:numId w:val="3"/>
-        </w:numPr>
-      </w:pPr>
-      <w:r>
-        <w:t>Hvordan lage en pivot-tabell som teller antall forekomster av hver status (SUCCESS, REFUND, CANCELLED) per item?</w:t>
-      </w:r>
-    </w:p>
-    <w:p>
-      <w:pPr>
-        <w:numPr>
-          <w:ilvl w:val="0"/>
-          <w:numId w:val="3"/>
-        </w:numPr>
-      </w:pPr>
-      <w:r>
-        <w:t xml:space="preserve">Hvordan telle opp hvor mange ganger hver status forekommer for hvert item i en </w:t>
-      </w:r>
-      <w:proofErr w:type="spellStart"/>
-      <w:r>
-        <w:t>DataFrame</w:t>
-      </w:r>
-      <w:proofErr w:type="spellEnd"/>
-      <w:r>
-        <w:t>?</w:t>
-      </w:r>
-    </w:p>
-    <w:p>
-      <w:pPr>
-        <w:numPr>
-          <w:ilvl w:val="0"/>
-          <w:numId w:val="3"/>
-        </w:numPr>
-      </w:pPr>
-      <w:r>
-        <w:t>Hvordan hente ut bare antall SUCCESS-transaksjoner per item og samle disse i en liste?</w:t>
-      </w:r>
-    </w:p>
-    <w:p>
-      <w:pPr>
-        <w:numPr>
-          <w:ilvl w:val="0"/>
-          <w:numId w:val="3"/>
-        </w:numPr>
-      </w:pPr>
-      <w:r>
-        <w:lastRenderedPageBreak/>
-        <w:t>Hvorfor fungerer ikke uttrykket</w:t>
-      </w:r>
-    </w:p>
-    <w:p>
-      <w:r>
-        <w:t>Python</w:t>
-      </w:r>
-    </w:p>
-    <w:p>
-      <w:r>
-        <w:t xml:space="preserve">a = [i for i in </w:t>
-      </w:r>
-      <w:proofErr w:type="spellStart"/>
-      <w:r>
-        <w:t>c_dataframe</w:t>
-      </w:r>
-      <w:proofErr w:type="spellEnd"/>
-      <w:r>
-        <w:t>[i]["status"]="SUCCESS"]</w:t>
-      </w:r>
-    </w:p>
-    <w:p>
-      <w:r>
-        <w:t xml:space="preserve">etter en </w:t>
-      </w:r>
-      <w:proofErr w:type="spellStart"/>
-      <w:r>
-        <w:t>groupby</w:t>
-      </w:r>
-      <w:proofErr w:type="spellEnd"/>
-      <w:r>
-        <w:t>(...).</w:t>
-      </w:r>
-      <w:proofErr w:type="spellStart"/>
-      <w:r>
-        <w:t>size</w:t>
-      </w:r>
-      <w:proofErr w:type="spellEnd"/>
-      <w:r>
-        <w:t>()?</w:t>
+        <w:t>Jeg forklarte at oppgave 3 og 4 bør bygges rundt datastrukturen som genereres i oppgave 1 og 2, men at du kan teste med egen eksempeldata under utviklingen. For VS Code identifiserte jeg problemet som sannsynligvis skyldtes overwrite-modus. Videre gikk vi gjennom refund ratio-oppgaven og konkluderte med at den sannsynligvis handler om forholdet mellom antall refunderinger og antall salg per produkt, ikke om pengebeløp. Jeg hjalp også med å konvertere logglinjer til dictionaries, rette formatteringsfeil i Python-lister, finne årsaken til en TypeError i et funksjonskall, og oversatte Pandas-oppgaven om gruppering og resampling til norsk.</w:t>
       </w:r>
     </w:p>
     <w:p>
@@ -487,100 +184,217 @@
           <w:b/>
           <w:bCs/>
         </w:rPr>
-        <w:t>Oppsummering (ca. 100 ord)</w:t>
-      </w:r>
-    </w:p>
-    <w:p>
-      <w:r>
-        <w:t xml:space="preserve">Vi så først på at </w:t>
-      </w:r>
-      <w:proofErr w:type="spellStart"/>
-      <w:r>
-        <w:t>resample</w:t>
-      </w:r>
-      <w:proofErr w:type="spellEnd"/>
-      <w:r>
-        <w:t xml:space="preserve">("1h") oppretter alle tidsintervaller mellom første og siste observasjon innen hver gruppe. Derfor dukket det opp flere tomme Sandwich-rader med pris lik 0. Deretter gikk vi gjennom hvordan antall forekomster av ulike statuser kan telles per produkt ved hjelp av </w:t>
-      </w:r>
-      <w:proofErr w:type="spellStart"/>
-      <w:r>
-        <w:t>groupby</w:t>
-      </w:r>
-      <w:proofErr w:type="spellEnd"/>
-      <w:r>
-        <w:t>(["item", "status"]).</w:t>
-      </w:r>
-      <w:proofErr w:type="spellStart"/>
-      <w:r>
-        <w:t>size</w:t>
-      </w:r>
-      <w:proofErr w:type="spellEnd"/>
-      <w:r>
-        <w:t xml:space="preserve">(), </w:t>
-      </w:r>
-      <w:proofErr w:type="spellStart"/>
-      <w:r>
-        <w:t>unstack</w:t>
-      </w:r>
-      <w:proofErr w:type="spellEnd"/>
-      <w:r>
-        <w:t xml:space="preserve">() eller </w:t>
-      </w:r>
-      <w:proofErr w:type="spellStart"/>
-      <w:r>
-        <w:t>pd.crosstab</w:t>
-      </w:r>
-      <w:proofErr w:type="spellEnd"/>
-      <w:r>
-        <w:t xml:space="preserve">(). Vi diskuterte også at resultatet fra </w:t>
-      </w:r>
-      <w:proofErr w:type="spellStart"/>
-      <w:r>
-        <w:t>groupby</w:t>
-      </w:r>
-      <w:proofErr w:type="spellEnd"/>
-      <w:r>
-        <w:t>(...).</w:t>
-      </w:r>
-      <w:proofErr w:type="spellStart"/>
-      <w:r>
-        <w:t>size</w:t>
-      </w:r>
-      <w:proofErr w:type="spellEnd"/>
-      <w:r>
-        <w:t xml:space="preserve">() er en Series med </w:t>
-      </w:r>
-      <w:proofErr w:type="spellStart"/>
-      <w:r>
-        <w:t>MultiIndex</w:t>
-      </w:r>
-      <w:proofErr w:type="spellEnd"/>
-      <w:r>
-        <w:t xml:space="preserve">, ikke en vanlig </w:t>
-      </w:r>
-      <w:proofErr w:type="spellStart"/>
-      <w:r>
-        <w:t>DataFrame</w:t>
-      </w:r>
-      <w:proofErr w:type="spellEnd"/>
-      <w:r>
-        <w:t xml:space="preserve">. Derfor fungerer ikke indeksering som om kolonnen status fortsatt eksisterer. Til slutt fikk du et hint om å bruke </w:t>
-      </w:r>
-      <w:proofErr w:type="spellStart"/>
-      <w:r>
-        <w:t>xs</w:t>
-      </w:r>
-      <w:proofErr w:type="spellEnd"/>
-      <w:r>
-        <w:t>() eller .</w:t>
-      </w:r>
-      <w:proofErr w:type="spellStart"/>
-      <w:r>
-        <w:t>loc</w:t>
-      </w:r>
-      <w:proofErr w:type="spellEnd"/>
-      <w:r>
-        <w:t>[] for å hente ut bare SUCCESS-verdiene og eventuelt konvertere dem til en liste.</w:t>
+        <w:t>Spørsmål du stilte</w:t>
+      </w:r>
+    </w:p>
+    <w:p>
+      <w:pPr>
+        <w:numPr>
+          <w:ilvl w:val="0"/>
+          <w:numId w:val="4"/>
+        </w:numPr>
+      </w:pPr>
+      <w:r>
+        <w:t>Hvorfor gir groupby("item").resample("1h").sum() mange tomme Sandwich-rader?</w:t>
+      </w:r>
+    </w:p>
+    <w:p>
+      <w:pPr>
+        <w:numPr>
+          <w:ilvl w:val="0"/>
+          <w:numId w:val="4"/>
+        </w:numPr>
+      </w:pPr>
+      <w:r>
+        <w:t>Hvordan lage en pivot-tabell som teller antall forekomster av hver status per item?</w:t>
+      </w:r>
+    </w:p>
+    <w:p>
+      <w:pPr>
+        <w:numPr>
+          <w:ilvl w:val="0"/>
+          <w:numId w:val="4"/>
+        </w:numPr>
+      </w:pPr>
+      <w:r>
+        <w:t>Hvordan telle hvor mange ganger hver status forekommer for hvert item?</w:t>
+      </w:r>
+    </w:p>
+    <w:p>
+      <w:pPr>
+        <w:numPr>
+          <w:ilvl w:val="0"/>
+          <w:numId w:val="4"/>
+        </w:numPr>
+      </w:pPr>
+      <w:r>
+        <w:t>Hvordan hente ut antall SUCCESS-transaksjoner per item i en liste?</w:t>
+      </w:r>
+    </w:p>
+    <w:p>
+      <w:pPr>
+        <w:numPr>
+          <w:ilvl w:val="0"/>
+          <w:numId w:val="4"/>
+        </w:numPr>
+      </w:pPr>
+      <w:r>
+        <w:t>Hvorfor fungerer ikke counts["SUCCESS"] etter groupby(...).size()?</w:t>
+      </w:r>
+    </w:p>
+    <w:p>
+      <w:pPr>
+        <w:numPr>
+          <w:ilvl w:val="0"/>
+          <w:numId w:val="4"/>
+        </w:numPr>
+      </w:pPr>
+      <w:r>
+        <w:lastRenderedPageBreak/>
+        <w:t>Er forskjellen mellom MultiIndex-resultatet og unstack() bare presentasjonen?</w:t>
+      </w:r>
+    </w:p>
+    <w:p>
+      <w:pPr>
+        <w:numPr>
+          <w:ilvl w:val="0"/>
+          <w:numId w:val="4"/>
+        </w:numPr>
+      </w:pPr>
+      <w:r>
+        <w:t>Hvordan få både et array med SUCCESS og et array med REFUND per item?</w:t>
+      </w:r>
+    </w:p>
+    <w:p>
+      <w:pPr>
+        <w:numPr>
+          <w:ilvl w:val="0"/>
+          <w:numId w:val="4"/>
+        </w:numPr>
+      </w:pPr>
+      <w:r>
+        <w:t>Hvordan løse oppgaven med å rense uteliggere fra en DataFrame med priser?</w:t>
+      </w:r>
+    </w:p>
+    <w:p>
+      <w:pPr>
+        <w:rPr>
+          <w:b/>
+          <w:bCs/>
+        </w:rPr>
+      </w:pPr>
+      <w:r>
+        <w:rPr>
+          <w:b/>
+          <w:bCs/>
+        </w:rPr>
+        <w:t>Oppsummering (50 ord)</w:t>
+      </w:r>
+    </w:p>
+    <w:p>
+      <w:r>
+        <w:t>Vi gikk gjennom gruppering, resampling og telling av transaksjonsstatuser med groupby, crosstab og unstack. Vi så forskjellen mellom MultiIndex-serier og DataFrames, hvordan hente ut SUCCESS- og REFUND-tellinger, og hvordan konvertere resultater til arrays. Til slutt diskuterte vi identifisering av prisuteliggere og erstatning med medianen av gyldige verdier.</w:t>
+      </w:r>
+    </w:p>
+    <w:p>
+      <w:pPr>
+        <w:rPr>
+          <w:b/>
+          <w:bCs/>
+        </w:rPr>
+      </w:pPr>
+      <w:r>
+        <w:rPr>
+          <w:b/>
+          <w:bCs/>
+        </w:rPr>
+        <w:t>Dine spørsmål</w:t>
+      </w:r>
+    </w:p>
+    <w:p>
+      <w:pPr>
+        <w:numPr>
+          <w:ilvl w:val="0"/>
+          <w:numId w:val="5"/>
+        </w:numPr>
+      </w:pPr>
+      <w:r>
+        <w:t>I en oppgave der en funksjon i Task 2 gir en liste med Path-objekter, er dette riktig kode for å lage en liste med tupler hvor første element er all tekst i filen og andre element er encodingen?</w:t>
+      </w:r>
+    </w:p>
+    <w:p>
+      <w:pPr>
+        <w:numPr>
+          <w:ilvl w:val="0"/>
+          <w:numId w:val="5"/>
+        </w:numPr>
+      </w:pPr>
+      <w:r>
+        <w:t>Dette er oppgaven jeg gjør, og jeg er på Task 5.</w:t>
+      </w:r>
+    </w:p>
+    <w:p>
+      <w:pPr>
+        <w:numPr>
+          <w:ilvl w:val="0"/>
+          <w:numId w:val="5"/>
+        </w:numPr>
+      </w:pPr>
+      <w:r>
+        <w:t>Takk, men jeg ønsker kun hint til oppgavene slik at jeg også må tenke selv.</w:t>
+      </w:r>
+    </w:p>
+    <w:p>
+      <w:pPr>
+        <w:numPr>
+          <w:ilvl w:val="0"/>
+          <w:numId w:val="5"/>
+        </w:numPr>
+      </w:pPr>
+      <w:r>
+        <w:t>Hvis jeg og partneren min deler Task 5 slik at hun gjør 1–3 og jeg gjør 4–7, er det mulig at vi jobber samtidig?</w:t>
+      </w:r>
+    </w:p>
+    <w:p>
+      <w:pPr>
+        <w:numPr>
+          <w:ilvl w:val="0"/>
+          <w:numId w:val="5"/>
+        </w:numPr>
+      </w:pPr>
+      <w:r>
+        <w:t>Kan du lage en dummy-versjon av outputen hennes som jeg trenger for å utvikle min del?</w:t>
+      </w:r>
+    </w:p>
+    <w:p>
+      <w:pPr>
+        <w:numPr>
+          <w:ilvl w:val="0"/>
+          <w:numId w:val="5"/>
+        </w:numPr>
+      </w:pPr>
+      <w:r>
+        <w:t>I tillegg skal det lages output-filer, blant annet cleaned_transactions.csv. Trenger jeg da funksjoner fra Task 1 eller Task 2?</w:t>
+      </w:r>
+    </w:p>
+    <w:p>
+      <w:pPr>
+        <w:rPr>
+          <w:b/>
+          <w:bCs/>
+        </w:rPr>
+      </w:pPr>
+      <w:r>
+        <w:rPr>
+          <w:b/>
+          <w:bCs/>
+        </w:rPr>
+        <w:t>Oppsummering (ca. 50 ord)</w:t>
+      </w:r>
+    </w:p>
+    <w:p>
+      <w:r>
+        <w:t>Jeg forklarte at koden din for å samle filinnhold og encoding i en liste med tupler er riktig. For Task 5 anbefalte jeg å se workflowen som en kjede av funksjoner. Jeg viste hvordan du og partneren din kan jobbe parallelt ved å bruke en dummy-DataFrame, og forklarte at cleaned_transactions.csv kan genereres fra DataFrame-en uten å bruke Task 1 og 2 direkte i utviklingsfasen.</w:t>
       </w:r>
     </w:p>
     <w:p/>
@@ -597,6 +411,119 @@
 <file path=word/numbering.xml><?xml version="1.0" encoding="utf-8"?>
 <w:numbering xmlns:wpc="http://schemas.microsoft.com/office/word/2010/wordprocessingCanvas" xmlns:cx="http://schemas.microsoft.com/office/drawing/2014/chartex" xmlns:cx1="http://schemas.microsoft.com/office/drawing/2015/9/8/chartex" xmlns:cx2="http://schemas.microsoft.com/office/drawing/2015/10/21/chartex" xmlns:cx3="http://schemas.microsoft.com/office/drawing/2016/5/9/chartex" xmlns:cx4="http://schemas.microsoft.com/office/drawing/2016/5/10/chartex" xmlns:cx5="http://schemas.microsoft.com/office/drawing/2016/5/11/chartex" xmlns:cx6="http://schemas.microsoft.com/office/drawing/2016/5/12/chartex" xmlns:cx7="http://schemas.microsoft.com/office/drawing/2016/5/13/chartex" xmlns:cx8="http://schemas.microsoft.com/office/drawing/2016/5/14/chartex" xmlns:mc="http://schemas.openxmlformats.org/markup-compatibility/2006" xmlns:aink="http://schemas.microsoft.com/office/drawing/2016/ink" xmlns:am3d="http://schemas.microsoft.com/office/drawing/2017/model3d" xmlns:o="urn:schemas-microsoft-com:office:office" xmlns:oel="http://schemas.microsoft.com/office/2019/extlst" xmlns:r="http://schemas.openxmlformats.org/officeDocument/2006/relationships" xmlns:m="http://schemas.openxmlformats.org/officeDocument/2006/math" xmlns:v="urn:schemas-microsoft-com:vml" xmlns:wp14="http://schemas.microsoft.com/office/word/2010/wordprocessingDrawing" xmlns:wp="http://schemas.openxmlformats.org/drawingml/2006/wordprocessingDrawing" xmlns:w10="urn:schemas-microsoft-com:office:word" xmlns:w="http://schemas.openxmlformats.org/wordprocessingml/2006/main" xmlns:w14="http://schemas.microsoft.com/office/word/2010/wordml" xmlns:w15="http://schemas.microsoft.com/office/word/2012/wordml" xmlns:w16cex="http://schemas.microsoft.com/office/word/2018/wordml/cex" xmlns:w16cid="http://schemas.microsoft.com/office/word/2016/wordml/cid" xmlns:w16="http://schemas.microsoft.com/office/word/2018/wordml" xmlns:w16du="http://schemas.microsoft.com/office/word/2023/wordml/word16du" xmlns:w16sdtdh="http://schemas.microsoft.com/office/word/2020/wordml/sdtdatahash" xmlns:w16sdtfl="http://schemas.microsoft.com/office/word/2024/wordml/sdtformatlock" xmlns:w16se="http://schemas.microsoft.com/office/word/2015/wordml/symex" xmlns:wpg="http://schemas.microsoft.com/office/word/2010/wordprocessingGroup" xmlns:wpi="http://schemas.microsoft.com/office/word/2010/wordprocessingInk" xmlns:wne="http://schemas.microsoft.com/office/word/2006/wordml" xmlns:wps="http://schemas.microsoft.com/office/word/2010/wordprocessingShape" mc:Ignorable="w14 w15 w16se w16cid w16 w16cex w16sdtdh w16sdtfl w16du wp14">
   <w:abstractNum w:abstractNumId="0" w15:restartNumberingAfterBreak="0">
+    <w:nsid w:val="2E9C63F7"/>
+    <w:multiLevelType w:val="multilevel"/>
+    <w:tmpl w:val="72F80DB0"/>
+    <w:lvl w:ilvl="0">
+      <w:start w:val="1"/>
+      <w:numFmt w:val="decimal"/>
+      <w:lvlText w:val="%1."/>
+      <w:lvlJc w:val="left"/>
+      <w:pPr>
+        <w:tabs>
+          <w:tab w:val="num" w:pos="720"/>
+        </w:tabs>
+        <w:ind w:left="720" w:hanging="360"/>
+      </w:pPr>
+    </w:lvl>
+    <w:lvl w:ilvl="1" w:tentative="1">
+      <w:start w:val="1"/>
+      <w:numFmt w:val="decimal"/>
+      <w:lvlText w:val="%2."/>
+      <w:lvlJc w:val="left"/>
+      <w:pPr>
+        <w:tabs>
+          <w:tab w:val="num" w:pos="1440"/>
+        </w:tabs>
+        <w:ind w:left="1440" w:hanging="360"/>
+      </w:pPr>
+    </w:lvl>
+    <w:lvl w:ilvl="2" w:tentative="1">
+      <w:start w:val="1"/>
+      <w:numFmt w:val="decimal"/>
+      <w:lvlText w:val="%3."/>
+      <w:lvlJc w:val="left"/>
+      <w:pPr>
+        <w:tabs>
+          <w:tab w:val="num" w:pos="2160"/>
+        </w:tabs>
+        <w:ind w:left="2160" w:hanging="360"/>
+      </w:pPr>
+    </w:lvl>
+    <w:lvl w:ilvl="3" w:tentative="1">
+      <w:start w:val="1"/>
+      <w:numFmt w:val="decimal"/>
+      <w:lvlText w:val="%4."/>
+      <w:lvlJc w:val="left"/>
+      <w:pPr>
+        <w:tabs>
+          <w:tab w:val="num" w:pos="2880"/>
+        </w:tabs>
+        <w:ind w:left="2880" w:hanging="360"/>
+      </w:pPr>
+    </w:lvl>
+    <w:lvl w:ilvl="4" w:tentative="1">
+      <w:start w:val="1"/>
+      <w:numFmt w:val="decimal"/>
+      <w:lvlText w:val="%5."/>
+      <w:lvlJc w:val="left"/>
+      <w:pPr>
+        <w:tabs>
+          <w:tab w:val="num" w:pos="3600"/>
+        </w:tabs>
+        <w:ind w:left="3600" w:hanging="360"/>
+      </w:pPr>
+    </w:lvl>
+    <w:lvl w:ilvl="5" w:tentative="1">
+      <w:start w:val="1"/>
+      <w:numFmt w:val="decimal"/>
+      <w:lvlText w:val="%6."/>
+      <w:lvlJc w:val="left"/>
+      <w:pPr>
+        <w:tabs>
+          <w:tab w:val="num" w:pos="4320"/>
+        </w:tabs>
+        <w:ind w:left="4320" w:hanging="360"/>
+      </w:pPr>
+    </w:lvl>
+    <w:lvl w:ilvl="6" w:tentative="1">
+      <w:start w:val="1"/>
+      <w:numFmt w:val="decimal"/>
+      <w:lvlText w:val="%7."/>
+      <w:lvlJc w:val="left"/>
+      <w:pPr>
+        <w:tabs>
+          <w:tab w:val="num" w:pos="5040"/>
+        </w:tabs>
+        <w:ind w:left="5040" w:hanging="360"/>
+      </w:pPr>
+    </w:lvl>
+    <w:lvl w:ilvl="7" w:tentative="1">
+      <w:start w:val="1"/>
+      <w:numFmt w:val="decimal"/>
+      <w:lvlText w:val="%8."/>
+      <w:lvlJc w:val="left"/>
+      <w:pPr>
+        <w:tabs>
+          <w:tab w:val="num" w:pos="5760"/>
+        </w:tabs>
+        <w:ind w:left="5760" w:hanging="360"/>
+      </w:pPr>
+    </w:lvl>
+    <w:lvl w:ilvl="8" w:tentative="1">
+      <w:start w:val="1"/>
+      <w:numFmt w:val="decimal"/>
+      <w:lvlText w:val="%9."/>
+      <w:lvlJc w:val="left"/>
+      <w:pPr>
+        <w:tabs>
+          <w:tab w:val="num" w:pos="6480"/>
+        </w:tabs>
+        <w:ind w:left="6480" w:hanging="360"/>
+      </w:pPr>
+    </w:lvl>
+  </w:abstractNum>
+  <w:abstractNum w:abstractNumId="1" w15:restartNumberingAfterBreak="0">
     <w:nsid w:val="38E437AE"/>
     <w:multiLevelType w:val="multilevel"/>
     <w:tmpl w:val="753E525E"/>
@@ -709,7 +636,120 @@
       </w:pPr>
     </w:lvl>
   </w:abstractNum>
-  <w:abstractNum w:abstractNumId="1" w15:restartNumberingAfterBreak="0">
+  <w:abstractNum w:abstractNumId="2" w15:restartNumberingAfterBreak="0">
+    <w:nsid w:val="400D6AE6"/>
+    <w:multiLevelType w:val="multilevel"/>
+    <w:tmpl w:val="A5B6E36E"/>
+    <w:lvl w:ilvl="0">
+      <w:start w:val="1"/>
+      <w:numFmt w:val="decimal"/>
+      <w:lvlText w:val="%1."/>
+      <w:lvlJc w:val="left"/>
+      <w:pPr>
+        <w:tabs>
+          <w:tab w:val="num" w:pos="720"/>
+        </w:tabs>
+        <w:ind w:left="720" w:hanging="360"/>
+      </w:pPr>
+    </w:lvl>
+    <w:lvl w:ilvl="1" w:tentative="1">
+      <w:start w:val="1"/>
+      <w:numFmt w:val="decimal"/>
+      <w:lvlText w:val="%2."/>
+      <w:lvlJc w:val="left"/>
+      <w:pPr>
+        <w:tabs>
+          <w:tab w:val="num" w:pos="1440"/>
+        </w:tabs>
+        <w:ind w:left="1440" w:hanging="360"/>
+      </w:pPr>
+    </w:lvl>
+    <w:lvl w:ilvl="2" w:tentative="1">
+      <w:start w:val="1"/>
+      <w:numFmt w:val="decimal"/>
+      <w:lvlText w:val="%3."/>
+      <w:lvlJc w:val="left"/>
+      <w:pPr>
+        <w:tabs>
+          <w:tab w:val="num" w:pos="2160"/>
+        </w:tabs>
+        <w:ind w:left="2160" w:hanging="360"/>
+      </w:pPr>
+    </w:lvl>
+    <w:lvl w:ilvl="3" w:tentative="1">
+      <w:start w:val="1"/>
+      <w:numFmt w:val="decimal"/>
+      <w:lvlText w:val="%4."/>
+      <w:lvlJc w:val="left"/>
+      <w:pPr>
+        <w:tabs>
+          <w:tab w:val="num" w:pos="2880"/>
+        </w:tabs>
+        <w:ind w:left="2880" w:hanging="360"/>
+      </w:pPr>
+    </w:lvl>
+    <w:lvl w:ilvl="4" w:tentative="1">
+      <w:start w:val="1"/>
+      <w:numFmt w:val="decimal"/>
+      <w:lvlText w:val="%5."/>
+      <w:lvlJc w:val="left"/>
+      <w:pPr>
+        <w:tabs>
+          <w:tab w:val="num" w:pos="3600"/>
+        </w:tabs>
+        <w:ind w:left="3600" w:hanging="360"/>
+      </w:pPr>
+    </w:lvl>
+    <w:lvl w:ilvl="5" w:tentative="1">
+      <w:start w:val="1"/>
+      <w:numFmt w:val="decimal"/>
+      <w:lvlText w:val="%6."/>
+      <w:lvlJc w:val="left"/>
+      <w:pPr>
+        <w:tabs>
+          <w:tab w:val="num" w:pos="4320"/>
+        </w:tabs>
+        <w:ind w:left="4320" w:hanging="360"/>
+      </w:pPr>
+    </w:lvl>
+    <w:lvl w:ilvl="6" w:tentative="1">
+      <w:start w:val="1"/>
+      <w:numFmt w:val="decimal"/>
+      <w:lvlText w:val="%7."/>
+      <w:lvlJc w:val="left"/>
+      <w:pPr>
+        <w:tabs>
+          <w:tab w:val="num" w:pos="5040"/>
+        </w:tabs>
+        <w:ind w:left="5040" w:hanging="360"/>
+      </w:pPr>
+    </w:lvl>
+    <w:lvl w:ilvl="7" w:tentative="1">
+      <w:start w:val="1"/>
+      <w:numFmt w:val="decimal"/>
+      <w:lvlText w:val="%8."/>
+      <w:lvlJc w:val="left"/>
+      <w:pPr>
+        <w:tabs>
+          <w:tab w:val="num" w:pos="5760"/>
+        </w:tabs>
+        <w:ind w:left="5760" w:hanging="360"/>
+      </w:pPr>
+    </w:lvl>
+    <w:lvl w:ilvl="8" w:tentative="1">
+      <w:start w:val="1"/>
+      <w:numFmt w:val="decimal"/>
+      <w:lvlText w:val="%9."/>
+      <w:lvlJc w:val="left"/>
+      <w:pPr>
+        <w:tabs>
+          <w:tab w:val="num" w:pos="6480"/>
+        </w:tabs>
+        <w:ind w:left="6480" w:hanging="360"/>
+      </w:pPr>
+    </w:lvl>
+  </w:abstractNum>
+  <w:abstractNum w:abstractNumId="3" w15:restartNumberingAfterBreak="0">
     <w:nsid w:val="665520F4"/>
     <w:multiLevelType w:val="multilevel"/>
     <w:tmpl w:val="CF522AF8"/>
@@ -822,7 +862,7 @@
       </w:pPr>
     </w:lvl>
   </w:abstractNum>
-  <w:abstractNum w:abstractNumId="2" w15:restartNumberingAfterBreak="0">
+  <w:abstractNum w:abstractNumId="4" w15:restartNumberingAfterBreak="0">
     <w:nsid w:val="7D934016"/>
     <w:multiLevelType w:val="multilevel"/>
     <w:tmpl w:val="BA389584"/>
@@ -936,13 +976,19 @@
     </w:lvl>
   </w:abstractNum>
   <w:num w:numId="1" w16cid:durableId="732579455">
-    <w:abstractNumId w:val="0"/>
+    <w:abstractNumId w:val="1"/>
   </w:num>
   <w:num w:numId="2" w16cid:durableId="1624533639">
-    <w:abstractNumId w:val="1"/>
+    <w:abstractNumId w:val="3"/>
   </w:num>
   <w:num w:numId="3" w16cid:durableId="1224490961">
+    <w:abstractNumId w:val="4"/>
+  </w:num>
+  <w:num w:numId="4" w16cid:durableId="1546059784">
     <w:abstractNumId w:val="2"/>
+  </w:num>
+  <w:num w:numId="5" w16cid:durableId="822234916">
+    <w:abstractNumId w:val="0"/>
   </w:num>
 </w:numbering>
 </file>

--- a/Bruk av KI_deli2.docx
+++ b/Bruk av KI_deli2.docx
@@ -3,277 +3,37 @@
 <w:document xmlns:wpc="http://schemas.microsoft.com/office/word/2010/wordprocessingCanvas" xmlns:cx="http://schemas.microsoft.com/office/drawing/2014/chartex" xmlns:cx1="http://schemas.microsoft.com/office/drawing/2015/9/8/chartex" xmlns:cx2="http://schemas.microsoft.com/office/drawing/2015/10/21/chartex" xmlns:cx3="http://schemas.microsoft.com/office/drawing/2016/5/9/chartex" xmlns:cx4="http://schemas.microsoft.com/office/drawing/2016/5/10/chartex" xmlns:cx5="http://schemas.microsoft.com/office/drawing/2016/5/11/chartex" xmlns:cx6="http://schemas.microsoft.com/office/drawing/2016/5/12/chartex" xmlns:cx7="http://schemas.microsoft.com/office/drawing/2016/5/13/chartex" xmlns:cx8="http://schemas.microsoft.com/office/drawing/2016/5/14/chartex" xmlns:mc="http://schemas.openxmlformats.org/markup-compatibility/2006" xmlns:aink="http://schemas.microsoft.com/office/drawing/2016/ink" xmlns:am3d="http://schemas.microsoft.com/office/drawing/2017/model3d" xmlns:o="urn:schemas-microsoft-com:office:office" xmlns:oel="http://schemas.microsoft.com/office/2019/extlst" xmlns:r="http://schemas.openxmlformats.org/officeDocument/2006/relationships" xmlns:m="http://schemas.openxmlformats.org/officeDocument/2006/math" xmlns:v="urn:schemas-microsoft-com:vml" xmlns:wp14="http://schemas.microsoft.com/office/word/2010/wordprocessingDrawing" xmlns:wp="http://schemas.openxmlformats.org/drawingml/2006/wordprocessingDrawing" xmlns:w10="urn:schemas-microsoft-com:office:word" xmlns:w="http://schemas.openxmlformats.org/wordprocessingml/2006/main" xmlns:w14="http://schemas.microsoft.com/office/word/2010/wordml" xmlns:w15="http://schemas.microsoft.com/office/word/2012/wordml" xmlns:w16cex="http://schemas.microsoft.com/office/word/2018/wordml/cex" xmlns:w16cid="http://schemas.microsoft.com/office/word/2016/wordml/cid" xmlns:w16="http://schemas.microsoft.com/office/word/2018/wordml" xmlns:w16du="http://schemas.microsoft.com/office/word/2023/wordml/word16du" xmlns:w16sdtdh="http://schemas.microsoft.com/office/word/2020/wordml/sdtdatahash" xmlns:w16sdtfl="http://schemas.microsoft.com/office/word/2024/wordml/sdtformatlock" xmlns:w16se="http://schemas.microsoft.com/office/word/2015/wordml/symex" xmlns:wpg="http://schemas.microsoft.com/office/word/2010/wordprocessingGroup" xmlns:wpi="http://schemas.microsoft.com/office/word/2010/wordprocessingInk" xmlns:wne="http://schemas.microsoft.com/office/word/2006/wordml" xmlns:wps="http://schemas.microsoft.com/office/word/2010/wordprocessingShape" mc:Ignorable="w14 w15 w16se w16cid w16 w16cex w16sdtdh w16sdtfl w16du wp14">
   <w:body>
     <w:p>
-      <w:pPr>
-        <w:tabs>
-          <w:tab w:val="num" w:pos="720"/>
-        </w:tabs>
-      </w:pPr>
-      <w:r>
-        <w:t xml:space="preserve">Bruk av KI – Gina </w:t>
-      </w:r>
-    </w:p>
-    <w:p>
-      <w:pPr>
-        <w:numPr>
-          <w:ilvl w:val="0"/>
-          <w:numId w:val="1"/>
-        </w:numPr>
-      </w:pPr>
-      <w:r>
-        <w:t>Kan man bruke .append() på en array i Python?</w:t>
-      </w:r>
-    </w:p>
-    <w:p>
-      <w:pPr>
-        <w:numPr>
-          <w:ilvl w:val="0"/>
-          <w:numId w:val="1"/>
-        </w:numPr>
-      </w:pPr>
-      <w:r>
-        <w:t>Hva blir koden for å regne standardavvik for en liste?</w:t>
-      </w:r>
-    </w:p>
-    <w:p>
-      <w:pPr>
-        <w:numPr>
-          <w:ilvl w:val="0"/>
-          <w:numId w:val="1"/>
-        </w:numPr>
-      </w:pPr>
-      <w:r>
-        <w:t>Fungerer denne koden for å finne/erstatte verdier mer enn 3 standardavvik over gjennomsnittet?</w:t>
-      </w:r>
-    </w:p>
-    <w:p>
-      <w:pPr>
-        <w:numPr>
-          <w:ilvl w:val="0"/>
-          <w:numId w:val="1"/>
-        </w:numPr>
-      </w:pPr>
-      <w:r>
-        <w:t>Kan man bruke .append() på en NumPy-array?</w:t>
-      </w:r>
-    </w:p>
-    <w:p>
+      <w:proofErr w:type="spellStart"/>
       <w:r>
         <w:rPr>
           <w:b/>
           <w:bCs/>
         </w:rPr>
-        <w:t>Oppsummering (ca. 100 ord):</w:t>
-      </w:r>
-    </w:p>
-    <w:p>
-      <w:r>
-        <w:t>Vi startet med forskjellen mellom vanlige Python-lister og NumPy-arrayer. Jeg forklarte at lister har metoden .append(), mens NumPy-arrayer ikke har det, og at man i stedet må bruke np.append() som returnerer en ny array. Deretter gikk vi gjennom hvordan standardavvik kan beregnes med np.std() eller biblioteket statistics. Til slutt så vi på koden din for håndtering av uteliggere. Jeg forklarte at == sammenligner verdier og ikke tilordner nye verdier, og at man må iterere over indeksene eller bruke NumPy-maskering for å endre elementer direkte i arrayen.</w:t>
-      </w:r>
-    </w:p>
-    <w:p>
-      <w:pPr>
-        <w:numPr>
-          <w:ilvl w:val="0"/>
-          <w:numId w:val="2"/>
-        </w:numPr>
-      </w:pPr>
-      <w:r>
-        <w:t>Om oppgave 3 og 4 skal bruke output fra partnerens oppgave 1 og 2, eller råfilene direkte.</w:t>
-      </w:r>
-    </w:p>
-    <w:p>
-      <w:pPr>
-        <w:numPr>
-          <w:ilvl w:val="0"/>
-          <w:numId w:val="2"/>
-        </w:numPr>
-      </w:pPr>
-      <w:r>
-        <w:t>Hvorfor markøren i VS Code plutselig markerer et helt tegn i stedet for å være en strek.</w:t>
-      </w:r>
-    </w:p>
-    <w:p>
-      <w:pPr>
-        <w:numPr>
-          <w:ilvl w:val="0"/>
-          <w:numId w:val="2"/>
-        </w:numPr>
-      </w:pPr>
-      <w:r>
-        <w:t>Hva refund ratio-oppgaven i oppgave 3 egentlig betyr.</w:t>
-      </w:r>
-    </w:p>
-    <w:p>
-      <w:pPr>
-        <w:numPr>
-          <w:ilvl w:val="0"/>
-          <w:numId w:val="2"/>
-        </w:numPr>
-      </w:pPr>
-      <w:r>
-        <w:t>Omforming av logglinjer til dictionaries.</w:t>
-      </w:r>
-    </w:p>
-    <w:p>
-      <w:pPr>
-        <w:numPr>
-          <w:ilvl w:val="0"/>
-          <w:numId w:val="2"/>
-        </w:numPr>
-      </w:pPr>
-      <w:r>
-        <w:t>Hjelp med korrekt formattering av en liste med dictionaries.</w:t>
-      </w:r>
-    </w:p>
-    <w:p>
-      <w:pPr>
-        <w:numPr>
-          <w:ilvl w:val="0"/>
-          <w:numId w:val="2"/>
-        </w:numPr>
-      </w:pPr>
-      <w:r>
-        <w:t>Feilmelding om manglende argument i funksjonskall til values_from_status.</w:t>
-      </w:r>
-    </w:p>
-    <w:p>
-      <w:pPr>
-        <w:numPr>
-          <w:ilvl w:val="0"/>
-          <w:numId w:val="2"/>
-        </w:numPr>
-      </w:pPr>
-      <w:r>
-        <w:t>Om refund ratio skal beregnes per produkt ut fra antall salg og refusjoner.</w:t>
-      </w:r>
-    </w:p>
-    <w:p>
-      <w:pPr>
-        <w:numPr>
-          <w:ilvl w:val="0"/>
-          <w:numId w:val="2"/>
-        </w:numPr>
-      </w:pPr>
-      <w:r>
-        <w:t>Oversettelse av oppgaveteksten om gruppering og resampling i Pandas.</w:t>
-      </w:r>
-    </w:p>
-    <w:p>
+        <w:t>Use</w:t>
+      </w:r>
+      <w:proofErr w:type="spellEnd"/>
       <w:r>
         <w:rPr>
           <w:b/>
           <w:bCs/>
         </w:rPr>
-        <w:t>Sammendrag (ca. 100 ord):</w:t>
-      </w:r>
-    </w:p>
-    <w:p>
-      <w:r>
-        <w:t>Jeg forklarte at oppgave 3 og 4 bør bygges rundt datastrukturen som genereres i oppgave 1 og 2, men at du kan teste med egen eksempeldata under utviklingen. For VS Code identifiserte jeg problemet som sannsynligvis skyldtes overwrite-modus. Videre gikk vi gjennom refund ratio-oppgaven og konkluderte med at den sannsynligvis handler om forholdet mellom antall refunderinger og antall salg per produkt, ikke om pengebeløp. Jeg hjalp også med å konvertere logglinjer til dictionaries, rette formatteringsfeil i Python-lister, finne årsaken til en TypeError i et funksjonskall, og oversatte Pandas-oppgaven om gruppering og resampling til norsk.</w:t>
-      </w:r>
-    </w:p>
-    <w:p>
-      <w:pPr>
+        <w:t xml:space="preserve"> </w:t>
+      </w:r>
+      <w:proofErr w:type="spellStart"/>
+      <w:r>
         <w:rPr>
           <w:b/>
           <w:bCs/>
         </w:rPr>
-      </w:pPr>
+        <w:t>of</w:t>
+      </w:r>
+      <w:proofErr w:type="spellEnd"/>
       <w:r>
         <w:rPr>
           <w:b/>
           <w:bCs/>
         </w:rPr>
-        <w:t>Spørsmål du stilte</w:t>
-      </w:r>
-    </w:p>
-    <w:p>
-      <w:pPr>
-        <w:numPr>
-          <w:ilvl w:val="0"/>
-          <w:numId w:val="4"/>
-        </w:numPr>
-      </w:pPr>
-      <w:r>
-        <w:t>Hvorfor gir groupby("item").resample("1h").sum() mange tomme Sandwich-rader?</w:t>
-      </w:r>
-    </w:p>
-    <w:p>
-      <w:pPr>
-        <w:numPr>
-          <w:ilvl w:val="0"/>
-          <w:numId w:val="4"/>
-        </w:numPr>
-      </w:pPr>
-      <w:r>
-        <w:t>Hvordan lage en pivot-tabell som teller antall forekomster av hver status per item?</w:t>
-      </w:r>
-    </w:p>
-    <w:p>
-      <w:pPr>
-        <w:numPr>
-          <w:ilvl w:val="0"/>
-          <w:numId w:val="4"/>
-        </w:numPr>
-      </w:pPr>
-      <w:r>
-        <w:t>Hvordan telle hvor mange ganger hver status forekommer for hvert item?</w:t>
-      </w:r>
-    </w:p>
-    <w:p>
-      <w:pPr>
-        <w:numPr>
-          <w:ilvl w:val="0"/>
-          <w:numId w:val="4"/>
-        </w:numPr>
-      </w:pPr>
-      <w:r>
-        <w:t>Hvordan hente ut antall SUCCESS-transaksjoner per item i en liste?</w:t>
-      </w:r>
-    </w:p>
-    <w:p>
-      <w:pPr>
-        <w:numPr>
-          <w:ilvl w:val="0"/>
-          <w:numId w:val="4"/>
-        </w:numPr>
-      </w:pPr>
-      <w:r>
-        <w:t>Hvorfor fungerer ikke counts["SUCCESS"] etter groupby(...).size()?</w:t>
-      </w:r>
-    </w:p>
-    <w:p>
-      <w:pPr>
-        <w:numPr>
-          <w:ilvl w:val="0"/>
-          <w:numId w:val="4"/>
-        </w:numPr>
-      </w:pPr>
-      <w:r>
-        <w:lastRenderedPageBreak/>
-        <w:t>Er forskjellen mellom MultiIndex-resultatet og unstack() bare presentasjonen?</w:t>
-      </w:r>
-    </w:p>
-    <w:p>
-      <w:pPr>
-        <w:numPr>
-          <w:ilvl w:val="0"/>
-          <w:numId w:val="4"/>
-        </w:numPr>
-      </w:pPr>
-      <w:r>
-        <w:t>Hvordan få både et array med SUCCESS og et array med REFUND per item?</w:t>
-      </w:r>
-    </w:p>
-    <w:p>
-      <w:pPr>
-        <w:numPr>
-          <w:ilvl w:val="0"/>
-          <w:numId w:val="4"/>
-        </w:numPr>
-      </w:pPr>
-      <w:r>
-        <w:t>Hvordan løse oppgaven med å rense uteliggere fra en DataFrame med priser?</w:t>
+        <w:t xml:space="preserve"> AI – Gina</w:t>
       </w:r>
     </w:p>
     <w:p>
@@ -288,113 +48,4079 @@
           <w:b/>
           <w:bCs/>
         </w:rPr>
-        <w:t>Oppsummering (50 ord)</w:t>
-      </w:r>
-    </w:p>
-    <w:p>
-      <w:r>
-        <w:t>Vi gikk gjennom gruppering, resampling og telling av transaksjonsstatuser med groupby, crosstab og unstack. Vi så forskjellen mellom MultiIndex-serier og DataFrames, hvordan hente ut SUCCESS- og REFUND-tellinger, og hvordan konvertere resultater til arrays. Til slutt diskuterte vi identifisering av prisuteliggere og erstatning med medianen av gyldige verdier.</w:t>
-      </w:r>
-    </w:p>
-    <w:p>
-      <w:pPr>
+        <w:t xml:space="preserve">Questions </w:t>
+      </w:r>
+      <w:proofErr w:type="spellStart"/>
+      <w:r>
         <w:rPr>
           <w:b/>
           <w:bCs/>
         </w:rPr>
-      </w:pPr>
+        <w:t>Asked</w:t>
+      </w:r>
+      <w:proofErr w:type="spellEnd"/>
+    </w:p>
+    <w:p>
+      <w:pPr>
+        <w:numPr>
+          <w:ilvl w:val="0"/>
+          <w:numId w:val="6"/>
+        </w:numPr>
+      </w:pPr>
+      <w:proofErr w:type="spellStart"/>
+      <w:r>
+        <w:t>Can</w:t>
+      </w:r>
+      <w:proofErr w:type="spellEnd"/>
+      <w:r>
+        <w:t xml:space="preserve"> </w:t>
+      </w:r>
+      <w:proofErr w:type="spellStart"/>
+      <w:r>
+        <w:t>you</w:t>
+      </w:r>
+      <w:proofErr w:type="spellEnd"/>
+      <w:r>
+        <w:t xml:space="preserve"> </w:t>
+      </w:r>
+      <w:proofErr w:type="spellStart"/>
+      <w:r>
+        <w:t>use</w:t>
+      </w:r>
+      <w:proofErr w:type="spellEnd"/>
+      <w:r>
+        <w:t xml:space="preserve"> .</w:t>
+      </w:r>
+      <w:proofErr w:type="spellStart"/>
+      <w:r>
+        <w:t>append</w:t>
+      </w:r>
+      <w:proofErr w:type="spellEnd"/>
+      <w:r>
+        <w:t xml:space="preserve">() </w:t>
+      </w:r>
+      <w:proofErr w:type="spellStart"/>
+      <w:r>
+        <w:t>on</w:t>
+      </w:r>
+      <w:proofErr w:type="spellEnd"/>
+      <w:r>
+        <w:t xml:space="preserve"> an array in Python?</w:t>
+      </w:r>
+    </w:p>
+    <w:p>
+      <w:pPr>
+        <w:numPr>
+          <w:ilvl w:val="0"/>
+          <w:numId w:val="6"/>
+        </w:numPr>
+      </w:pPr>
+      <w:proofErr w:type="spellStart"/>
+      <w:r>
+        <w:t>What</w:t>
+      </w:r>
+      <w:proofErr w:type="spellEnd"/>
+      <w:r>
+        <w:t xml:space="preserve"> is </w:t>
+      </w:r>
+      <w:proofErr w:type="spellStart"/>
+      <w:r>
+        <w:t>the</w:t>
+      </w:r>
+      <w:proofErr w:type="spellEnd"/>
+      <w:r>
+        <w:t xml:space="preserve"> </w:t>
+      </w:r>
+      <w:proofErr w:type="spellStart"/>
+      <w:r>
+        <w:t>code</w:t>
+      </w:r>
+      <w:proofErr w:type="spellEnd"/>
+      <w:r>
+        <w:t xml:space="preserve"> for </w:t>
+      </w:r>
+      <w:proofErr w:type="spellStart"/>
+      <w:r>
+        <w:t>calculating</w:t>
+      </w:r>
+      <w:proofErr w:type="spellEnd"/>
+      <w:r>
+        <w:t xml:space="preserve"> </w:t>
+      </w:r>
+      <w:proofErr w:type="spellStart"/>
+      <w:r>
+        <w:t>the</w:t>
+      </w:r>
+      <w:proofErr w:type="spellEnd"/>
+      <w:r>
+        <w:t xml:space="preserve"> standard </w:t>
+      </w:r>
+      <w:proofErr w:type="spellStart"/>
+      <w:r>
+        <w:t>deviation</w:t>
+      </w:r>
+      <w:proofErr w:type="spellEnd"/>
+      <w:r>
+        <w:t xml:space="preserve"> </w:t>
+      </w:r>
+      <w:proofErr w:type="spellStart"/>
+      <w:r>
+        <w:t>of</w:t>
+      </w:r>
+      <w:proofErr w:type="spellEnd"/>
+      <w:r>
+        <w:t xml:space="preserve"> a list?</w:t>
+      </w:r>
+    </w:p>
+    <w:p>
+      <w:pPr>
+        <w:numPr>
+          <w:ilvl w:val="0"/>
+          <w:numId w:val="6"/>
+        </w:numPr>
+      </w:pPr>
+      <w:proofErr w:type="spellStart"/>
+      <w:r>
+        <w:t>Does</w:t>
+      </w:r>
+      <w:proofErr w:type="spellEnd"/>
+      <w:r>
+        <w:t xml:space="preserve"> </w:t>
+      </w:r>
+      <w:proofErr w:type="spellStart"/>
+      <w:r>
+        <w:t>this</w:t>
+      </w:r>
+      <w:proofErr w:type="spellEnd"/>
+      <w:r>
+        <w:t xml:space="preserve"> </w:t>
+      </w:r>
+      <w:proofErr w:type="spellStart"/>
+      <w:r>
+        <w:t>code</w:t>
+      </w:r>
+      <w:proofErr w:type="spellEnd"/>
+      <w:r>
+        <w:t xml:space="preserve"> </w:t>
+      </w:r>
+      <w:proofErr w:type="spellStart"/>
+      <w:r>
+        <w:t>work</w:t>
+      </w:r>
+      <w:proofErr w:type="spellEnd"/>
+      <w:r>
+        <w:t xml:space="preserve"> for </w:t>
+      </w:r>
+      <w:proofErr w:type="spellStart"/>
+      <w:r>
+        <w:t>finding</w:t>
+      </w:r>
+      <w:proofErr w:type="spellEnd"/>
+      <w:r>
+        <w:t>/</w:t>
+      </w:r>
+      <w:proofErr w:type="spellStart"/>
+      <w:r>
+        <w:t>replacing</w:t>
+      </w:r>
+      <w:proofErr w:type="spellEnd"/>
+      <w:r>
+        <w:t xml:space="preserve"> </w:t>
+      </w:r>
+      <w:proofErr w:type="spellStart"/>
+      <w:r>
+        <w:t>values</w:t>
+      </w:r>
+      <w:proofErr w:type="spellEnd"/>
+      <w:r>
+        <w:t xml:space="preserve"> </w:t>
+      </w:r>
+      <w:proofErr w:type="spellStart"/>
+      <w:r>
+        <w:t>that</w:t>
+      </w:r>
+      <w:proofErr w:type="spellEnd"/>
+      <w:r>
+        <w:t xml:space="preserve"> </w:t>
+      </w:r>
+      <w:proofErr w:type="spellStart"/>
+      <w:r>
+        <w:t>are</w:t>
+      </w:r>
+      <w:proofErr w:type="spellEnd"/>
+      <w:r>
+        <w:t xml:space="preserve"> more </w:t>
+      </w:r>
+      <w:proofErr w:type="spellStart"/>
+      <w:r>
+        <w:t>than</w:t>
+      </w:r>
+      <w:proofErr w:type="spellEnd"/>
+      <w:r>
+        <w:t xml:space="preserve"> </w:t>
+      </w:r>
+      <w:proofErr w:type="spellStart"/>
+      <w:r>
+        <w:t>three</w:t>
+      </w:r>
+      <w:proofErr w:type="spellEnd"/>
+      <w:r>
+        <w:t xml:space="preserve"> standard </w:t>
+      </w:r>
+      <w:proofErr w:type="spellStart"/>
+      <w:r>
+        <w:t>deviations</w:t>
+      </w:r>
+      <w:proofErr w:type="spellEnd"/>
+      <w:r>
+        <w:t xml:space="preserve"> </w:t>
+      </w:r>
+      <w:proofErr w:type="spellStart"/>
+      <w:r>
+        <w:t>above</w:t>
+      </w:r>
+      <w:proofErr w:type="spellEnd"/>
+      <w:r>
+        <w:t xml:space="preserve"> </w:t>
+      </w:r>
+      <w:proofErr w:type="spellStart"/>
+      <w:r>
+        <w:t>the</w:t>
+      </w:r>
+      <w:proofErr w:type="spellEnd"/>
+      <w:r>
+        <w:t xml:space="preserve"> </w:t>
+      </w:r>
+      <w:proofErr w:type="spellStart"/>
+      <w:r>
+        <w:t>mean</w:t>
+      </w:r>
+      <w:proofErr w:type="spellEnd"/>
+      <w:r>
+        <w:t>?</w:t>
+      </w:r>
+    </w:p>
+    <w:p>
+      <w:pPr>
+        <w:numPr>
+          <w:ilvl w:val="0"/>
+          <w:numId w:val="6"/>
+        </w:numPr>
+      </w:pPr>
+      <w:proofErr w:type="spellStart"/>
+      <w:r>
+        <w:t>Can</w:t>
+      </w:r>
+      <w:proofErr w:type="spellEnd"/>
+      <w:r>
+        <w:t xml:space="preserve"> </w:t>
+      </w:r>
+      <w:proofErr w:type="spellStart"/>
+      <w:r>
+        <w:t>you</w:t>
+      </w:r>
+      <w:proofErr w:type="spellEnd"/>
+      <w:r>
+        <w:t xml:space="preserve"> </w:t>
+      </w:r>
+      <w:proofErr w:type="spellStart"/>
+      <w:r>
+        <w:t>use</w:t>
+      </w:r>
+      <w:proofErr w:type="spellEnd"/>
+      <w:r>
+        <w:t xml:space="preserve"> .</w:t>
+      </w:r>
+      <w:proofErr w:type="spellStart"/>
+      <w:r>
+        <w:t>append</w:t>
+      </w:r>
+      <w:proofErr w:type="spellEnd"/>
+      <w:r>
+        <w:t xml:space="preserve">() </w:t>
+      </w:r>
+      <w:proofErr w:type="spellStart"/>
+      <w:r>
+        <w:t>on</w:t>
+      </w:r>
+      <w:proofErr w:type="spellEnd"/>
+      <w:r>
+        <w:t xml:space="preserve"> a </w:t>
+      </w:r>
+      <w:proofErr w:type="spellStart"/>
+      <w:r>
+        <w:t>NumPy</w:t>
+      </w:r>
+      <w:proofErr w:type="spellEnd"/>
+      <w:r>
+        <w:t xml:space="preserve"> array?</w:t>
+      </w:r>
+    </w:p>
+    <w:p>
+      <w:proofErr w:type="spellStart"/>
       <w:r>
         <w:rPr>
           <w:b/>
           <w:bCs/>
         </w:rPr>
-        <w:t>Dine spørsmål</w:t>
-      </w:r>
-    </w:p>
-    <w:p>
-      <w:pPr>
-        <w:numPr>
-          <w:ilvl w:val="0"/>
-          <w:numId w:val="5"/>
-        </w:numPr>
-      </w:pPr>
-      <w:r>
-        <w:t>I en oppgave der en funksjon i Task 2 gir en liste med Path-objekter, er dette riktig kode for å lage en liste med tupler hvor første element er all tekst i filen og andre element er encodingen?</w:t>
-      </w:r>
-    </w:p>
-    <w:p>
-      <w:pPr>
-        <w:numPr>
-          <w:ilvl w:val="0"/>
-          <w:numId w:val="5"/>
-        </w:numPr>
-      </w:pPr>
-      <w:r>
-        <w:t>Dette er oppgaven jeg gjør, og jeg er på Task 5.</w:t>
-      </w:r>
-    </w:p>
-    <w:p>
-      <w:pPr>
-        <w:numPr>
-          <w:ilvl w:val="0"/>
-          <w:numId w:val="5"/>
-        </w:numPr>
-      </w:pPr>
-      <w:r>
-        <w:t>Takk, men jeg ønsker kun hint til oppgavene slik at jeg også må tenke selv.</w:t>
-      </w:r>
-    </w:p>
-    <w:p>
-      <w:pPr>
-        <w:numPr>
-          <w:ilvl w:val="0"/>
-          <w:numId w:val="5"/>
-        </w:numPr>
-      </w:pPr>
-      <w:r>
-        <w:t>Hvis jeg og partneren min deler Task 5 slik at hun gjør 1–3 og jeg gjør 4–7, er det mulig at vi jobber samtidig?</w:t>
-      </w:r>
-    </w:p>
-    <w:p>
-      <w:pPr>
-        <w:numPr>
-          <w:ilvl w:val="0"/>
-          <w:numId w:val="5"/>
-        </w:numPr>
-      </w:pPr>
-      <w:r>
-        <w:t>Kan du lage en dummy-versjon av outputen hennes som jeg trenger for å utvikle min del?</w:t>
-      </w:r>
-    </w:p>
-    <w:p>
-      <w:pPr>
-        <w:numPr>
-          <w:ilvl w:val="0"/>
-          <w:numId w:val="5"/>
-        </w:numPr>
-      </w:pPr>
-      <w:r>
-        <w:t>I tillegg skal det lages output-filer, blant annet cleaned_transactions.csv. Trenger jeg da funksjoner fra Task 1 eller Task 2?</w:t>
-      </w:r>
-    </w:p>
-    <w:p>
-      <w:pPr>
+        <w:t>Summary</w:t>
+      </w:r>
+      <w:proofErr w:type="spellEnd"/>
+      <w:r>
         <w:rPr>
           <w:b/>
           <w:bCs/>
         </w:rPr>
-      </w:pPr>
+        <w:t xml:space="preserve"> (</w:t>
+      </w:r>
+      <w:proofErr w:type="spellStart"/>
       <w:r>
         <w:rPr>
           <w:b/>
           <w:bCs/>
         </w:rPr>
-        <w:t>Oppsummering (ca. 50 ord)</w:t>
+        <w:t>approx</w:t>
+      </w:r>
+      <w:proofErr w:type="spellEnd"/>
+      <w:r>
+        <w:rPr>
+          <w:b/>
+          <w:bCs/>
+        </w:rPr>
+        <w:t xml:space="preserve">. 100 </w:t>
+      </w:r>
+      <w:proofErr w:type="spellStart"/>
+      <w:r>
+        <w:rPr>
+          <w:b/>
+          <w:bCs/>
+        </w:rPr>
+        <w:t>words</w:t>
+      </w:r>
+      <w:proofErr w:type="spellEnd"/>
+      <w:r>
+        <w:rPr>
+          <w:b/>
+          <w:bCs/>
+        </w:rPr>
+        <w:t>):</w:t>
+      </w:r>
+      <w:r>
+        <w:br/>
+        <w:t xml:space="preserve">We </w:t>
+      </w:r>
+      <w:proofErr w:type="spellStart"/>
+      <w:r>
+        <w:t>began</w:t>
+      </w:r>
+      <w:proofErr w:type="spellEnd"/>
+      <w:r>
+        <w:t xml:space="preserve"> by </w:t>
+      </w:r>
+      <w:proofErr w:type="spellStart"/>
+      <w:r>
+        <w:t>discussing</w:t>
+      </w:r>
+      <w:proofErr w:type="spellEnd"/>
+      <w:r>
+        <w:t xml:space="preserve"> </w:t>
+      </w:r>
+      <w:proofErr w:type="spellStart"/>
+      <w:r>
+        <w:t>the</w:t>
+      </w:r>
+      <w:proofErr w:type="spellEnd"/>
+      <w:r>
+        <w:t xml:space="preserve"> </w:t>
+      </w:r>
+      <w:proofErr w:type="spellStart"/>
+      <w:r>
+        <w:t>difference</w:t>
+      </w:r>
+      <w:proofErr w:type="spellEnd"/>
+      <w:r>
+        <w:t xml:space="preserve"> </w:t>
+      </w:r>
+      <w:proofErr w:type="spellStart"/>
+      <w:r>
+        <w:t>between</w:t>
+      </w:r>
+      <w:proofErr w:type="spellEnd"/>
+      <w:r>
+        <w:t xml:space="preserve"> standard Python lists and </w:t>
+      </w:r>
+      <w:proofErr w:type="spellStart"/>
+      <w:r>
+        <w:t>NumPy</w:t>
+      </w:r>
+      <w:proofErr w:type="spellEnd"/>
+      <w:r>
+        <w:t xml:space="preserve"> </w:t>
+      </w:r>
+      <w:proofErr w:type="spellStart"/>
+      <w:r>
+        <w:t>arrays</w:t>
+      </w:r>
+      <w:proofErr w:type="spellEnd"/>
+      <w:r>
+        <w:t xml:space="preserve">. I </w:t>
+      </w:r>
+      <w:proofErr w:type="spellStart"/>
+      <w:r>
+        <w:t>explained</w:t>
+      </w:r>
+      <w:proofErr w:type="spellEnd"/>
+      <w:r>
+        <w:t xml:space="preserve"> </w:t>
+      </w:r>
+      <w:proofErr w:type="spellStart"/>
+      <w:r>
+        <w:t>that</w:t>
+      </w:r>
+      <w:proofErr w:type="spellEnd"/>
+      <w:r>
+        <w:t xml:space="preserve"> Python lists have </w:t>
+      </w:r>
+      <w:proofErr w:type="spellStart"/>
+      <w:r>
+        <w:t>the</w:t>
+      </w:r>
+      <w:proofErr w:type="spellEnd"/>
+      <w:r>
+        <w:t xml:space="preserve"> .</w:t>
+      </w:r>
+      <w:proofErr w:type="spellStart"/>
+      <w:r>
+        <w:t>append</w:t>
+      </w:r>
+      <w:proofErr w:type="spellEnd"/>
+      <w:r>
+        <w:t xml:space="preserve">() </w:t>
+      </w:r>
+      <w:proofErr w:type="spellStart"/>
+      <w:r>
+        <w:t>method</w:t>
+      </w:r>
+      <w:proofErr w:type="spellEnd"/>
+      <w:r>
+        <w:t xml:space="preserve">, </w:t>
+      </w:r>
+      <w:proofErr w:type="spellStart"/>
+      <w:r>
+        <w:t>while</w:t>
+      </w:r>
+      <w:proofErr w:type="spellEnd"/>
+      <w:r>
+        <w:t xml:space="preserve"> </w:t>
+      </w:r>
+      <w:proofErr w:type="spellStart"/>
+      <w:r>
+        <w:t>NumPy</w:t>
+      </w:r>
+      <w:proofErr w:type="spellEnd"/>
+      <w:r>
+        <w:t xml:space="preserve"> </w:t>
+      </w:r>
+      <w:proofErr w:type="spellStart"/>
+      <w:r>
+        <w:t>arrays</w:t>
+      </w:r>
+      <w:proofErr w:type="spellEnd"/>
+      <w:r>
+        <w:t xml:space="preserve"> do not, and </w:t>
+      </w:r>
+      <w:proofErr w:type="spellStart"/>
+      <w:r>
+        <w:t>that</w:t>
+      </w:r>
+      <w:proofErr w:type="spellEnd"/>
+      <w:r>
+        <w:t xml:space="preserve"> </w:t>
+      </w:r>
+      <w:proofErr w:type="spellStart"/>
+      <w:r>
+        <w:t>np.append</w:t>
+      </w:r>
+      <w:proofErr w:type="spellEnd"/>
+      <w:r>
+        <w:t xml:space="preserve">() must be used </w:t>
+      </w:r>
+      <w:proofErr w:type="spellStart"/>
+      <w:r>
+        <w:t>instead</w:t>
+      </w:r>
+      <w:proofErr w:type="spellEnd"/>
+      <w:r>
+        <w:t xml:space="preserve">. </w:t>
+      </w:r>
+      <w:proofErr w:type="spellStart"/>
+      <w:r>
+        <w:t>Unlike</w:t>
+      </w:r>
+      <w:proofErr w:type="spellEnd"/>
+      <w:r>
+        <w:t xml:space="preserve"> list .</w:t>
+      </w:r>
+      <w:proofErr w:type="spellStart"/>
+      <w:r>
+        <w:t>append</w:t>
+      </w:r>
+      <w:proofErr w:type="spellEnd"/>
+      <w:r>
+        <w:t xml:space="preserve">(), </w:t>
+      </w:r>
+      <w:proofErr w:type="spellStart"/>
+      <w:r>
+        <w:t>np.append</w:t>
+      </w:r>
+      <w:proofErr w:type="spellEnd"/>
+      <w:r>
+        <w:t xml:space="preserve">() </w:t>
+      </w:r>
+      <w:proofErr w:type="spellStart"/>
+      <w:r>
+        <w:t>returns</w:t>
+      </w:r>
+      <w:proofErr w:type="spellEnd"/>
+      <w:r>
+        <w:t xml:space="preserve"> a </w:t>
+      </w:r>
+      <w:proofErr w:type="spellStart"/>
+      <w:r>
+        <w:t>new</w:t>
+      </w:r>
+      <w:proofErr w:type="spellEnd"/>
+      <w:r>
+        <w:t xml:space="preserve"> array </w:t>
+      </w:r>
+      <w:proofErr w:type="spellStart"/>
+      <w:r>
+        <w:t>rather</w:t>
+      </w:r>
+      <w:proofErr w:type="spellEnd"/>
+      <w:r>
+        <w:t xml:space="preserve"> </w:t>
+      </w:r>
+      <w:proofErr w:type="spellStart"/>
+      <w:r>
+        <w:t>than</w:t>
+      </w:r>
+      <w:proofErr w:type="spellEnd"/>
+      <w:r>
+        <w:t xml:space="preserve"> </w:t>
+      </w:r>
+      <w:proofErr w:type="spellStart"/>
+      <w:r>
+        <w:t>modifying</w:t>
+      </w:r>
+      <w:proofErr w:type="spellEnd"/>
+      <w:r>
+        <w:t xml:space="preserve"> </w:t>
+      </w:r>
+      <w:proofErr w:type="spellStart"/>
+      <w:r>
+        <w:t>the</w:t>
+      </w:r>
+      <w:proofErr w:type="spellEnd"/>
+      <w:r>
+        <w:t xml:space="preserve"> </w:t>
+      </w:r>
+      <w:proofErr w:type="spellStart"/>
+      <w:r>
+        <w:t>existing</w:t>
+      </w:r>
+      <w:proofErr w:type="spellEnd"/>
+      <w:r>
+        <w:t xml:space="preserve"> </w:t>
+      </w:r>
+      <w:proofErr w:type="spellStart"/>
+      <w:r>
+        <w:t>one</w:t>
+      </w:r>
+      <w:proofErr w:type="spellEnd"/>
+      <w:r>
+        <w:t xml:space="preserve"> in </w:t>
+      </w:r>
+      <w:proofErr w:type="spellStart"/>
+      <w:r>
+        <w:t>place</w:t>
+      </w:r>
+      <w:proofErr w:type="spellEnd"/>
+      <w:r>
+        <w:t xml:space="preserve">. We </w:t>
+      </w:r>
+      <w:proofErr w:type="spellStart"/>
+      <w:r>
+        <w:t>then</w:t>
+      </w:r>
+      <w:proofErr w:type="spellEnd"/>
+      <w:r>
+        <w:t xml:space="preserve"> </w:t>
+      </w:r>
+      <w:proofErr w:type="spellStart"/>
+      <w:r>
+        <w:t>looked</w:t>
+      </w:r>
+      <w:proofErr w:type="spellEnd"/>
+      <w:r>
+        <w:t xml:space="preserve"> at </w:t>
+      </w:r>
+      <w:proofErr w:type="spellStart"/>
+      <w:r>
+        <w:t>how</w:t>
+      </w:r>
+      <w:proofErr w:type="spellEnd"/>
+      <w:r>
+        <w:t xml:space="preserve"> to </w:t>
+      </w:r>
+      <w:proofErr w:type="spellStart"/>
+      <w:r>
+        <w:t>calculate</w:t>
+      </w:r>
+      <w:proofErr w:type="spellEnd"/>
+      <w:r>
+        <w:t xml:space="preserve"> standard </w:t>
+      </w:r>
+      <w:proofErr w:type="spellStart"/>
+      <w:r>
+        <w:t>deviation</w:t>
+      </w:r>
+      <w:proofErr w:type="spellEnd"/>
+      <w:r>
+        <w:t xml:space="preserve"> </w:t>
+      </w:r>
+      <w:proofErr w:type="spellStart"/>
+      <w:r>
+        <w:t>using</w:t>
+      </w:r>
+      <w:proofErr w:type="spellEnd"/>
+      <w:r>
+        <w:t xml:space="preserve"> </w:t>
+      </w:r>
+      <w:proofErr w:type="spellStart"/>
+      <w:r>
+        <w:t>either</w:t>
+      </w:r>
+      <w:proofErr w:type="spellEnd"/>
+      <w:r>
+        <w:t xml:space="preserve"> </w:t>
+      </w:r>
+      <w:proofErr w:type="spellStart"/>
+      <w:r>
+        <w:t>np.std</w:t>
+      </w:r>
+      <w:proofErr w:type="spellEnd"/>
+      <w:r>
+        <w:t xml:space="preserve">() from </w:t>
+      </w:r>
+      <w:proofErr w:type="spellStart"/>
+      <w:r>
+        <w:t>NumPy</w:t>
+      </w:r>
+      <w:proofErr w:type="spellEnd"/>
+      <w:r>
+        <w:t xml:space="preserve"> or </w:t>
+      </w:r>
+      <w:proofErr w:type="spellStart"/>
+      <w:r>
+        <w:t>the</w:t>
+      </w:r>
+      <w:proofErr w:type="spellEnd"/>
+      <w:r>
+        <w:t xml:space="preserve"> </w:t>
+      </w:r>
+      <w:proofErr w:type="spellStart"/>
+      <w:r>
+        <w:t>built</w:t>
+      </w:r>
+      <w:proofErr w:type="spellEnd"/>
+      <w:r>
+        <w:t xml:space="preserve">-in </w:t>
+      </w:r>
+      <w:proofErr w:type="spellStart"/>
+      <w:r>
+        <w:t>statistics</w:t>
+      </w:r>
+      <w:proofErr w:type="spellEnd"/>
+      <w:r>
+        <w:t xml:space="preserve"> </w:t>
+      </w:r>
+      <w:proofErr w:type="spellStart"/>
+      <w:r>
+        <w:t>library</w:t>
+      </w:r>
+      <w:proofErr w:type="spellEnd"/>
+      <w:r>
+        <w:t xml:space="preserve">. </w:t>
+      </w:r>
+      <w:proofErr w:type="spellStart"/>
+      <w:r>
+        <w:t>Finally</w:t>
+      </w:r>
+      <w:proofErr w:type="spellEnd"/>
+      <w:r>
+        <w:t xml:space="preserve">, </w:t>
+      </w:r>
+      <w:proofErr w:type="spellStart"/>
+      <w:r>
+        <w:t>we</w:t>
+      </w:r>
+      <w:proofErr w:type="spellEnd"/>
+      <w:r>
+        <w:t xml:space="preserve"> </w:t>
+      </w:r>
+      <w:proofErr w:type="spellStart"/>
+      <w:r>
+        <w:t>reviewed</w:t>
+      </w:r>
+      <w:proofErr w:type="spellEnd"/>
+      <w:r>
+        <w:t xml:space="preserve"> </w:t>
+      </w:r>
+      <w:proofErr w:type="spellStart"/>
+      <w:r>
+        <w:t>your</w:t>
+      </w:r>
+      <w:proofErr w:type="spellEnd"/>
+      <w:r>
+        <w:t xml:space="preserve"> </w:t>
+      </w:r>
+      <w:proofErr w:type="spellStart"/>
+      <w:r>
+        <w:t>outlier</w:t>
+      </w:r>
+      <w:proofErr w:type="spellEnd"/>
+      <w:r>
+        <w:t xml:space="preserve">-handling </w:t>
+      </w:r>
+      <w:proofErr w:type="spellStart"/>
+      <w:r>
+        <w:t>code</w:t>
+      </w:r>
+      <w:proofErr w:type="spellEnd"/>
+      <w:r>
+        <w:t xml:space="preserve">. I </w:t>
+      </w:r>
+      <w:proofErr w:type="spellStart"/>
+      <w:r>
+        <w:t>explained</w:t>
+      </w:r>
+      <w:proofErr w:type="spellEnd"/>
+      <w:r>
+        <w:t xml:space="preserve"> </w:t>
+      </w:r>
+      <w:proofErr w:type="spellStart"/>
+      <w:r>
+        <w:t>that</w:t>
+      </w:r>
+      <w:proofErr w:type="spellEnd"/>
+      <w:r>
+        <w:t xml:space="preserve"> == </w:t>
+      </w:r>
+      <w:proofErr w:type="spellStart"/>
+      <w:r>
+        <w:t>compares</w:t>
+      </w:r>
+      <w:proofErr w:type="spellEnd"/>
+      <w:r>
+        <w:t xml:space="preserve"> </w:t>
+      </w:r>
+      <w:proofErr w:type="spellStart"/>
+      <w:r>
+        <w:t>values</w:t>
+      </w:r>
+      <w:proofErr w:type="spellEnd"/>
+      <w:r>
+        <w:t xml:space="preserve"> </w:t>
+      </w:r>
+      <w:proofErr w:type="spellStart"/>
+      <w:r>
+        <w:t>rather</w:t>
+      </w:r>
+      <w:proofErr w:type="spellEnd"/>
+      <w:r>
+        <w:t xml:space="preserve"> </w:t>
+      </w:r>
+      <w:proofErr w:type="spellStart"/>
+      <w:r>
+        <w:t>than</w:t>
+      </w:r>
+      <w:proofErr w:type="spellEnd"/>
+      <w:r>
+        <w:t xml:space="preserve"> </w:t>
+      </w:r>
+      <w:proofErr w:type="spellStart"/>
+      <w:r>
+        <w:t>assigning</w:t>
+      </w:r>
+      <w:proofErr w:type="spellEnd"/>
+      <w:r>
+        <w:t xml:space="preserve"> </w:t>
+      </w:r>
+      <w:proofErr w:type="spellStart"/>
+      <w:r>
+        <w:t>new</w:t>
+      </w:r>
+      <w:proofErr w:type="spellEnd"/>
+      <w:r>
+        <w:t xml:space="preserve"> </w:t>
+      </w:r>
+      <w:proofErr w:type="spellStart"/>
+      <w:r>
+        <w:t>ones</w:t>
+      </w:r>
+      <w:proofErr w:type="spellEnd"/>
+      <w:r>
+        <w:t xml:space="preserve">, and </w:t>
+      </w:r>
+      <w:proofErr w:type="spellStart"/>
+      <w:r>
+        <w:t>that</w:t>
+      </w:r>
+      <w:proofErr w:type="spellEnd"/>
+      <w:r>
+        <w:t xml:space="preserve"> </w:t>
+      </w:r>
+      <w:proofErr w:type="spellStart"/>
+      <w:r>
+        <w:t>you</w:t>
+      </w:r>
+      <w:proofErr w:type="spellEnd"/>
+      <w:r>
+        <w:t xml:space="preserve"> must </w:t>
+      </w:r>
+      <w:proofErr w:type="spellStart"/>
+      <w:r>
+        <w:t>either</w:t>
+      </w:r>
+      <w:proofErr w:type="spellEnd"/>
+      <w:r>
+        <w:t xml:space="preserve"> </w:t>
+      </w:r>
+      <w:proofErr w:type="spellStart"/>
+      <w:r>
+        <w:t>iterate</w:t>
+      </w:r>
+      <w:proofErr w:type="spellEnd"/>
+      <w:r>
+        <w:t xml:space="preserve"> over </w:t>
+      </w:r>
+      <w:proofErr w:type="spellStart"/>
+      <w:r>
+        <w:t>indices</w:t>
+      </w:r>
+      <w:proofErr w:type="spellEnd"/>
+      <w:r>
+        <w:t xml:space="preserve"> or </w:t>
+      </w:r>
+      <w:proofErr w:type="spellStart"/>
+      <w:r>
+        <w:t>use</w:t>
+      </w:r>
+      <w:proofErr w:type="spellEnd"/>
+      <w:r>
+        <w:t xml:space="preserve"> </w:t>
+      </w:r>
+      <w:proofErr w:type="spellStart"/>
+      <w:r>
+        <w:t>NumPy</w:t>
+      </w:r>
+      <w:proofErr w:type="spellEnd"/>
+      <w:r>
+        <w:t xml:space="preserve"> </w:t>
+      </w:r>
+      <w:proofErr w:type="spellStart"/>
+      <w:r>
+        <w:t>masking</w:t>
+      </w:r>
+      <w:proofErr w:type="spellEnd"/>
+      <w:r>
+        <w:t xml:space="preserve"> to </w:t>
+      </w:r>
+      <w:proofErr w:type="spellStart"/>
+      <w:r>
+        <w:t>modify</w:t>
+      </w:r>
+      <w:proofErr w:type="spellEnd"/>
+      <w:r>
+        <w:t xml:space="preserve"> array elements </w:t>
+      </w:r>
+      <w:proofErr w:type="spellStart"/>
+      <w:r>
+        <w:t>directly</w:t>
+      </w:r>
+      <w:proofErr w:type="spellEnd"/>
+      <w:r>
+        <w:t>.</w:t>
       </w:r>
     </w:p>
     <w:p>
-      <w:r>
-        <w:t>Jeg forklarte at koden din for å samle filinnhold og encoding i en liste med tupler er riktig. For Task 5 anbefalte jeg å se workflowen som en kjede av funksjoner. Jeg viste hvordan du og partneren din kan jobbe parallelt ved å bruke en dummy-DataFrame, og forklarte at cleaned_transactions.csv kan genereres fra DataFrame-en uten å bruke Task 1 og 2 direkte i utviklingsfasen.</w:t>
+      <w:pPr>
+        <w:rPr>
+          <w:b/>
+          <w:bCs/>
+        </w:rPr>
+      </w:pPr>
+      <w:r>
+        <w:rPr>
+          <w:b/>
+          <w:bCs/>
+        </w:rPr>
+        <w:t xml:space="preserve">Questions </w:t>
+      </w:r>
+      <w:proofErr w:type="spellStart"/>
+      <w:r>
+        <w:rPr>
+          <w:b/>
+          <w:bCs/>
+        </w:rPr>
+        <w:t>Asked</w:t>
+      </w:r>
+      <w:proofErr w:type="spellEnd"/>
+    </w:p>
+    <w:p>
+      <w:pPr>
+        <w:numPr>
+          <w:ilvl w:val="0"/>
+          <w:numId w:val="7"/>
+        </w:numPr>
+      </w:pPr>
+      <w:proofErr w:type="spellStart"/>
+      <w:r>
+        <w:t>Whether</w:t>
+      </w:r>
+      <w:proofErr w:type="spellEnd"/>
+      <w:r>
+        <w:t xml:space="preserve"> </w:t>
+      </w:r>
+      <w:proofErr w:type="spellStart"/>
+      <w:r>
+        <w:t>Tasks</w:t>
+      </w:r>
+      <w:proofErr w:type="spellEnd"/>
+      <w:r>
+        <w:t xml:space="preserve"> 3 and 4 </w:t>
+      </w:r>
+      <w:proofErr w:type="spellStart"/>
+      <w:r>
+        <w:t>should</w:t>
+      </w:r>
+      <w:proofErr w:type="spellEnd"/>
+      <w:r>
+        <w:t xml:space="preserve"> </w:t>
+      </w:r>
+      <w:proofErr w:type="spellStart"/>
+      <w:r>
+        <w:t>use</w:t>
+      </w:r>
+      <w:proofErr w:type="spellEnd"/>
+      <w:r>
+        <w:t xml:space="preserve"> </w:t>
+      </w:r>
+      <w:proofErr w:type="spellStart"/>
+      <w:r>
+        <w:t>the</w:t>
+      </w:r>
+      <w:proofErr w:type="spellEnd"/>
+      <w:r>
+        <w:t xml:space="preserve"> output from a </w:t>
+      </w:r>
+      <w:proofErr w:type="spellStart"/>
+      <w:r>
+        <w:t>partner’s</w:t>
+      </w:r>
+      <w:proofErr w:type="spellEnd"/>
+      <w:r>
+        <w:t xml:space="preserve"> </w:t>
+      </w:r>
+      <w:proofErr w:type="spellStart"/>
+      <w:r>
+        <w:t>Tasks</w:t>
+      </w:r>
+      <w:proofErr w:type="spellEnd"/>
+      <w:r>
+        <w:t xml:space="preserve"> 1 and 2, or </w:t>
+      </w:r>
+      <w:proofErr w:type="spellStart"/>
+      <w:r>
+        <w:t>work</w:t>
+      </w:r>
+      <w:proofErr w:type="spellEnd"/>
+      <w:r>
+        <w:t xml:space="preserve"> </w:t>
+      </w:r>
+      <w:proofErr w:type="spellStart"/>
+      <w:r>
+        <w:t>directly</w:t>
+      </w:r>
+      <w:proofErr w:type="spellEnd"/>
+      <w:r>
+        <w:t xml:space="preserve"> from </w:t>
+      </w:r>
+      <w:proofErr w:type="spellStart"/>
+      <w:r>
+        <w:t>the</w:t>
+      </w:r>
+      <w:proofErr w:type="spellEnd"/>
+      <w:r>
+        <w:t xml:space="preserve"> </w:t>
+      </w:r>
+      <w:proofErr w:type="spellStart"/>
+      <w:r>
+        <w:t>raw</w:t>
+      </w:r>
+      <w:proofErr w:type="spellEnd"/>
+      <w:r>
+        <w:t xml:space="preserve"> files.</w:t>
+      </w:r>
+    </w:p>
+    <w:p>
+      <w:pPr>
+        <w:numPr>
+          <w:ilvl w:val="0"/>
+          <w:numId w:val="7"/>
+        </w:numPr>
+      </w:pPr>
+      <w:proofErr w:type="spellStart"/>
+      <w:r>
+        <w:t>Why</w:t>
+      </w:r>
+      <w:proofErr w:type="spellEnd"/>
+      <w:r>
+        <w:t xml:space="preserve"> </w:t>
+      </w:r>
+      <w:proofErr w:type="spellStart"/>
+      <w:r>
+        <w:t>the</w:t>
+      </w:r>
+      <w:proofErr w:type="spellEnd"/>
+      <w:r>
+        <w:t xml:space="preserve"> </w:t>
+      </w:r>
+      <w:proofErr w:type="spellStart"/>
+      <w:r>
+        <w:t>cursor</w:t>
+      </w:r>
+      <w:proofErr w:type="spellEnd"/>
+      <w:r>
+        <w:t xml:space="preserve"> in VS Code </w:t>
+      </w:r>
+      <w:proofErr w:type="spellStart"/>
+      <w:r>
+        <w:t>suddenly</w:t>
+      </w:r>
+      <w:proofErr w:type="spellEnd"/>
+      <w:r>
+        <w:t xml:space="preserve"> </w:t>
+      </w:r>
+      <w:proofErr w:type="spellStart"/>
+      <w:r>
+        <w:t>highlights</w:t>
+      </w:r>
+      <w:proofErr w:type="spellEnd"/>
+      <w:r>
+        <w:t xml:space="preserve"> an </w:t>
+      </w:r>
+      <w:proofErr w:type="spellStart"/>
+      <w:r>
+        <w:t>entire</w:t>
+      </w:r>
+      <w:proofErr w:type="spellEnd"/>
+      <w:r>
+        <w:t xml:space="preserve"> </w:t>
+      </w:r>
+      <w:proofErr w:type="spellStart"/>
+      <w:r>
+        <w:t>character</w:t>
+      </w:r>
+      <w:proofErr w:type="spellEnd"/>
+      <w:r>
+        <w:t xml:space="preserve"> </w:t>
+      </w:r>
+      <w:proofErr w:type="spellStart"/>
+      <w:r>
+        <w:t>instead</w:t>
+      </w:r>
+      <w:proofErr w:type="spellEnd"/>
+      <w:r>
+        <w:t xml:space="preserve"> </w:t>
+      </w:r>
+      <w:proofErr w:type="spellStart"/>
+      <w:r>
+        <w:t>of</w:t>
+      </w:r>
+      <w:proofErr w:type="spellEnd"/>
+      <w:r>
+        <w:t xml:space="preserve"> </w:t>
+      </w:r>
+      <w:proofErr w:type="spellStart"/>
+      <w:r>
+        <w:t>appearing</w:t>
+      </w:r>
+      <w:proofErr w:type="spellEnd"/>
+      <w:r>
+        <w:t xml:space="preserve"> as a </w:t>
+      </w:r>
+      <w:proofErr w:type="spellStart"/>
+      <w:r>
+        <w:t>vertical</w:t>
+      </w:r>
+      <w:proofErr w:type="spellEnd"/>
+      <w:r>
+        <w:t xml:space="preserve"> line.</w:t>
+      </w:r>
+    </w:p>
+    <w:p>
+      <w:pPr>
+        <w:numPr>
+          <w:ilvl w:val="0"/>
+          <w:numId w:val="7"/>
+        </w:numPr>
+      </w:pPr>
+      <w:proofErr w:type="spellStart"/>
+      <w:r>
+        <w:t>What</w:t>
+      </w:r>
+      <w:proofErr w:type="spellEnd"/>
+      <w:r>
+        <w:t xml:space="preserve"> </w:t>
+      </w:r>
+      <w:proofErr w:type="spellStart"/>
+      <w:r>
+        <w:t>the</w:t>
+      </w:r>
+      <w:proofErr w:type="spellEnd"/>
+      <w:r>
+        <w:t xml:space="preserve"> </w:t>
+      </w:r>
+      <w:proofErr w:type="spellStart"/>
+      <w:r>
+        <w:t>refund</w:t>
+      </w:r>
+      <w:proofErr w:type="spellEnd"/>
+      <w:r>
+        <w:t xml:space="preserve"> ratio </w:t>
+      </w:r>
+      <w:proofErr w:type="spellStart"/>
+      <w:r>
+        <w:t>task</w:t>
+      </w:r>
+      <w:proofErr w:type="spellEnd"/>
+      <w:r>
+        <w:t xml:space="preserve"> in </w:t>
+      </w:r>
+      <w:proofErr w:type="spellStart"/>
+      <w:r>
+        <w:t>Task</w:t>
+      </w:r>
+      <w:proofErr w:type="spellEnd"/>
+      <w:r>
+        <w:t xml:space="preserve"> 3 </w:t>
+      </w:r>
+      <w:proofErr w:type="spellStart"/>
+      <w:r>
+        <w:t>actually</w:t>
+      </w:r>
+      <w:proofErr w:type="spellEnd"/>
+      <w:r>
+        <w:t xml:space="preserve"> </w:t>
+      </w:r>
+      <w:proofErr w:type="spellStart"/>
+      <w:r>
+        <w:t>means</w:t>
+      </w:r>
+      <w:proofErr w:type="spellEnd"/>
+      <w:r>
+        <w:t>.</w:t>
+      </w:r>
+    </w:p>
+    <w:p>
+      <w:pPr>
+        <w:numPr>
+          <w:ilvl w:val="0"/>
+          <w:numId w:val="7"/>
+        </w:numPr>
+      </w:pPr>
+      <w:r>
+        <w:t xml:space="preserve">How to </w:t>
+      </w:r>
+      <w:proofErr w:type="spellStart"/>
+      <w:r>
+        <w:t>convert</w:t>
+      </w:r>
+      <w:proofErr w:type="spellEnd"/>
+      <w:r>
+        <w:t xml:space="preserve"> log </w:t>
+      </w:r>
+      <w:proofErr w:type="spellStart"/>
+      <w:r>
+        <w:t>entries</w:t>
+      </w:r>
+      <w:proofErr w:type="spellEnd"/>
+      <w:r>
+        <w:t xml:space="preserve"> </w:t>
+      </w:r>
+      <w:proofErr w:type="spellStart"/>
+      <w:r>
+        <w:t>into</w:t>
+      </w:r>
+      <w:proofErr w:type="spellEnd"/>
+      <w:r>
+        <w:t xml:space="preserve"> </w:t>
+      </w:r>
+      <w:proofErr w:type="spellStart"/>
+      <w:r>
+        <w:t>dictionaries</w:t>
+      </w:r>
+      <w:proofErr w:type="spellEnd"/>
+      <w:r>
+        <w:t>.</w:t>
+      </w:r>
+    </w:p>
+    <w:p>
+      <w:pPr>
+        <w:numPr>
+          <w:ilvl w:val="0"/>
+          <w:numId w:val="7"/>
+        </w:numPr>
+      </w:pPr>
+      <w:r>
+        <w:t xml:space="preserve">Help </w:t>
+      </w:r>
+      <w:proofErr w:type="spellStart"/>
+      <w:r>
+        <w:t>with</w:t>
+      </w:r>
+      <w:proofErr w:type="spellEnd"/>
+      <w:r>
+        <w:t xml:space="preserve"> </w:t>
+      </w:r>
+      <w:proofErr w:type="spellStart"/>
+      <w:r>
+        <w:t>correctly</w:t>
+      </w:r>
+      <w:proofErr w:type="spellEnd"/>
+      <w:r>
+        <w:t xml:space="preserve"> formatting a list </w:t>
+      </w:r>
+      <w:proofErr w:type="spellStart"/>
+      <w:r>
+        <w:t>of</w:t>
+      </w:r>
+      <w:proofErr w:type="spellEnd"/>
+      <w:r>
+        <w:t xml:space="preserve"> </w:t>
+      </w:r>
+      <w:proofErr w:type="spellStart"/>
+      <w:r>
+        <w:t>dictionaries</w:t>
+      </w:r>
+      <w:proofErr w:type="spellEnd"/>
+      <w:r>
+        <w:t>.</w:t>
+      </w:r>
+    </w:p>
+    <w:p>
+      <w:pPr>
+        <w:numPr>
+          <w:ilvl w:val="0"/>
+          <w:numId w:val="7"/>
+        </w:numPr>
+      </w:pPr>
+      <w:r>
+        <w:t xml:space="preserve">An </w:t>
+      </w:r>
+      <w:proofErr w:type="spellStart"/>
+      <w:r>
+        <w:t>error</w:t>
+      </w:r>
+      <w:proofErr w:type="spellEnd"/>
+      <w:r>
+        <w:t xml:space="preserve"> </w:t>
+      </w:r>
+      <w:proofErr w:type="spellStart"/>
+      <w:r>
+        <w:t>involving</w:t>
+      </w:r>
+      <w:proofErr w:type="spellEnd"/>
+      <w:r>
+        <w:t xml:space="preserve"> a </w:t>
+      </w:r>
+      <w:proofErr w:type="spellStart"/>
+      <w:r>
+        <w:t>missing</w:t>
+      </w:r>
+      <w:proofErr w:type="spellEnd"/>
+      <w:r>
+        <w:t xml:space="preserve"> argument in a </w:t>
+      </w:r>
+      <w:proofErr w:type="spellStart"/>
+      <w:r>
+        <w:t>function</w:t>
+      </w:r>
+      <w:proofErr w:type="spellEnd"/>
+      <w:r>
+        <w:t xml:space="preserve"> </w:t>
+      </w:r>
+      <w:proofErr w:type="spellStart"/>
+      <w:r>
+        <w:t>call</w:t>
+      </w:r>
+      <w:proofErr w:type="spellEnd"/>
+      <w:r>
+        <w:t xml:space="preserve"> to </w:t>
+      </w:r>
+      <w:proofErr w:type="spellStart"/>
+      <w:r>
+        <w:t>values_from_status</w:t>
+      </w:r>
+      <w:proofErr w:type="spellEnd"/>
+      <w:r>
+        <w:t>.</w:t>
+      </w:r>
+    </w:p>
+    <w:p>
+      <w:pPr>
+        <w:numPr>
+          <w:ilvl w:val="0"/>
+          <w:numId w:val="7"/>
+        </w:numPr>
+      </w:pPr>
+      <w:proofErr w:type="spellStart"/>
+      <w:r>
+        <w:t>Whether</w:t>
+      </w:r>
+      <w:proofErr w:type="spellEnd"/>
+      <w:r>
+        <w:t xml:space="preserve"> </w:t>
+      </w:r>
+      <w:proofErr w:type="spellStart"/>
+      <w:r>
+        <w:t>refund</w:t>
+      </w:r>
+      <w:proofErr w:type="spellEnd"/>
+      <w:r>
+        <w:t xml:space="preserve"> ratio </w:t>
+      </w:r>
+      <w:proofErr w:type="spellStart"/>
+      <w:r>
+        <w:t>should</w:t>
+      </w:r>
+      <w:proofErr w:type="spellEnd"/>
+      <w:r>
+        <w:t xml:space="preserve"> be </w:t>
+      </w:r>
+      <w:proofErr w:type="spellStart"/>
+      <w:r>
+        <w:t>calculated</w:t>
+      </w:r>
+      <w:proofErr w:type="spellEnd"/>
+      <w:r>
+        <w:t xml:space="preserve"> per </w:t>
+      </w:r>
+      <w:proofErr w:type="spellStart"/>
+      <w:r>
+        <w:t>product</w:t>
+      </w:r>
+      <w:proofErr w:type="spellEnd"/>
+      <w:r>
+        <w:t xml:space="preserve"> </w:t>
+      </w:r>
+      <w:proofErr w:type="spellStart"/>
+      <w:r>
+        <w:t>based</w:t>
+      </w:r>
+      <w:proofErr w:type="spellEnd"/>
+      <w:r>
+        <w:t xml:space="preserve"> </w:t>
+      </w:r>
+      <w:proofErr w:type="spellStart"/>
+      <w:r>
+        <w:t>on</w:t>
+      </w:r>
+      <w:proofErr w:type="spellEnd"/>
+      <w:r>
+        <w:t xml:space="preserve"> </w:t>
+      </w:r>
+      <w:proofErr w:type="spellStart"/>
+      <w:r>
+        <w:t>the</w:t>
+      </w:r>
+      <w:proofErr w:type="spellEnd"/>
+      <w:r>
+        <w:t xml:space="preserve"> </w:t>
+      </w:r>
+      <w:proofErr w:type="spellStart"/>
+      <w:r>
+        <w:t>number</w:t>
+      </w:r>
+      <w:proofErr w:type="spellEnd"/>
+      <w:r>
+        <w:t xml:space="preserve"> </w:t>
+      </w:r>
+      <w:proofErr w:type="spellStart"/>
+      <w:r>
+        <w:t>of</w:t>
+      </w:r>
+      <w:proofErr w:type="spellEnd"/>
+      <w:r>
+        <w:t xml:space="preserve"> sales and </w:t>
+      </w:r>
+      <w:proofErr w:type="spellStart"/>
+      <w:r>
+        <w:t>refunds</w:t>
+      </w:r>
+      <w:proofErr w:type="spellEnd"/>
+      <w:r>
+        <w:t>.</w:t>
+      </w:r>
+    </w:p>
+    <w:p>
+      <w:pPr>
+        <w:numPr>
+          <w:ilvl w:val="0"/>
+          <w:numId w:val="7"/>
+        </w:numPr>
+      </w:pPr>
+      <w:proofErr w:type="spellStart"/>
+      <w:r>
+        <w:t>Translation</w:t>
+      </w:r>
+      <w:proofErr w:type="spellEnd"/>
+      <w:r>
+        <w:t xml:space="preserve"> </w:t>
+      </w:r>
+      <w:proofErr w:type="spellStart"/>
+      <w:r>
+        <w:t>of</w:t>
+      </w:r>
+      <w:proofErr w:type="spellEnd"/>
+      <w:r>
+        <w:t xml:space="preserve"> </w:t>
+      </w:r>
+      <w:proofErr w:type="spellStart"/>
+      <w:r>
+        <w:t>the</w:t>
+      </w:r>
+      <w:proofErr w:type="spellEnd"/>
+      <w:r>
+        <w:t xml:space="preserve"> </w:t>
+      </w:r>
+      <w:proofErr w:type="spellStart"/>
+      <w:r>
+        <w:t>assignment</w:t>
+      </w:r>
+      <w:proofErr w:type="spellEnd"/>
+      <w:r>
+        <w:t xml:space="preserve"> </w:t>
+      </w:r>
+      <w:proofErr w:type="spellStart"/>
+      <w:r>
+        <w:t>text</w:t>
+      </w:r>
+      <w:proofErr w:type="spellEnd"/>
+      <w:r>
+        <w:t xml:space="preserve"> </w:t>
+      </w:r>
+      <w:proofErr w:type="spellStart"/>
+      <w:r>
+        <w:t>about</w:t>
+      </w:r>
+      <w:proofErr w:type="spellEnd"/>
+      <w:r>
+        <w:t xml:space="preserve"> </w:t>
+      </w:r>
+      <w:proofErr w:type="spellStart"/>
+      <w:r>
+        <w:t>grouping</w:t>
+      </w:r>
+      <w:proofErr w:type="spellEnd"/>
+      <w:r>
+        <w:t xml:space="preserve"> and </w:t>
+      </w:r>
+      <w:proofErr w:type="spellStart"/>
+      <w:r>
+        <w:t>resampling</w:t>
+      </w:r>
+      <w:proofErr w:type="spellEnd"/>
+      <w:r>
+        <w:t xml:space="preserve"> data in Pandas.</w:t>
+      </w:r>
+    </w:p>
+    <w:p>
+      <w:proofErr w:type="spellStart"/>
+      <w:r>
+        <w:rPr>
+          <w:b/>
+          <w:bCs/>
+        </w:rPr>
+        <w:t>Summary</w:t>
+      </w:r>
+      <w:proofErr w:type="spellEnd"/>
+      <w:r>
+        <w:rPr>
+          <w:b/>
+          <w:bCs/>
+        </w:rPr>
+        <w:t xml:space="preserve"> (</w:t>
+      </w:r>
+      <w:proofErr w:type="spellStart"/>
+      <w:r>
+        <w:rPr>
+          <w:b/>
+          <w:bCs/>
+        </w:rPr>
+        <w:t>approx</w:t>
+      </w:r>
+      <w:proofErr w:type="spellEnd"/>
+      <w:r>
+        <w:rPr>
+          <w:b/>
+          <w:bCs/>
+        </w:rPr>
+        <w:t xml:space="preserve">. 100 </w:t>
+      </w:r>
+      <w:proofErr w:type="spellStart"/>
+      <w:r>
+        <w:rPr>
+          <w:b/>
+          <w:bCs/>
+        </w:rPr>
+        <w:t>words</w:t>
+      </w:r>
+      <w:proofErr w:type="spellEnd"/>
+      <w:r>
+        <w:rPr>
+          <w:b/>
+          <w:bCs/>
+        </w:rPr>
+        <w:t>):</w:t>
+      </w:r>
+      <w:r>
+        <w:br/>
+        <w:t xml:space="preserve">I </w:t>
+      </w:r>
+      <w:proofErr w:type="spellStart"/>
+      <w:r>
+        <w:t>explained</w:t>
+      </w:r>
+      <w:proofErr w:type="spellEnd"/>
+      <w:r>
+        <w:t xml:space="preserve"> </w:t>
+      </w:r>
+      <w:proofErr w:type="spellStart"/>
+      <w:r>
+        <w:t>that</w:t>
+      </w:r>
+      <w:proofErr w:type="spellEnd"/>
+      <w:r>
+        <w:t xml:space="preserve"> </w:t>
+      </w:r>
+      <w:proofErr w:type="spellStart"/>
+      <w:r>
+        <w:t>Tasks</w:t>
+      </w:r>
+      <w:proofErr w:type="spellEnd"/>
+      <w:r>
+        <w:t xml:space="preserve"> 3 and 4 </w:t>
+      </w:r>
+      <w:proofErr w:type="spellStart"/>
+      <w:r>
+        <w:t>should</w:t>
+      </w:r>
+      <w:proofErr w:type="spellEnd"/>
+      <w:r>
+        <w:t xml:space="preserve"> </w:t>
+      </w:r>
+      <w:proofErr w:type="spellStart"/>
+      <w:r>
+        <w:t>generally</w:t>
+      </w:r>
+      <w:proofErr w:type="spellEnd"/>
+      <w:r>
+        <w:t xml:space="preserve"> be </w:t>
+      </w:r>
+      <w:proofErr w:type="spellStart"/>
+      <w:r>
+        <w:t>built</w:t>
+      </w:r>
+      <w:proofErr w:type="spellEnd"/>
+      <w:r>
+        <w:t xml:space="preserve"> </w:t>
+      </w:r>
+      <w:proofErr w:type="spellStart"/>
+      <w:r>
+        <w:t>around</w:t>
+      </w:r>
+      <w:proofErr w:type="spellEnd"/>
+      <w:r>
+        <w:t xml:space="preserve"> </w:t>
+      </w:r>
+      <w:proofErr w:type="spellStart"/>
+      <w:r>
+        <w:t>the</w:t>
+      </w:r>
+      <w:proofErr w:type="spellEnd"/>
+      <w:r>
+        <w:t xml:space="preserve"> data </w:t>
+      </w:r>
+      <w:proofErr w:type="spellStart"/>
+      <w:r>
+        <w:t>structures</w:t>
+      </w:r>
+      <w:proofErr w:type="spellEnd"/>
+      <w:r>
+        <w:t xml:space="preserve"> </w:t>
+      </w:r>
+      <w:proofErr w:type="spellStart"/>
+      <w:r>
+        <w:t>produced</w:t>
+      </w:r>
+      <w:proofErr w:type="spellEnd"/>
+      <w:r>
+        <w:t xml:space="preserve"> in </w:t>
+      </w:r>
+      <w:proofErr w:type="spellStart"/>
+      <w:r>
+        <w:t>Tasks</w:t>
+      </w:r>
+      <w:proofErr w:type="spellEnd"/>
+      <w:r>
+        <w:t xml:space="preserve"> 1 and 2, </w:t>
+      </w:r>
+      <w:proofErr w:type="spellStart"/>
+      <w:r>
+        <w:t>although</w:t>
+      </w:r>
+      <w:proofErr w:type="spellEnd"/>
+      <w:r>
+        <w:t xml:space="preserve"> </w:t>
+      </w:r>
+      <w:proofErr w:type="spellStart"/>
+      <w:r>
+        <w:t>you</w:t>
+      </w:r>
+      <w:proofErr w:type="spellEnd"/>
+      <w:r>
+        <w:t xml:space="preserve"> </w:t>
+      </w:r>
+      <w:proofErr w:type="spellStart"/>
+      <w:r>
+        <w:t>can</w:t>
+      </w:r>
+      <w:proofErr w:type="spellEnd"/>
+      <w:r>
+        <w:t xml:space="preserve"> </w:t>
+      </w:r>
+      <w:proofErr w:type="spellStart"/>
+      <w:r>
+        <w:t>use</w:t>
+      </w:r>
+      <w:proofErr w:type="spellEnd"/>
+      <w:r>
+        <w:t xml:space="preserve"> </w:t>
+      </w:r>
+      <w:proofErr w:type="spellStart"/>
+      <w:r>
+        <w:t>your</w:t>
+      </w:r>
+      <w:proofErr w:type="spellEnd"/>
+      <w:r>
+        <w:t xml:space="preserve"> </w:t>
+      </w:r>
+      <w:proofErr w:type="spellStart"/>
+      <w:r>
+        <w:t>own</w:t>
+      </w:r>
+      <w:proofErr w:type="spellEnd"/>
+      <w:r>
+        <w:t xml:space="preserve"> sample data </w:t>
+      </w:r>
+      <w:proofErr w:type="spellStart"/>
+      <w:r>
+        <w:t>while</w:t>
+      </w:r>
+      <w:proofErr w:type="spellEnd"/>
+      <w:r>
+        <w:t xml:space="preserve"> </w:t>
+      </w:r>
+      <w:proofErr w:type="spellStart"/>
+      <w:r>
+        <w:t>developing</w:t>
+      </w:r>
+      <w:proofErr w:type="spellEnd"/>
+      <w:r>
+        <w:t xml:space="preserve"> and testing. For VS Code, I </w:t>
+      </w:r>
+      <w:proofErr w:type="spellStart"/>
+      <w:r>
+        <w:t>identified</w:t>
+      </w:r>
+      <w:proofErr w:type="spellEnd"/>
+      <w:r>
+        <w:t xml:space="preserve"> </w:t>
+      </w:r>
+      <w:proofErr w:type="spellStart"/>
+      <w:r>
+        <w:t>the</w:t>
+      </w:r>
+      <w:proofErr w:type="spellEnd"/>
+      <w:r>
+        <w:t xml:space="preserve"> </w:t>
+      </w:r>
+      <w:proofErr w:type="spellStart"/>
+      <w:r>
+        <w:t>issue</w:t>
+      </w:r>
+      <w:proofErr w:type="spellEnd"/>
+      <w:r>
+        <w:t xml:space="preserve"> as most </w:t>
+      </w:r>
+      <w:proofErr w:type="spellStart"/>
+      <w:r>
+        <w:t>likely</w:t>
+      </w:r>
+      <w:proofErr w:type="spellEnd"/>
+      <w:r>
+        <w:t xml:space="preserve"> </w:t>
+      </w:r>
+      <w:proofErr w:type="spellStart"/>
+      <w:r>
+        <w:t>being</w:t>
+      </w:r>
+      <w:proofErr w:type="spellEnd"/>
+      <w:r>
+        <w:t xml:space="preserve"> </w:t>
+      </w:r>
+      <w:proofErr w:type="spellStart"/>
+      <w:r>
+        <w:t>caused</w:t>
+      </w:r>
+      <w:proofErr w:type="spellEnd"/>
+      <w:r>
+        <w:t xml:space="preserve"> by </w:t>
+      </w:r>
+      <w:proofErr w:type="spellStart"/>
+      <w:r>
+        <w:t>overwrite</w:t>
+      </w:r>
+      <w:proofErr w:type="spellEnd"/>
+      <w:r>
+        <w:t xml:space="preserve"> mode </w:t>
+      </w:r>
+      <w:proofErr w:type="spellStart"/>
+      <w:r>
+        <w:t>being</w:t>
+      </w:r>
+      <w:proofErr w:type="spellEnd"/>
+      <w:r>
+        <w:t xml:space="preserve"> </w:t>
+      </w:r>
+      <w:proofErr w:type="spellStart"/>
+      <w:r>
+        <w:t>enabled</w:t>
+      </w:r>
+      <w:proofErr w:type="spellEnd"/>
+      <w:r>
+        <w:t xml:space="preserve">. We </w:t>
+      </w:r>
+      <w:proofErr w:type="spellStart"/>
+      <w:r>
+        <w:t>also</w:t>
+      </w:r>
+      <w:proofErr w:type="spellEnd"/>
+      <w:r>
+        <w:t xml:space="preserve"> </w:t>
+      </w:r>
+      <w:proofErr w:type="spellStart"/>
+      <w:r>
+        <w:t>discussed</w:t>
+      </w:r>
+      <w:proofErr w:type="spellEnd"/>
+      <w:r>
+        <w:t xml:space="preserve"> </w:t>
+      </w:r>
+      <w:proofErr w:type="spellStart"/>
+      <w:r>
+        <w:t>the</w:t>
+      </w:r>
+      <w:proofErr w:type="spellEnd"/>
+      <w:r>
+        <w:t xml:space="preserve"> </w:t>
+      </w:r>
+      <w:proofErr w:type="spellStart"/>
+      <w:r>
+        <w:t>refund</w:t>
+      </w:r>
+      <w:proofErr w:type="spellEnd"/>
+      <w:r>
+        <w:t xml:space="preserve"> ratio </w:t>
+      </w:r>
+      <w:proofErr w:type="spellStart"/>
+      <w:r>
+        <w:t>assignment</w:t>
+      </w:r>
+      <w:proofErr w:type="spellEnd"/>
+      <w:r>
+        <w:t xml:space="preserve"> and </w:t>
+      </w:r>
+      <w:proofErr w:type="spellStart"/>
+      <w:r>
+        <w:t>concluded</w:t>
+      </w:r>
+      <w:proofErr w:type="spellEnd"/>
+      <w:r>
+        <w:t xml:space="preserve"> </w:t>
+      </w:r>
+      <w:proofErr w:type="spellStart"/>
+      <w:r>
+        <w:t>that</w:t>
+      </w:r>
+      <w:proofErr w:type="spellEnd"/>
+      <w:r>
+        <w:t xml:space="preserve"> it most </w:t>
+      </w:r>
+      <w:proofErr w:type="spellStart"/>
+      <w:r>
+        <w:t>likely</w:t>
+      </w:r>
+      <w:proofErr w:type="spellEnd"/>
+      <w:r>
+        <w:t xml:space="preserve"> </w:t>
+      </w:r>
+      <w:proofErr w:type="spellStart"/>
+      <w:r>
+        <w:t>refers</w:t>
+      </w:r>
+      <w:proofErr w:type="spellEnd"/>
+      <w:r>
+        <w:t xml:space="preserve"> to </w:t>
+      </w:r>
+      <w:proofErr w:type="spellStart"/>
+      <w:r>
+        <w:t>the</w:t>
+      </w:r>
+      <w:proofErr w:type="spellEnd"/>
+      <w:r>
+        <w:t xml:space="preserve"> ratio </w:t>
+      </w:r>
+      <w:proofErr w:type="spellStart"/>
+      <w:r>
+        <w:t>of</w:t>
+      </w:r>
+      <w:proofErr w:type="spellEnd"/>
+      <w:r>
+        <w:t xml:space="preserve"> </w:t>
+      </w:r>
+      <w:proofErr w:type="spellStart"/>
+      <w:r>
+        <w:t>refunds</w:t>
+      </w:r>
+      <w:proofErr w:type="spellEnd"/>
+      <w:r>
+        <w:t xml:space="preserve"> to sales for </w:t>
+      </w:r>
+      <w:proofErr w:type="spellStart"/>
+      <w:r>
+        <w:t>each</w:t>
+      </w:r>
+      <w:proofErr w:type="spellEnd"/>
+      <w:r>
+        <w:t xml:space="preserve"> </w:t>
+      </w:r>
+      <w:proofErr w:type="spellStart"/>
+      <w:r>
+        <w:t>product</w:t>
+      </w:r>
+      <w:proofErr w:type="spellEnd"/>
+      <w:r>
+        <w:t xml:space="preserve">, </w:t>
+      </w:r>
+      <w:proofErr w:type="spellStart"/>
+      <w:r>
+        <w:t>rather</w:t>
+      </w:r>
+      <w:proofErr w:type="spellEnd"/>
+      <w:r>
+        <w:t xml:space="preserve"> </w:t>
+      </w:r>
+      <w:proofErr w:type="spellStart"/>
+      <w:r>
+        <w:t>than</w:t>
+      </w:r>
+      <w:proofErr w:type="spellEnd"/>
+      <w:r>
+        <w:t xml:space="preserve"> a ratio </w:t>
+      </w:r>
+      <w:proofErr w:type="spellStart"/>
+      <w:r>
+        <w:t>based</w:t>
+      </w:r>
+      <w:proofErr w:type="spellEnd"/>
+      <w:r>
+        <w:t xml:space="preserve"> </w:t>
+      </w:r>
+      <w:proofErr w:type="spellStart"/>
+      <w:r>
+        <w:t>on</w:t>
+      </w:r>
+      <w:proofErr w:type="spellEnd"/>
+      <w:r>
+        <w:t xml:space="preserve"> </w:t>
+      </w:r>
+      <w:proofErr w:type="spellStart"/>
+      <w:r>
+        <w:t>monetary</w:t>
+      </w:r>
+      <w:proofErr w:type="spellEnd"/>
+      <w:r>
+        <w:t xml:space="preserve"> </w:t>
+      </w:r>
+      <w:proofErr w:type="spellStart"/>
+      <w:r>
+        <w:t>amounts</w:t>
+      </w:r>
+      <w:proofErr w:type="spellEnd"/>
+      <w:r>
+        <w:t xml:space="preserve">. In </w:t>
+      </w:r>
+      <w:proofErr w:type="spellStart"/>
+      <w:r>
+        <w:t>addition</w:t>
+      </w:r>
+      <w:proofErr w:type="spellEnd"/>
+      <w:r>
+        <w:t xml:space="preserve">, I </w:t>
+      </w:r>
+      <w:proofErr w:type="spellStart"/>
+      <w:r>
+        <w:t>helped</w:t>
+      </w:r>
+      <w:proofErr w:type="spellEnd"/>
+      <w:r>
+        <w:t xml:space="preserve"> </w:t>
+      </w:r>
+      <w:proofErr w:type="spellStart"/>
+      <w:r>
+        <w:t>convert</w:t>
+      </w:r>
+      <w:proofErr w:type="spellEnd"/>
+      <w:r>
+        <w:t xml:space="preserve"> log </w:t>
+      </w:r>
+      <w:proofErr w:type="spellStart"/>
+      <w:r>
+        <w:t>entries</w:t>
+      </w:r>
+      <w:proofErr w:type="spellEnd"/>
+      <w:r>
+        <w:t xml:space="preserve"> </w:t>
+      </w:r>
+      <w:proofErr w:type="spellStart"/>
+      <w:r>
+        <w:t>into</w:t>
+      </w:r>
+      <w:proofErr w:type="spellEnd"/>
+      <w:r>
+        <w:t xml:space="preserve"> Python </w:t>
+      </w:r>
+      <w:proofErr w:type="spellStart"/>
+      <w:r>
+        <w:t>dictionaries</w:t>
+      </w:r>
+      <w:proofErr w:type="spellEnd"/>
+      <w:r>
+        <w:t xml:space="preserve">, </w:t>
+      </w:r>
+      <w:proofErr w:type="spellStart"/>
+      <w:r>
+        <w:t>correct</w:t>
+      </w:r>
+      <w:proofErr w:type="spellEnd"/>
+      <w:r>
+        <w:t xml:space="preserve"> formatting </w:t>
+      </w:r>
+      <w:proofErr w:type="spellStart"/>
+      <w:r>
+        <w:t>errors</w:t>
+      </w:r>
+      <w:proofErr w:type="spellEnd"/>
+      <w:r>
+        <w:t xml:space="preserve"> in lists </w:t>
+      </w:r>
+      <w:proofErr w:type="spellStart"/>
+      <w:r>
+        <w:t>of</w:t>
+      </w:r>
+      <w:proofErr w:type="spellEnd"/>
+      <w:r>
+        <w:t xml:space="preserve"> </w:t>
+      </w:r>
+      <w:proofErr w:type="spellStart"/>
+      <w:r>
+        <w:t>dictionaries</w:t>
+      </w:r>
+      <w:proofErr w:type="spellEnd"/>
+      <w:r>
+        <w:t xml:space="preserve">, </w:t>
+      </w:r>
+      <w:proofErr w:type="spellStart"/>
+      <w:r>
+        <w:t>identify</w:t>
+      </w:r>
+      <w:proofErr w:type="spellEnd"/>
+      <w:r>
+        <w:t xml:space="preserve"> </w:t>
+      </w:r>
+      <w:proofErr w:type="spellStart"/>
+      <w:r>
+        <w:t>the</w:t>
+      </w:r>
+      <w:proofErr w:type="spellEnd"/>
+      <w:r>
+        <w:t xml:space="preserve"> </w:t>
+      </w:r>
+      <w:proofErr w:type="spellStart"/>
+      <w:r>
+        <w:t>cause</w:t>
+      </w:r>
+      <w:proofErr w:type="spellEnd"/>
+      <w:r>
+        <w:t xml:space="preserve"> </w:t>
+      </w:r>
+      <w:proofErr w:type="spellStart"/>
+      <w:r>
+        <w:t>of</w:t>
+      </w:r>
+      <w:proofErr w:type="spellEnd"/>
+      <w:r>
+        <w:t xml:space="preserve"> a </w:t>
+      </w:r>
+      <w:proofErr w:type="spellStart"/>
+      <w:r>
+        <w:t>TypeError</w:t>
+      </w:r>
+      <w:proofErr w:type="spellEnd"/>
+      <w:r>
+        <w:t xml:space="preserve"> in a </w:t>
+      </w:r>
+      <w:proofErr w:type="spellStart"/>
+      <w:r>
+        <w:t>function</w:t>
+      </w:r>
+      <w:proofErr w:type="spellEnd"/>
+      <w:r>
+        <w:t xml:space="preserve"> </w:t>
+      </w:r>
+      <w:proofErr w:type="spellStart"/>
+      <w:r>
+        <w:t>call</w:t>
+      </w:r>
+      <w:proofErr w:type="spellEnd"/>
+      <w:r>
+        <w:t xml:space="preserve">, and translate </w:t>
+      </w:r>
+      <w:proofErr w:type="spellStart"/>
+      <w:r>
+        <w:t>the</w:t>
+      </w:r>
+      <w:proofErr w:type="spellEnd"/>
+      <w:r>
+        <w:t xml:space="preserve"> Pandas </w:t>
+      </w:r>
+      <w:proofErr w:type="spellStart"/>
+      <w:r>
+        <w:t>grouping</w:t>
+      </w:r>
+      <w:proofErr w:type="spellEnd"/>
+      <w:r>
+        <w:t xml:space="preserve"> and </w:t>
+      </w:r>
+      <w:proofErr w:type="spellStart"/>
+      <w:r>
+        <w:t>resampling</w:t>
+      </w:r>
+      <w:proofErr w:type="spellEnd"/>
+      <w:r>
+        <w:t xml:space="preserve"> </w:t>
+      </w:r>
+      <w:proofErr w:type="spellStart"/>
+      <w:r>
+        <w:t>assignment</w:t>
+      </w:r>
+      <w:proofErr w:type="spellEnd"/>
+      <w:r>
+        <w:t xml:space="preserve"> </w:t>
+      </w:r>
+      <w:proofErr w:type="spellStart"/>
+      <w:r>
+        <w:t>into</w:t>
+      </w:r>
+      <w:proofErr w:type="spellEnd"/>
+      <w:r>
+        <w:t xml:space="preserve"> Norwegian.</w:t>
+      </w:r>
+    </w:p>
+    <w:p>
+      <w:pPr>
+        <w:rPr>
+          <w:b/>
+          <w:bCs/>
+        </w:rPr>
+      </w:pPr>
+      <w:r>
+        <w:rPr>
+          <w:b/>
+          <w:bCs/>
+        </w:rPr>
+        <w:t xml:space="preserve">Questions </w:t>
+      </w:r>
+      <w:proofErr w:type="spellStart"/>
+      <w:r>
+        <w:rPr>
+          <w:b/>
+          <w:bCs/>
+        </w:rPr>
+        <w:t>Asked</w:t>
+      </w:r>
+      <w:proofErr w:type="spellEnd"/>
+    </w:p>
+    <w:p>
+      <w:pPr>
+        <w:numPr>
+          <w:ilvl w:val="0"/>
+          <w:numId w:val="8"/>
+        </w:numPr>
+      </w:pPr>
+      <w:proofErr w:type="spellStart"/>
+      <w:r>
+        <w:lastRenderedPageBreak/>
+        <w:t>Why</w:t>
+      </w:r>
+      <w:proofErr w:type="spellEnd"/>
+      <w:r>
+        <w:t xml:space="preserve"> </w:t>
+      </w:r>
+      <w:proofErr w:type="spellStart"/>
+      <w:r>
+        <w:t>does</w:t>
+      </w:r>
+      <w:proofErr w:type="spellEnd"/>
+      <w:r>
+        <w:t xml:space="preserve"> </w:t>
+      </w:r>
+      <w:proofErr w:type="spellStart"/>
+      <w:r>
+        <w:t>groupby</w:t>
+      </w:r>
+      <w:proofErr w:type="spellEnd"/>
+      <w:r>
+        <w:t>("item").</w:t>
+      </w:r>
+      <w:proofErr w:type="spellStart"/>
+      <w:r>
+        <w:t>resample</w:t>
+      </w:r>
+      <w:proofErr w:type="spellEnd"/>
+      <w:r>
+        <w:t xml:space="preserve">("1h").sum() </w:t>
+      </w:r>
+      <w:proofErr w:type="spellStart"/>
+      <w:r>
+        <w:t>produce</w:t>
+      </w:r>
+      <w:proofErr w:type="spellEnd"/>
+      <w:r>
+        <w:t xml:space="preserve"> </w:t>
+      </w:r>
+      <w:proofErr w:type="spellStart"/>
+      <w:r>
+        <w:t>many</w:t>
+      </w:r>
+      <w:proofErr w:type="spellEnd"/>
+      <w:r>
+        <w:t xml:space="preserve"> </w:t>
+      </w:r>
+      <w:proofErr w:type="spellStart"/>
+      <w:r>
+        <w:t>empty</w:t>
+      </w:r>
+      <w:proofErr w:type="spellEnd"/>
+      <w:r>
+        <w:t xml:space="preserve"> Sandwich </w:t>
+      </w:r>
+      <w:proofErr w:type="spellStart"/>
+      <w:r>
+        <w:t>rows</w:t>
+      </w:r>
+      <w:proofErr w:type="spellEnd"/>
+      <w:r>
+        <w:t>?</w:t>
+      </w:r>
+    </w:p>
+    <w:p>
+      <w:pPr>
+        <w:numPr>
+          <w:ilvl w:val="0"/>
+          <w:numId w:val="8"/>
+        </w:numPr>
+      </w:pPr>
+      <w:r>
+        <w:t xml:space="preserve">How </w:t>
+      </w:r>
+      <w:proofErr w:type="spellStart"/>
+      <w:r>
+        <w:t>can</w:t>
+      </w:r>
+      <w:proofErr w:type="spellEnd"/>
+      <w:r>
+        <w:t xml:space="preserve"> I </w:t>
+      </w:r>
+      <w:proofErr w:type="spellStart"/>
+      <w:r>
+        <w:t>create</w:t>
+      </w:r>
+      <w:proofErr w:type="spellEnd"/>
+      <w:r>
+        <w:t xml:space="preserve"> a pivot </w:t>
+      </w:r>
+      <w:proofErr w:type="spellStart"/>
+      <w:r>
+        <w:t>table</w:t>
+      </w:r>
+      <w:proofErr w:type="spellEnd"/>
+      <w:r>
+        <w:t xml:space="preserve"> </w:t>
+      </w:r>
+      <w:proofErr w:type="spellStart"/>
+      <w:r>
+        <w:t>that</w:t>
+      </w:r>
+      <w:proofErr w:type="spellEnd"/>
+      <w:r>
+        <w:t xml:space="preserve"> </w:t>
+      </w:r>
+      <w:proofErr w:type="spellStart"/>
+      <w:r>
+        <w:t>counts</w:t>
+      </w:r>
+      <w:proofErr w:type="spellEnd"/>
+      <w:r>
+        <w:t xml:space="preserve"> </w:t>
+      </w:r>
+      <w:proofErr w:type="spellStart"/>
+      <w:r>
+        <w:t>the</w:t>
+      </w:r>
+      <w:proofErr w:type="spellEnd"/>
+      <w:r>
+        <w:t xml:space="preserve"> </w:t>
+      </w:r>
+      <w:proofErr w:type="spellStart"/>
+      <w:r>
+        <w:t>occurrences</w:t>
+      </w:r>
+      <w:proofErr w:type="spellEnd"/>
+      <w:r>
+        <w:t xml:space="preserve"> </w:t>
+      </w:r>
+      <w:proofErr w:type="spellStart"/>
+      <w:r>
+        <w:t>of</w:t>
+      </w:r>
+      <w:proofErr w:type="spellEnd"/>
+      <w:r>
+        <w:t xml:space="preserve"> </w:t>
+      </w:r>
+      <w:proofErr w:type="spellStart"/>
+      <w:r>
+        <w:t>each</w:t>
+      </w:r>
+      <w:proofErr w:type="spellEnd"/>
+      <w:r>
+        <w:t xml:space="preserve"> status per item?</w:t>
+      </w:r>
+    </w:p>
+    <w:p>
+      <w:pPr>
+        <w:numPr>
+          <w:ilvl w:val="0"/>
+          <w:numId w:val="8"/>
+        </w:numPr>
+      </w:pPr>
+      <w:r>
+        <w:t xml:space="preserve">How do I </w:t>
+      </w:r>
+      <w:proofErr w:type="spellStart"/>
+      <w:r>
+        <w:t>count</w:t>
+      </w:r>
+      <w:proofErr w:type="spellEnd"/>
+      <w:r>
+        <w:t xml:space="preserve"> </w:t>
+      </w:r>
+      <w:proofErr w:type="spellStart"/>
+      <w:r>
+        <w:t>how</w:t>
+      </w:r>
+      <w:proofErr w:type="spellEnd"/>
+      <w:r>
+        <w:t xml:space="preserve"> </w:t>
+      </w:r>
+      <w:proofErr w:type="spellStart"/>
+      <w:r>
+        <w:t>many</w:t>
+      </w:r>
+      <w:proofErr w:type="spellEnd"/>
+      <w:r>
+        <w:t xml:space="preserve"> times </w:t>
+      </w:r>
+      <w:proofErr w:type="spellStart"/>
+      <w:r>
+        <w:t>each</w:t>
+      </w:r>
+      <w:proofErr w:type="spellEnd"/>
+      <w:r>
+        <w:t xml:space="preserve"> status </w:t>
+      </w:r>
+      <w:proofErr w:type="spellStart"/>
+      <w:r>
+        <w:t>occurs</w:t>
+      </w:r>
+      <w:proofErr w:type="spellEnd"/>
+      <w:r>
+        <w:t xml:space="preserve"> for </w:t>
+      </w:r>
+      <w:proofErr w:type="spellStart"/>
+      <w:r>
+        <w:t>each</w:t>
+      </w:r>
+      <w:proofErr w:type="spellEnd"/>
+      <w:r>
+        <w:t xml:space="preserve"> item?</w:t>
+      </w:r>
+    </w:p>
+    <w:p>
+      <w:pPr>
+        <w:numPr>
+          <w:ilvl w:val="0"/>
+          <w:numId w:val="8"/>
+        </w:numPr>
+      </w:pPr>
+      <w:r>
+        <w:t xml:space="preserve">How </w:t>
+      </w:r>
+      <w:proofErr w:type="spellStart"/>
+      <w:r>
+        <w:t>can</w:t>
+      </w:r>
+      <w:proofErr w:type="spellEnd"/>
+      <w:r>
+        <w:t xml:space="preserve"> I </w:t>
+      </w:r>
+      <w:proofErr w:type="spellStart"/>
+      <w:r>
+        <w:t>extract</w:t>
+      </w:r>
+      <w:proofErr w:type="spellEnd"/>
+      <w:r>
+        <w:t xml:space="preserve"> </w:t>
+      </w:r>
+      <w:proofErr w:type="spellStart"/>
+      <w:r>
+        <w:t>the</w:t>
+      </w:r>
+      <w:proofErr w:type="spellEnd"/>
+      <w:r>
+        <w:t xml:space="preserve"> </w:t>
+      </w:r>
+      <w:proofErr w:type="spellStart"/>
+      <w:r>
+        <w:t>number</w:t>
+      </w:r>
+      <w:proofErr w:type="spellEnd"/>
+      <w:r>
+        <w:t xml:space="preserve"> </w:t>
+      </w:r>
+      <w:proofErr w:type="spellStart"/>
+      <w:r>
+        <w:t>of</w:t>
+      </w:r>
+      <w:proofErr w:type="spellEnd"/>
+      <w:r>
+        <w:t xml:space="preserve"> SUCCESS </w:t>
+      </w:r>
+      <w:proofErr w:type="spellStart"/>
+      <w:r>
+        <w:t>transactions</w:t>
+      </w:r>
+      <w:proofErr w:type="spellEnd"/>
+      <w:r>
+        <w:t xml:space="preserve"> per item </w:t>
+      </w:r>
+      <w:proofErr w:type="spellStart"/>
+      <w:r>
+        <w:t>into</w:t>
+      </w:r>
+      <w:proofErr w:type="spellEnd"/>
+      <w:r>
+        <w:t xml:space="preserve"> a list?</w:t>
+      </w:r>
+    </w:p>
+    <w:p>
+      <w:pPr>
+        <w:numPr>
+          <w:ilvl w:val="0"/>
+          <w:numId w:val="8"/>
+        </w:numPr>
+      </w:pPr>
+      <w:proofErr w:type="spellStart"/>
+      <w:r>
+        <w:t>Why</w:t>
+      </w:r>
+      <w:proofErr w:type="spellEnd"/>
+      <w:r>
+        <w:t xml:space="preserve"> </w:t>
+      </w:r>
+      <w:proofErr w:type="spellStart"/>
+      <w:r>
+        <w:t>does</w:t>
+      </w:r>
+      <w:proofErr w:type="spellEnd"/>
+      <w:r>
+        <w:t xml:space="preserve"> </w:t>
+      </w:r>
+      <w:proofErr w:type="spellStart"/>
+      <w:r>
+        <w:t>counts</w:t>
+      </w:r>
+      <w:proofErr w:type="spellEnd"/>
+      <w:r>
+        <w:t xml:space="preserve">["SUCCESS"] not </w:t>
+      </w:r>
+      <w:proofErr w:type="spellStart"/>
+      <w:r>
+        <w:t>work</w:t>
+      </w:r>
+      <w:proofErr w:type="spellEnd"/>
+      <w:r>
+        <w:t xml:space="preserve"> </w:t>
+      </w:r>
+      <w:proofErr w:type="spellStart"/>
+      <w:r>
+        <w:t>after</w:t>
+      </w:r>
+      <w:proofErr w:type="spellEnd"/>
+      <w:r>
+        <w:t xml:space="preserve"> </w:t>
+      </w:r>
+      <w:proofErr w:type="spellStart"/>
+      <w:r>
+        <w:t>groupby</w:t>
+      </w:r>
+      <w:proofErr w:type="spellEnd"/>
+      <w:r>
+        <w:t>(...).</w:t>
+      </w:r>
+      <w:proofErr w:type="spellStart"/>
+      <w:r>
+        <w:t>size</w:t>
+      </w:r>
+      <w:proofErr w:type="spellEnd"/>
+      <w:r>
+        <w:t>()?</w:t>
+      </w:r>
+    </w:p>
+    <w:p>
+      <w:pPr>
+        <w:numPr>
+          <w:ilvl w:val="0"/>
+          <w:numId w:val="8"/>
+        </w:numPr>
+      </w:pPr>
+      <w:r>
+        <w:t xml:space="preserve">Is </w:t>
+      </w:r>
+      <w:proofErr w:type="spellStart"/>
+      <w:r>
+        <w:t>the</w:t>
+      </w:r>
+      <w:proofErr w:type="spellEnd"/>
+      <w:r>
+        <w:t xml:space="preserve"> </w:t>
+      </w:r>
+      <w:proofErr w:type="spellStart"/>
+      <w:r>
+        <w:t>difference</w:t>
+      </w:r>
+      <w:proofErr w:type="spellEnd"/>
+      <w:r>
+        <w:t xml:space="preserve"> </w:t>
+      </w:r>
+      <w:proofErr w:type="spellStart"/>
+      <w:r>
+        <w:t>between</w:t>
+      </w:r>
+      <w:proofErr w:type="spellEnd"/>
+      <w:r>
+        <w:t xml:space="preserve"> </w:t>
+      </w:r>
+      <w:proofErr w:type="spellStart"/>
+      <w:r>
+        <w:t>the</w:t>
+      </w:r>
+      <w:proofErr w:type="spellEnd"/>
+      <w:r>
+        <w:t xml:space="preserve"> </w:t>
+      </w:r>
+      <w:proofErr w:type="spellStart"/>
+      <w:r>
+        <w:t>MultiIndex</w:t>
+      </w:r>
+      <w:proofErr w:type="spellEnd"/>
+      <w:r>
+        <w:t xml:space="preserve"> </w:t>
+      </w:r>
+      <w:proofErr w:type="spellStart"/>
+      <w:r>
+        <w:t>result</w:t>
+      </w:r>
+      <w:proofErr w:type="spellEnd"/>
+      <w:r>
+        <w:t xml:space="preserve"> and </w:t>
+      </w:r>
+      <w:proofErr w:type="spellStart"/>
+      <w:r>
+        <w:t>unstack</w:t>
+      </w:r>
+      <w:proofErr w:type="spellEnd"/>
+      <w:r>
+        <w:t xml:space="preserve">() </w:t>
+      </w:r>
+      <w:proofErr w:type="spellStart"/>
+      <w:r>
+        <w:t>only</w:t>
+      </w:r>
+      <w:proofErr w:type="spellEnd"/>
+      <w:r>
+        <w:t xml:space="preserve"> </w:t>
+      </w:r>
+      <w:proofErr w:type="spellStart"/>
+      <w:r>
+        <w:t>the</w:t>
+      </w:r>
+      <w:proofErr w:type="spellEnd"/>
+      <w:r>
+        <w:t xml:space="preserve"> </w:t>
+      </w:r>
+      <w:proofErr w:type="spellStart"/>
+      <w:r>
+        <w:t>presentation</w:t>
+      </w:r>
+      <w:proofErr w:type="spellEnd"/>
+      <w:r>
+        <w:t>?</w:t>
+      </w:r>
+    </w:p>
+    <w:p>
+      <w:pPr>
+        <w:numPr>
+          <w:ilvl w:val="0"/>
+          <w:numId w:val="8"/>
+        </w:numPr>
+      </w:pPr>
+      <w:r>
+        <w:t xml:space="preserve">How </w:t>
+      </w:r>
+      <w:proofErr w:type="spellStart"/>
+      <w:r>
+        <w:t>can</w:t>
+      </w:r>
+      <w:proofErr w:type="spellEnd"/>
+      <w:r>
+        <w:t xml:space="preserve"> I </w:t>
+      </w:r>
+      <w:proofErr w:type="spellStart"/>
+      <w:r>
+        <w:t>get</w:t>
+      </w:r>
+      <w:proofErr w:type="spellEnd"/>
+      <w:r>
+        <w:t xml:space="preserve"> </w:t>
+      </w:r>
+      <w:proofErr w:type="spellStart"/>
+      <w:r>
+        <w:t>both</w:t>
+      </w:r>
+      <w:proofErr w:type="spellEnd"/>
+      <w:r>
+        <w:t xml:space="preserve"> an array </w:t>
+      </w:r>
+      <w:proofErr w:type="spellStart"/>
+      <w:r>
+        <w:t>of</w:t>
+      </w:r>
+      <w:proofErr w:type="spellEnd"/>
+      <w:r>
+        <w:t xml:space="preserve"> SUCCESS </w:t>
+      </w:r>
+      <w:proofErr w:type="spellStart"/>
+      <w:r>
+        <w:t>counts</w:t>
+      </w:r>
+      <w:proofErr w:type="spellEnd"/>
+      <w:r>
+        <w:t xml:space="preserve"> and an array </w:t>
+      </w:r>
+      <w:proofErr w:type="spellStart"/>
+      <w:r>
+        <w:t>of</w:t>
+      </w:r>
+      <w:proofErr w:type="spellEnd"/>
+      <w:r>
+        <w:t xml:space="preserve"> REFUND </w:t>
+      </w:r>
+      <w:proofErr w:type="spellStart"/>
+      <w:r>
+        <w:t>counts</w:t>
+      </w:r>
+      <w:proofErr w:type="spellEnd"/>
+      <w:r>
+        <w:t xml:space="preserve"> per item?</w:t>
+      </w:r>
+    </w:p>
+    <w:p>
+      <w:pPr>
+        <w:numPr>
+          <w:ilvl w:val="0"/>
+          <w:numId w:val="8"/>
+        </w:numPr>
+      </w:pPr>
+      <w:r>
+        <w:t xml:space="preserve">How </w:t>
+      </w:r>
+      <w:proofErr w:type="spellStart"/>
+      <w:r>
+        <w:t>can</w:t>
+      </w:r>
+      <w:proofErr w:type="spellEnd"/>
+      <w:r>
+        <w:t xml:space="preserve"> I </w:t>
+      </w:r>
+      <w:proofErr w:type="spellStart"/>
+      <w:r>
+        <w:t>solve</w:t>
+      </w:r>
+      <w:proofErr w:type="spellEnd"/>
+      <w:r>
+        <w:t xml:space="preserve"> </w:t>
+      </w:r>
+      <w:proofErr w:type="spellStart"/>
+      <w:r>
+        <w:t>the</w:t>
+      </w:r>
+      <w:proofErr w:type="spellEnd"/>
+      <w:r>
+        <w:t xml:space="preserve"> </w:t>
+      </w:r>
+      <w:proofErr w:type="spellStart"/>
+      <w:r>
+        <w:t>task</w:t>
+      </w:r>
+      <w:proofErr w:type="spellEnd"/>
+      <w:r>
+        <w:t xml:space="preserve"> </w:t>
+      </w:r>
+      <w:proofErr w:type="spellStart"/>
+      <w:r>
+        <w:t>of</w:t>
+      </w:r>
+      <w:proofErr w:type="spellEnd"/>
+      <w:r>
+        <w:t xml:space="preserve"> </w:t>
+      </w:r>
+      <w:proofErr w:type="spellStart"/>
+      <w:r>
+        <w:t>cleaning</w:t>
+      </w:r>
+      <w:proofErr w:type="spellEnd"/>
+      <w:r>
+        <w:t xml:space="preserve"> </w:t>
+      </w:r>
+      <w:proofErr w:type="spellStart"/>
+      <w:r>
+        <w:t>outliers</w:t>
+      </w:r>
+      <w:proofErr w:type="spellEnd"/>
+      <w:r>
+        <w:t xml:space="preserve"> from a </w:t>
+      </w:r>
+      <w:proofErr w:type="spellStart"/>
+      <w:r>
+        <w:t>DataFrame</w:t>
+      </w:r>
+      <w:proofErr w:type="spellEnd"/>
+      <w:r>
+        <w:t xml:space="preserve"> </w:t>
+      </w:r>
+      <w:proofErr w:type="spellStart"/>
+      <w:r>
+        <w:t>containing</w:t>
+      </w:r>
+      <w:proofErr w:type="spellEnd"/>
+      <w:r>
+        <w:t xml:space="preserve"> </w:t>
+      </w:r>
+      <w:proofErr w:type="spellStart"/>
+      <w:r>
+        <w:t>prices</w:t>
+      </w:r>
+      <w:proofErr w:type="spellEnd"/>
+      <w:r>
+        <w:t>?</w:t>
+      </w:r>
+    </w:p>
+    <w:p>
+      <w:proofErr w:type="spellStart"/>
+      <w:r>
+        <w:rPr>
+          <w:b/>
+          <w:bCs/>
+        </w:rPr>
+        <w:t>Summary</w:t>
+      </w:r>
+      <w:proofErr w:type="spellEnd"/>
+      <w:r>
+        <w:rPr>
+          <w:b/>
+          <w:bCs/>
+        </w:rPr>
+        <w:t xml:space="preserve"> (50 </w:t>
+      </w:r>
+      <w:proofErr w:type="spellStart"/>
+      <w:r>
+        <w:rPr>
+          <w:b/>
+          <w:bCs/>
+        </w:rPr>
+        <w:t>words</w:t>
+      </w:r>
+      <w:proofErr w:type="spellEnd"/>
+      <w:r>
+        <w:rPr>
+          <w:b/>
+          <w:bCs/>
+        </w:rPr>
+        <w:t>):</w:t>
+      </w:r>
+      <w:r>
+        <w:br/>
+        <w:t xml:space="preserve">We </w:t>
+      </w:r>
+      <w:proofErr w:type="spellStart"/>
+      <w:r>
+        <w:t>reviewed</w:t>
+      </w:r>
+      <w:proofErr w:type="spellEnd"/>
+      <w:r>
+        <w:t xml:space="preserve"> </w:t>
+      </w:r>
+      <w:proofErr w:type="spellStart"/>
+      <w:r>
+        <w:t>grouping</w:t>
+      </w:r>
+      <w:proofErr w:type="spellEnd"/>
+      <w:r>
+        <w:t xml:space="preserve">, </w:t>
+      </w:r>
+      <w:proofErr w:type="spellStart"/>
+      <w:r>
+        <w:t>resampling</w:t>
+      </w:r>
+      <w:proofErr w:type="spellEnd"/>
+      <w:r>
+        <w:t xml:space="preserve">, and </w:t>
+      </w:r>
+      <w:proofErr w:type="spellStart"/>
+      <w:r>
+        <w:t>counting</w:t>
+      </w:r>
+      <w:proofErr w:type="spellEnd"/>
+      <w:r>
+        <w:t xml:space="preserve"> </w:t>
+      </w:r>
+      <w:proofErr w:type="spellStart"/>
+      <w:r>
+        <w:t>transaction</w:t>
+      </w:r>
+      <w:proofErr w:type="spellEnd"/>
+      <w:r>
+        <w:t xml:space="preserve"> </w:t>
+      </w:r>
+      <w:proofErr w:type="spellStart"/>
+      <w:r>
+        <w:t>statuses</w:t>
+      </w:r>
+      <w:proofErr w:type="spellEnd"/>
+      <w:r>
+        <w:t xml:space="preserve"> </w:t>
+      </w:r>
+      <w:proofErr w:type="spellStart"/>
+      <w:r>
+        <w:t>using</w:t>
+      </w:r>
+      <w:proofErr w:type="spellEnd"/>
+      <w:r>
+        <w:t xml:space="preserve"> </w:t>
+      </w:r>
+      <w:proofErr w:type="spellStart"/>
+      <w:r>
+        <w:t>groupby</w:t>
+      </w:r>
+      <w:proofErr w:type="spellEnd"/>
+      <w:r>
+        <w:t xml:space="preserve">, </w:t>
+      </w:r>
+      <w:proofErr w:type="spellStart"/>
+      <w:r>
+        <w:t>crosstab</w:t>
+      </w:r>
+      <w:proofErr w:type="spellEnd"/>
+      <w:r>
+        <w:t xml:space="preserve">, and </w:t>
+      </w:r>
+      <w:proofErr w:type="spellStart"/>
+      <w:r>
+        <w:t>unstack</w:t>
+      </w:r>
+      <w:proofErr w:type="spellEnd"/>
+      <w:r>
+        <w:t xml:space="preserve">. We </w:t>
+      </w:r>
+      <w:proofErr w:type="spellStart"/>
+      <w:r>
+        <w:t>discussed</w:t>
+      </w:r>
+      <w:proofErr w:type="spellEnd"/>
+      <w:r>
+        <w:t xml:space="preserve"> </w:t>
+      </w:r>
+      <w:proofErr w:type="spellStart"/>
+      <w:r>
+        <w:t>the</w:t>
+      </w:r>
+      <w:proofErr w:type="spellEnd"/>
+      <w:r>
+        <w:t xml:space="preserve"> </w:t>
+      </w:r>
+      <w:proofErr w:type="spellStart"/>
+      <w:r>
+        <w:t>difference</w:t>
+      </w:r>
+      <w:proofErr w:type="spellEnd"/>
+      <w:r>
+        <w:t xml:space="preserve"> </w:t>
+      </w:r>
+      <w:proofErr w:type="spellStart"/>
+      <w:r>
+        <w:t>between</w:t>
+      </w:r>
+      <w:proofErr w:type="spellEnd"/>
+      <w:r>
+        <w:t xml:space="preserve"> </w:t>
+      </w:r>
+      <w:proofErr w:type="spellStart"/>
+      <w:r>
+        <w:t>MultiIndex</w:t>
+      </w:r>
+      <w:proofErr w:type="spellEnd"/>
+      <w:r>
+        <w:t xml:space="preserve"> Series and </w:t>
+      </w:r>
+      <w:proofErr w:type="spellStart"/>
+      <w:r>
+        <w:t>DataFrames</w:t>
+      </w:r>
+      <w:proofErr w:type="spellEnd"/>
+      <w:r>
+        <w:t xml:space="preserve">, </w:t>
+      </w:r>
+      <w:proofErr w:type="spellStart"/>
+      <w:r>
+        <w:t>how</w:t>
+      </w:r>
+      <w:proofErr w:type="spellEnd"/>
+      <w:r>
+        <w:t xml:space="preserve"> to </w:t>
+      </w:r>
+      <w:proofErr w:type="spellStart"/>
+      <w:r>
+        <w:t>extract</w:t>
+      </w:r>
+      <w:proofErr w:type="spellEnd"/>
+      <w:r>
+        <w:t xml:space="preserve"> SUCCESS and REFUND </w:t>
+      </w:r>
+      <w:proofErr w:type="spellStart"/>
+      <w:r>
+        <w:t>counts</w:t>
+      </w:r>
+      <w:proofErr w:type="spellEnd"/>
+      <w:r>
+        <w:t xml:space="preserve">, and </w:t>
+      </w:r>
+      <w:proofErr w:type="spellStart"/>
+      <w:r>
+        <w:t>how</w:t>
+      </w:r>
+      <w:proofErr w:type="spellEnd"/>
+      <w:r>
+        <w:t xml:space="preserve"> to </w:t>
+      </w:r>
+      <w:proofErr w:type="spellStart"/>
+      <w:r>
+        <w:t>convert</w:t>
+      </w:r>
+      <w:proofErr w:type="spellEnd"/>
+      <w:r>
+        <w:t xml:space="preserve"> </w:t>
+      </w:r>
+      <w:proofErr w:type="spellStart"/>
+      <w:r>
+        <w:t>the</w:t>
+      </w:r>
+      <w:proofErr w:type="spellEnd"/>
+      <w:r>
+        <w:t xml:space="preserve"> </w:t>
+      </w:r>
+      <w:proofErr w:type="spellStart"/>
+      <w:r>
+        <w:t>results</w:t>
+      </w:r>
+      <w:proofErr w:type="spellEnd"/>
+      <w:r>
+        <w:t xml:space="preserve"> </w:t>
+      </w:r>
+      <w:proofErr w:type="spellStart"/>
+      <w:r>
+        <w:t>into</w:t>
+      </w:r>
+      <w:proofErr w:type="spellEnd"/>
+      <w:r>
+        <w:t xml:space="preserve"> </w:t>
+      </w:r>
+      <w:proofErr w:type="spellStart"/>
+      <w:r>
+        <w:t>arrays</w:t>
+      </w:r>
+      <w:proofErr w:type="spellEnd"/>
+      <w:r>
+        <w:t xml:space="preserve">. </w:t>
+      </w:r>
+      <w:proofErr w:type="spellStart"/>
+      <w:r>
+        <w:t>Finally</w:t>
+      </w:r>
+      <w:proofErr w:type="spellEnd"/>
+      <w:r>
+        <w:t xml:space="preserve">, </w:t>
+      </w:r>
+      <w:proofErr w:type="spellStart"/>
+      <w:r>
+        <w:t>we</w:t>
+      </w:r>
+      <w:proofErr w:type="spellEnd"/>
+      <w:r>
+        <w:t xml:space="preserve"> </w:t>
+      </w:r>
+      <w:proofErr w:type="spellStart"/>
+      <w:r>
+        <w:t>covered</w:t>
+      </w:r>
+      <w:proofErr w:type="spellEnd"/>
+      <w:r>
+        <w:t xml:space="preserve"> </w:t>
+      </w:r>
+      <w:proofErr w:type="spellStart"/>
+      <w:r>
+        <w:t>identifying</w:t>
+      </w:r>
+      <w:proofErr w:type="spellEnd"/>
+      <w:r>
+        <w:t xml:space="preserve"> </w:t>
+      </w:r>
+      <w:proofErr w:type="spellStart"/>
+      <w:r>
+        <w:t>price</w:t>
+      </w:r>
+      <w:proofErr w:type="spellEnd"/>
+      <w:r>
+        <w:t xml:space="preserve"> </w:t>
+      </w:r>
+      <w:proofErr w:type="spellStart"/>
+      <w:r>
+        <w:t>outliers</w:t>
+      </w:r>
+      <w:proofErr w:type="spellEnd"/>
+      <w:r>
+        <w:t xml:space="preserve"> and </w:t>
+      </w:r>
+      <w:proofErr w:type="spellStart"/>
+      <w:r>
+        <w:t>replacing</w:t>
+      </w:r>
+      <w:proofErr w:type="spellEnd"/>
+      <w:r>
+        <w:t xml:space="preserve"> </w:t>
+      </w:r>
+      <w:proofErr w:type="spellStart"/>
+      <w:r>
+        <w:t>them</w:t>
+      </w:r>
+      <w:proofErr w:type="spellEnd"/>
+      <w:r>
+        <w:t xml:space="preserve"> </w:t>
+      </w:r>
+      <w:proofErr w:type="spellStart"/>
+      <w:r>
+        <w:t>with</w:t>
+      </w:r>
+      <w:proofErr w:type="spellEnd"/>
+      <w:r>
+        <w:t xml:space="preserve"> </w:t>
+      </w:r>
+      <w:proofErr w:type="spellStart"/>
+      <w:r>
+        <w:t>the</w:t>
+      </w:r>
+      <w:proofErr w:type="spellEnd"/>
+      <w:r>
+        <w:t xml:space="preserve"> median </w:t>
+      </w:r>
+      <w:proofErr w:type="spellStart"/>
+      <w:r>
+        <w:t>of</w:t>
+      </w:r>
+      <w:proofErr w:type="spellEnd"/>
+      <w:r>
+        <w:t xml:space="preserve"> valid </w:t>
+      </w:r>
+      <w:proofErr w:type="spellStart"/>
+      <w:r>
+        <w:t>values</w:t>
+      </w:r>
+      <w:proofErr w:type="spellEnd"/>
+      <w:r>
+        <w:t>.</w:t>
+      </w:r>
+    </w:p>
+    <w:p>
+      <w:pPr>
+        <w:rPr>
+          <w:b/>
+          <w:bCs/>
+        </w:rPr>
+      </w:pPr>
+      <w:r>
+        <w:rPr>
+          <w:b/>
+          <w:bCs/>
+        </w:rPr>
+        <w:t>Your Questions</w:t>
+      </w:r>
+    </w:p>
+    <w:p>
+      <w:pPr>
+        <w:numPr>
+          <w:ilvl w:val="0"/>
+          <w:numId w:val="9"/>
+        </w:numPr>
+      </w:pPr>
+      <w:r>
+        <w:t xml:space="preserve">In an </w:t>
+      </w:r>
+      <w:proofErr w:type="spellStart"/>
+      <w:r>
+        <w:t>assignment</w:t>
+      </w:r>
+      <w:proofErr w:type="spellEnd"/>
+      <w:r>
+        <w:t xml:space="preserve"> </w:t>
+      </w:r>
+      <w:proofErr w:type="spellStart"/>
+      <w:r>
+        <w:t>where</w:t>
+      </w:r>
+      <w:proofErr w:type="spellEnd"/>
+      <w:r>
+        <w:t xml:space="preserve"> a </w:t>
+      </w:r>
+      <w:proofErr w:type="spellStart"/>
+      <w:r>
+        <w:t>function</w:t>
+      </w:r>
+      <w:proofErr w:type="spellEnd"/>
+      <w:r>
+        <w:t xml:space="preserve"> in </w:t>
+      </w:r>
+      <w:proofErr w:type="spellStart"/>
+      <w:r>
+        <w:t>Task</w:t>
+      </w:r>
+      <w:proofErr w:type="spellEnd"/>
+      <w:r>
+        <w:t xml:space="preserve"> 2 </w:t>
+      </w:r>
+      <w:proofErr w:type="spellStart"/>
+      <w:r>
+        <w:t>returns</w:t>
+      </w:r>
+      <w:proofErr w:type="spellEnd"/>
+      <w:r>
+        <w:t xml:space="preserve"> a list </w:t>
+      </w:r>
+      <w:proofErr w:type="spellStart"/>
+      <w:r>
+        <w:t>of</w:t>
+      </w:r>
+      <w:proofErr w:type="spellEnd"/>
+      <w:r>
+        <w:t xml:space="preserve"> </w:t>
+      </w:r>
+      <w:proofErr w:type="spellStart"/>
+      <w:r>
+        <w:t>Path</w:t>
+      </w:r>
+      <w:proofErr w:type="spellEnd"/>
+      <w:r>
+        <w:t xml:space="preserve"> </w:t>
+      </w:r>
+      <w:proofErr w:type="spellStart"/>
+      <w:r>
+        <w:t>objects</w:t>
+      </w:r>
+      <w:proofErr w:type="spellEnd"/>
+      <w:r>
+        <w:t xml:space="preserve">, is </w:t>
+      </w:r>
+      <w:proofErr w:type="spellStart"/>
+      <w:r>
+        <w:t>this</w:t>
+      </w:r>
+      <w:proofErr w:type="spellEnd"/>
+      <w:r>
+        <w:t xml:space="preserve"> </w:t>
+      </w:r>
+      <w:proofErr w:type="spellStart"/>
+      <w:r>
+        <w:t>the</w:t>
+      </w:r>
+      <w:proofErr w:type="spellEnd"/>
+      <w:r>
+        <w:t xml:space="preserve"> </w:t>
+      </w:r>
+      <w:proofErr w:type="spellStart"/>
+      <w:r>
+        <w:t>correct</w:t>
+      </w:r>
+      <w:proofErr w:type="spellEnd"/>
+      <w:r>
+        <w:t xml:space="preserve"> </w:t>
+      </w:r>
+      <w:proofErr w:type="spellStart"/>
+      <w:r>
+        <w:t>code</w:t>
+      </w:r>
+      <w:proofErr w:type="spellEnd"/>
+      <w:r>
+        <w:t xml:space="preserve"> for </w:t>
+      </w:r>
+      <w:proofErr w:type="spellStart"/>
+      <w:r>
+        <w:t>creating</w:t>
+      </w:r>
+      <w:proofErr w:type="spellEnd"/>
+      <w:r>
+        <w:t xml:space="preserve"> a list </w:t>
+      </w:r>
+      <w:proofErr w:type="spellStart"/>
+      <w:r>
+        <w:t>of</w:t>
+      </w:r>
+      <w:proofErr w:type="spellEnd"/>
+      <w:r>
+        <w:t xml:space="preserve"> </w:t>
+      </w:r>
+      <w:proofErr w:type="spellStart"/>
+      <w:r>
+        <w:t>tuples</w:t>
+      </w:r>
+      <w:proofErr w:type="spellEnd"/>
+      <w:r>
+        <w:t xml:space="preserve"> </w:t>
+      </w:r>
+      <w:proofErr w:type="spellStart"/>
+      <w:r>
+        <w:t>where</w:t>
+      </w:r>
+      <w:proofErr w:type="spellEnd"/>
+      <w:r>
+        <w:t xml:space="preserve"> </w:t>
+      </w:r>
+      <w:proofErr w:type="spellStart"/>
+      <w:r>
+        <w:t>the</w:t>
+      </w:r>
+      <w:proofErr w:type="spellEnd"/>
+      <w:r>
+        <w:t xml:space="preserve"> first element is all </w:t>
+      </w:r>
+      <w:proofErr w:type="spellStart"/>
+      <w:r>
+        <w:t>text</w:t>
+      </w:r>
+      <w:proofErr w:type="spellEnd"/>
+      <w:r>
+        <w:t xml:space="preserve"> from </w:t>
+      </w:r>
+      <w:proofErr w:type="spellStart"/>
+      <w:r>
+        <w:t>the</w:t>
+      </w:r>
+      <w:proofErr w:type="spellEnd"/>
+      <w:r>
+        <w:t xml:space="preserve"> file and </w:t>
+      </w:r>
+      <w:proofErr w:type="spellStart"/>
+      <w:r>
+        <w:t>the</w:t>
+      </w:r>
+      <w:proofErr w:type="spellEnd"/>
+      <w:r>
+        <w:t xml:space="preserve"> </w:t>
+      </w:r>
+      <w:proofErr w:type="spellStart"/>
+      <w:r>
+        <w:t>second</w:t>
+      </w:r>
+      <w:proofErr w:type="spellEnd"/>
+      <w:r>
+        <w:t xml:space="preserve"> element is </w:t>
+      </w:r>
+      <w:proofErr w:type="spellStart"/>
+      <w:r>
+        <w:t>the</w:t>
+      </w:r>
+      <w:proofErr w:type="spellEnd"/>
+      <w:r>
+        <w:t xml:space="preserve"> </w:t>
+      </w:r>
+      <w:proofErr w:type="spellStart"/>
+      <w:r>
+        <w:t>encoding</w:t>
+      </w:r>
+      <w:proofErr w:type="spellEnd"/>
+      <w:r>
+        <w:t>?</w:t>
+      </w:r>
+    </w:p>
+    <w:p>
+      <w:pPr>
+        <w:numPr>
+          <w:ilvl w:val="0"/>
+          <w:numId w:val="9"/>
+        </w:numPr>
+      </w:pPr>
+      <w:r>
+        <w:t xml:space="preserve">This is </w:t>
+      </w:r>
+      <w:proofErr w:type="spellStart"/>
+      <w:r>
+        <w:t>the</w:t>
+      </w:r>
+      <w:proofErr w:type="spellEnd"/>
+      <w:r>
+        <w:t xml:space="preserve"> </w:t>
+      </w:r>
+      <w:proofErr w:type="spellStart"/>
+      <w:r>
+        <w:t>assignment</w:t>
+      </w:r>
+      <w:proofErr w:type="spellEnd"/>
+      <w:r>
+        <w:t xml:space="preserve"> I am </w:t>
+      </w:r>
+      <w:proofErr w:type="spellStart"/>
+      <w:r>
+        <w:t>working</w:t>
+      </w:r>
+      <w:proofErr w:type="spellEnd"/>
+      <w:r>
+        <w:t xml:space="preserve"> </w:t>
+      </w:r>
+      <w:proofErr w:type="spellStart"/>
+      <w:r>
+        <w:t>on</w:t>
+      </w:r>
+      <w:proofErr w:type="spellEnd"/>
+      <w:r>
+        <w:t xml:space="preserve">, and I am </w:t>
+      </w:r>
+      <w:proofErr w:type="spellStart"/>
+      <w:r>
+        <w:t>currently</w:t>
+      </w:r>
+      <w:proofErr w:type="spellEnd"/>
+      <w:r>
+        <w:t xml:space="preserve"> </w:t>
+      </w:r>
+      <w:proofErr w:type="spellStart"/>
+      <w:r>
+        <w:t>on</w:t>
+      </w:r>
+      <w:proofErr w:type="spellEnd"/>
+      <w:r>
+        <w:t xml:space="preserve"> </w:t>
+      </w:r>
+      <w:proofErr w:type="spellStart"/>
+      <w:r>
+        <w:t>Task</w:t>
+      </w:r>
+      <w:proofErr w:type="spellEnd"/>
+      <w:r>
+        <w:t xml:space="preserve"> 5.</w:t>
+      </w:r>
+    </w:p>
+    <w:p>
+      <w:pPr>
+        <w:numPr>
+          <w:ilvl w:val="0"/>
+          <w:numId w:val="9"/>
+        </w:numPr>
+      </w:pPr>
+      <w:proofErr w:type="spellStart"/>
+      <w:r>
+        <w:t>Thanks</w:t>
+      </w:r>
+      <w:proofErr w:type="spellEnd"/>
+      <w:r>
+        <w:t xml:space="preserve">, </w:t>
+      </w:r>
+      <w:proofErr w:type="spellStart"/>
+      <w:r>
+        <w:t>but</w:t>
+      </w:r>
+      <w:proofErr w:type="spellEnd"/>
+      <w:r>
+        <w:t xml:space="preserve"> I </w:t>
+      </w:r>
+      <w:proofErr w:type="spellStart"/>
+      <w:r>
+        <w:t>only</w:t>
+      </w:r>
+      <w:proofErr w:type="spellEnd"/>
+      <w:r>
+        <w:t xml:space="preserve"> </w:t>
+      </w:r>
+      <w:proofErr w:type="spellStart"/>
+      <w:r>
+        <w:t>want</w:t>
+      </w:r>
+      <w:proofErr w:type="spellEnd"/>
+      <w:r>
+        <w:t xml:space="preserve"> hints for </w:t>
+      </w:r>
+      <w:proofErr w:type="spellStart"/>
+      <w:r>
+        <w:t>the</w:t>
+      </w:r>
+      <w:proofErr w:type="spellEnd"/>
+      <w:r>
+        <w:t xml:space="preserve"> </w:t>
+      </w:r>
+      <w:proofErr w:type="spellStart"/>
+      <w:r>
+        <w:t>tasks</w:t>
+      </w:r>
+      <w:proofErr w:type="spellEnd"/>
+      <w:r>
+        <w:t xml:space="preserve"> so </w:t>
+      </w:r>
+      <w:proofErr w:type="spellStart"/>
+      <w:r>
+        <w:t>that</w:t>
+      </w:r>
+      <w:proofErr w:type="spellEnd"/>
+      <w:r>
+        <w:t xml:space="preserve"> I have to </w:t>
+      </w:r>
+      <w:proofErr w:type="spellStart"/>
+      <w:r>
+        <w:t>think</w:t>
+      </w:r>
+      <w:proofErr w:type="spellEnd"/>
+      <w:r>
+        <w:t xml:space="preserve"> for </w:t>
+      </w:r>
+      <w:proofErr w:type="spellStart"/>
+      <w:r>
+        <w:t>myself</w:t>
+      </w:r>
+      <w:proofErr w:type="spellEnd"/>
+      <w:r>
+        <w:t xml:space="preserve"> as </w:t>
+      </w:r>
+      <w:proofErr w:type="spellStart"/>
+      <w:r>
+        <w:t>well</w:t>
+      </w:r>
+      <w:proofErr w:type="spellEnd"/>
+      <w:r>
+        <w:t>.</w:t>
+      </w:r>
+    </w:p>
+    <w:p>
+      <w:pPr>
+        <w:numPr>
+          <w:ilvl w:val="0"/>
+          <w:numId w:val="9"/>
+        </w:numPr>
+      </w:pPr>
+      <w:r>
+        <w:t xml:space="preserve">If my partner and I </w:t>
+      </w:r>
+      <w:proofErr w:type="spellStart"/>
+      <w:r>
+        <w:t>split</w:t>
+      </w:r>
+      <w:proofErr w:type="spellEnd"/>
+      <w:r>
+        <w:t xml:space="preserve"> </w:t>
+      </w:r>
+      <w:proofErr w:type="spellStart"/>
+      <w:r>
+        <w:t>Task</w:t>
+      </w:r>
+      <w:proofErr w:type="spellEnd"/>
+      <w:r>
+        <w:t xml:space="preserve"> 5 so </w:t>
+      </w:r>
+      <w:proofErr w:type="spellStart"/>
+      <w:r>
+        <w:t>that</w:t>
+      </w:r>
+      <w:proofErr w:type="spellEnd"/>
+      <w:r>
+        <w:t xml:space="preserve"> </w:t>
+      </w:r>
+      <w:proofErr w:type="spellStart"/>
+      <w:r>
+        <w:t>she</w:t>
+      </w:r>
+      <w:proofErr w:type="spellEnd"/>
+      <w:r>
+        <w:t xml:space="preserve"> </w:t>
+      </w:r>
+      <w:proofErr w:type="spellStart"/>
+      <w:r>
+        <w:t>completes</w:t>
+      </w:r>
+      <w:proofErr w:type="spellEnd"/>
+      <w:r>
+        <w:t xml:space="preserve"> </w:t>
+      </w:r>
+      <w:proofErr w:type="spellStart"/>
+      <w:r>
+        <w:t>Tasks</w:t>
+      </w:r>
+      <w:proofErr w:type="spellEnd"/>
+      <w:r>
+        <w:t xml:space="preserve"> 1–3 and I </w:t>
+      </w:r>
+      <w:proofErr w:type="spellStart"/>
+      <w:r>
+        <w:t>complete</w:t>
+      </w:r>
+      <w:proofErr w:type="spellEnd"/>
+      <w:r>
+        <w:t xml:space="preserve"> </w:t>
+      </w:r>
+      <w:proofErr w:type="spellStart"/>
+      <w:r>
+        <w:t>Tasks</w:t>
+      </w:r>
+      <w:proofErr w:type="spellEnd"/>
+      <w:r>
+        <w:t xml:space="preserve"> 4–7, </w:t>
+      </w:r>
+      <w:proofErr w:type="spellStart"/>
+      <w:r>
+        <w:t>can</w:t>
+      </w:r>
+      <w:proofErr w:type="spellEnd"/>
+      <w:r>
+        <w:t xml:space="preserve"> </w:t>
+      </w:r>
+      <w:proofErr w:type="spellStart"/>
+      <w:r>
+        <w:t>we</w:t>
+      </w:r>
+      <w:proofErr w:type="spellEnd"/>
+      <w:r>
+        <w:t xml:space="preserve"> </w:t>
+      </w:r>
+      <w:proofErr w:type="spellStart"/>
+      <w:r>
+        <w:t>work</w:t>
+      </w:r>
+      <w:proofErr w:type="spellEnd"/>
+      <w:r>
+        <w:t xml:space="preserve"> </w:t>
+      </w:r>
+      <w:proofErr w:type="spellStart"/>
+      <w:r>
+        <w:t>simultaneously</w:t>
+      </w:r>
+      <w:proofErr w:type="spellEnd"/>
+      <w:r>
+        <w:t>?</w:t>
+      </w:r>
+    </w:p>
+    <w:p>
+      <w:pPr>
+        <w:numPr>
+          <w:ilvl w:val="0"/>
+          <w:numId w:val="9"/>
+        </w:numPr>
+      </w:pPr>
+      <w:proofErr w:type="spellStart"/>
+      <w:r>
+        <w:t>Could</w:t>
+      </w:r>
+      <w:proofErr w:type="spellEnd"/>
+      <w:r>
+        <w:t xml:space="preserve"> </w:t>
+      </w:r>
+      <w:proofErr w:type="spellStart"/>
+      <w:r>
+        <w:t>you</w:t>
+      </w:r>
+      <w:proofErr w:type="spellEnd"/>
+      <w:r>
+        <w:t xml:space="preserve"> </w:t>
+      </w:r>
+      <w:proofErr w:type="spellStart"/>
+      <w:r>
+        <w:t>create</w:t>
+      </w:r>
+      <w:proofErr w:type="spellEnd"/>
+      <w:r>
+        <w:t xml:space="preserve"> a dummy </w:t>
+      </w:r>
+      <w:proofErr w:type="spellStart"/>
+      <w:r>
+        <w:t>version</w:t>
+      </w:r>
+      <w:proofErr w:type="spellEnd"/>
+      <w:r>
+        <w:t xml:space="preserve"> </w:t>
+      </w:r>
+      <w:proofErr w:type="spellStart"/>
+      <w:r>
+        <w:t>of</w:t>
+      </w:r>
+      <w:proofErr w:type="spellEnd"/>
+      <w:r>
+        <w:t xml:space="preserve"> </w:t>
+      </w:r>
+      <w:proofErr w:type="spellStart"/>
+      <w:r>
+        <w:t>the</w:t>
+      </w:r>
+      <w:proofErr w:type="spellEnd"/>
+      <w:r>
+        <w:t xml:space="preserve"> output I </w:t>
+      </w:r>
+      <w:proofErr w:type="spellStart"/>
+      <w:r>
+        <w:t>need</w:t>
+      </w:r>
+      <w:proofErr w:type="spellEnd"/>
+      <w:r>
+        <w:t xml:space="preserve"> from her so I </w:t>
+      </w:r>
+      <w:proofErr w:type="spellStart"/>
+      <w:r>
+        <w:t>can</w:t>
+      </w:r>
+      <w:proofErr w:type="spellEnd"/>
+      <w:r>
+        <w:t xml:space="preserve"> </w:t>
+      </w:r>
+      <w:proofErr w:type="spellStart"/>
+      <w:r>
+        <w:t>develop</w:t>
+      </w:r>
+      <w:proofErr w:type="spellEnd"/>
+      <w:r>
+        <w:t xml:space="preserve"> my part?</w:t>
+      </w:r>
+    </w:p>
+    <w:p>
+      <w:pPr>
+        <w:numPr>
+          <w:ilvl w:val="0"/>
+          <w:numId w:val="9"/>
+        </w:numPr>
+      </w:pPr>
+      <w:r>
+        <w:t xml:space="preserve">In </w:t>
+      </w:r>
+      <w:proofErr w:type="spellStart"/>
+      <w:r>
+        <w:t>addition</w:t>
+      </w:r>
+      <w:proofErr w:type="spellEnd"/>
+      <w:r>
+        <w:t xml:space="preserve">, output files </w:t>
+      </w:r>
+      <w:proofErr w:type="spellStart"/>
+      <w:r>
+        <w:t>such</w:t>
+      </w:r>
+      <w:proofErr w:type="spellEnd"/>
+      <w:r>
+        <w:t xml:space="preserve"> as cleaned_transactions.csv must be </w:t>
+      </w:r>
+      <w:proofErr w:type="spellStart"/>
+      <w:r>
+        <w:t>generated</w:t>
+      </w:r>
+      <w:proofErr w:type="spellEnd"/>
+      <w:r>
+        <w:t xml:space="preserve">. Do I </w:t>
+      </w:r>
+      <w:proofErr w:type="spellStart"/>
+      <w:r>
+        <w:t>then</w:t>
+      </w:r>
+      <w:proofErr w:type="spellEnd"/>
+      <w:r>
+        <w:t xml:space="preserve"> </w:t>
+      </w:r>
+      <w:proofErr w:type="spellStart"/>
+      <w:r>
+        <w:t>need</w:t>
+      </w:r>
+      <w:proofErr w:type="spellEnd"/>
+      <w:r>
+        <w:t xml:space="preserve"> </w:t>
+      </w:r>
+      <w:proofErr w:type="spellStart"/>
+      <w:r>
+        <w:t>functions</w:t>
+      </w:r>
+      <w:proofErr w:type="spellEnd"/>
+      <w:r>
+        <w:t xml:space="preserve"> from </w:t>
+      </w:r>
+      <w:proofErr w:type="spellStart"/>
+      <w:r>
+        <w:t>Task</w:t>
+      </w:r>
+      <w:proofErr w:type="spellEnd"/>
+      <w:r>
+        <w:t xml:space="preserve"> 1 or </w:t>
+      </w:r>
+      <w:proofErr w:type="spellStart"/>
+      <w:r>
+        <w:t>Task</w:t>
+      </w:r>
+      <w:proofErr w:type="spellEnd"/>
+      <w:r>
+        <w:t xml:space="preserve"> 2?</w:t>
+      </w:r>
+    </w:p>
+    <w:p>
+      <w:proofErr w:type="spellStart"/>
+      <w:r>
+        <w:rPr>
+          <w:b/>
+          <w:bCs/>
+        </w:rPr>
+        <w:t>Summary</w:t>
+      </w:r>
+      <w:proofErr w:type="spellEnd"/>
+      <w:r>
+        <w:rPr>
+          <w:b/>
+          <w:bCs/>
+        </w:rPr>
+        <w:t xml:space="preserve"> (</w:t>
+      </w:r>
+      <w:proofErr w:type="spellStart"/>
+      <w:r>
+        <w:rPr>
+          <w:b/>
+          <w:bCs/>
+        </w:rPr>
+        <w:t>approx</w:t>
+      </w:r>
+      <w:proofErr w:type="spellEnd"/>
+      <w:r>
+        <w:rPr>
+          <w:b/>
+          <w:bCs/>
+        </w:rPr>
+        <w:t xml:space="preserve">. 50 </w:t>
+      </w:r>
+      <w:proofErr w:type="spellStart"/>
+      <w:r>
+        <w:rPr>
+          <w:b/>
+          <w:bCs/>
+        </w:rPr>
+        <w:t>words</w:t>
+      </w:r>
+      <w:proofErr w:type="spellEnd"/>
+      <w:r>
+        <w:rPr>
+          <w:b/>
+          <w:bCs/>
+        </w:rPr>
+        <w:t>):</w:t>
+      </w:r>
+      <w:r>
+        <w:br/>
+        <w:t xml:space="preserve">I </w:t>
+      </w:r>
+      <w:proofErr w:type="spellStart"/>
+      <w:r>
+        <w:t>explained</w:t>
+      </w:r>
+      <w:proofErr w:type="spellEnd"/>
+      <w:r>
+        <w:t xml:space="preserve"> </w:t>
+      </w:r>
+      <w:proofErr w:type="spellStart"/>
+      <w:r>
+        <w:t>that</w:t>
+      </w:r>
+      <w:proofErr w:type="spellEnd"/>
+      <w:r>
+        <w:t xml:space="preserve"> </w:t>
+      </w:r>
+      <w:proofErr w:type="spellStart"/>
+      <w:r>
+        <w:t>your</w:t>
+      </w:r>
+      <w:proofErr w:type="spellEnd"/>
+      <w:r>
+        <w:t xml:space="preserve"> </w:t>
+      </w:r>
+      <w:proofErr w:type="spellStart"/>
+      <w:r>
+        <w:t>code</w:t>
+      </w:r>
+      <w:proofErr w:type="spellEnd"/>
+      <w:r>
+        <w:t xml:space="preserve"> for </w:t>
+      </w:r>
+      <w:proofErr w:type="spellStart"/>
+      <w:r>
+        <w:t>collecting</w:t>
+      </w:r>
+      <w:proofErr w:type="spellEnd"/>
+      <w:r>
+        <w:t xml:space="preserve"> file </w:t>
+      </w:r>
+      <w:proofErr w:type="spellStart"/>
+      <w:r>
+        <w:t>contents</w:t>
+      </w:r>
+      <w:proofErr w:type="spellEnd"/>
+      <w:r>
+        <w:t xml:space="preserve"> and </w:t>
+      </w:r>
+      <w:proofErr w:type="spellStart"/>
+      <w:r>
+        <w:t>encodings</w:t>
+      </w:r>
+      <w:proofErr w:type="spellEnd"/>
+      <w:r>
+        <w:t xml:space="preserve"> </w:t>
+      </w:r>
+      <w:proofErr w:type="spellStart"/>
+      <w:r>
+        <w:t>into</w:t>
+      </w:r>
+      <w:proofErr w:type="spellEnd"/>
+      <w:r>
+        <w:t xml:space="preserve"> a list </w:t>
+      </w:r>
+      <w:proofErr w:type="spellStart"/>
+      <w:r>
+        <w:t>of</w:t>
+      </w:r>
+      <w:proofErr w:type="spellEnd"/>
+      <w:r>
+        <w:t xml:space="preserve"> </w:t>
+      </w:r>
+      <w:proofErr w:type="spellStart"/>
+      <w:r>
+        <w:t>tuples</w:t>
+      </w:r>
+      <w:proofErr w:type="spellEnd"/>
+      <w:r>
+        <w:t xml:space="preserve"> </w:t>
+      </w:r>
+      <w:proofErr w:type="spellStart"/>
+      <w:r>
+        <w:t>was</w:t>
+      </w:r>
+      <w:proofErr w:type="spellEnd"/>
+      <w:r>
+        <w:t xml:space="preserve"> </w:t>
+      </w:r>
+      <w:proofErr w:type="spellStart"/>
+      <w:r>
+        <w:t>correct</w:t>
+      </w:r>
+      <w:proofErr w:type="spellEnd"/>
+      <w:r>
+        <w:t xml:space="preserve">. For </w:t>
+      </w:r>
+      <w:proofErr w:type="spellStart"/>
+      <w:r>
+        <w:t>Task</w:t>
+      </w:r>
+      <w:proofErr w:type="spellEnd"/>
+      <w:r>
+        <w:t xml:space="preserve"> 5, I suggested </w:t>
+      </w:r>
+      <w:proofErr w:type="spellStart"/>
+      <w:r>
+        <w:t>thinking</w:t>
+      </w:r>
+      <w:proofErr w:type="spellEnd"/>
+      <w:r>
+        <w:t xml:space="preserve"> </w:t>
+      </w:r>
+      <w:proofErr w:type="spellStart"/>
+      <w:r>
+        <w:t>of</w:t>
+      </w:r>
+      <w:proofErr w:type="spellEnd"/>
+      <w:r>
+        <w:t xml:space="preserve"> </w:t>
+      </w:r>
+      <w:proofErr w:type="spellStart"/>
+      <w:r>
+        <w:t>the</w:t>
+      </w:r>
+      <w:proofErr w:type="spellEnd"/>
+      <w:r>
+        <w:t xml:space="preserve"> </w:t>
+      </w:r>
+      <w:proofErr w:type="spellStart"/>
+      <w:r>
+        <w:t>workflow</w:t>
+      </w:r>
+      <w:proofErr w:type="spellEnd"/>
+      <w:r>
+        <w:t xml:space="preserve"> as a </w:t>
+      </w:r>
+      <w:proofErr w:type="spellStart"/>
+      <w:r>
+        <w:t>chain</w:t>
+      </w:r>
+      <w:proofErr w:type="spellEnd"/>
+      <w:r>
+        <w:t xml:space="preserve"> </w:t>
+      </w:r>
+      <w:proofErr w:type="spellStart"/>
+      <w:r>
+        <w:t>of</w:t>
+      </w:r>
+      <w:proofErr w:type="spellEnd"/>
+      <w:r>
+        <w:t xml:space="preserve"> </w:t>
+      </w:r>
+      <w:proofErr w:type="spellStart"/>
+      <w:r>
+        <w:t>functions</w:t>
+      </w:r>
+      <w:proofErr w:type="spellEnd"/>
+      <w:r>
+        <w:t xml:space="preserve">. I </w:t>
+      </w:r>
+      <w:proofErr w:type="spellStart"/>
+      <w:r>
+        <w:t>showed</w:t>
+      </w:r>
+      <w:proofErr w:type="spellEnd"/>
+      <w:r>
+        <w:t xml:space="preserve"> </w:t>
+      </w:r>
+      <w:proofErr w:type="spellStart"/>
+      <w:r>
+        <w:t>how</w:t>
+      </w:r>
+      <w:proofErr w:type="spellEnd"/>
+      <w:r>
+        <w:t xml:space="preserve"> </w:t>
+      </w:r>
+      <w:proofErr w:type="spellStart"/>
+      <w:r>
+        <w:t>you</w:t>
+      </w:r>
+      <w:proofErr w:type="spellEnd"/>
+      <w:r>
+        <w:t xml:space="preserve"> and </w:t>
+      </w:r>
+      <w:proofErr w:type="spellStart"/>
+      <w:r>
+        <w:t>your</w:t>
+      </w:r>
+      <w:proofErr w:type="spellEnd"/>
+      <w:r>
+        <w:t xml:space="preserve"> partner </w:t>
+      </w:r>
+      <w:proofErr w:type="spellStart"/>
+      <w:r>
+        <w:t>could</w:t>
+      </w:r>
+      <w:proofErr w:type="spellEnd"/>
+      <w:r>
+        <w:t xml:space="preserve"> </w:t>
+      </w:r>
+      <w:proofErr w:type="spellStart"/>
+      <w:r>
+        <w:t>work</w:t>
+      </w:r>
+      <w:proofErr w:type="spellEnd"/>
+      <w:r>
+        <w:t xml:space="preserve"> in </w:t>
+      </w:r>
+      <w:proofErr w:type="spellStart"/>
+      <w:r>
+        <w:t>parallel</w:t>
+      </w:r>
+      <w:proofErr w:type="spellEnd"/>
+      <w:r>
+        <w:t xml:space="preserve"> </w:t>
+      </w:r>
+      <w:proofErr w:type="spellStart"/>
+      <w:r>
+        <w:t>using</w:t>
+      </w:r>
+      <w:proofErr w:type="spellEnd"/>
+      <w:r>
+        <w:t xml:space="preserve"> a dummy </w:t>
+      </w:r>
+      <w:proofErr w:type="spellStart"/>
+      <w:r>
+        <w:t>DataFrame</w:t>
+      </w:r>
+      <w:proofErr w:type="spellEnd"/>
+      <w:r>
+        <w:t xml:space="preserve"> and </w:t>
+      </w:r>
+      <w:proofErr w:type="spellStart"/>
+      <w:r>
+        <w:t>explained</w:t>
+      </w:r>
+      <w:proofErr w:type="spellEnd"/>
+      <w:r>
+        <w:t xml:space="preserve"> </w:t>
+      </w:r>
+      <w:proofErr w:type="spellStart"/>
+      <w:r>
+        <w:t>that</w:t>
+      </w:r>
+      <w:proofErr w:type="spellEnd"/>
+      <w:r>
+        <w:t xml:space="preserve"> cleaned_transactions.csv </w:t>
+      </w:r>
+      <w:proofErr w:type="spellStart"/>
+      <w:r>
+        <w:t>can</w:t>
+      </w:r>
+      <w:proofErr w:type="spellEnd"/>
+      <w:r>
+        <w:t xml:space="preserve"> be </w:t>
+      </w:r>
+      <w:proofErr w:type="spellStart"/>
+      <w:r>
+        <w:t>generated</w:t>
+      </w:r>
+      <w:proofErr w:type="spellEnd"/>
+      <w:r>
+        <w:t xml:space="preserve"> </w:t>
+      </w:r>
+      <w:proofErr w:type="spellStart"/>
+      <w:r>
+        <w:t>directly</w:t>
+      </w:r>
+      <w:proofErr w:type="spellEnd"/>
+      <w:r>
+        <w:t xml:space="preserve"> from </w:t>
+      </w:r>
+      <w:proofErr w:type="spellStart"/>
+      <w:r>
+        <w:t>the</w:t>
+      </w:r>
+      <w:proofErr w:type="spellEnd"/>
+      <w:r>
+        <w:t xml:space="preserve"> </w:t>
+      </w:r>
+      <w:proofErr w:type="spellStart"/>
+      <w:r>
+        <w:t>DataFrame</w:t>
+      </w:r>
+      <w:proofErr w:type="spellEnd"/>
+      <w:r>
+        <w:t xml:space="preserve"> </w:t>
+      </w:r>
+      <w:proofErr w:type="spellStart"/>
+      <w:r>
+        <w:t>without</w:t>
+      </w:r>
+      <w:proofErr w:type="spellEnd"/>
+      <w:r>
+        <w:t xml:space="preserve"> </w:t>
+      </w:r>
+      <w:proofErr w:type="spellStart"/>
+      <w:r>
+        <w:t>depending</w:t>
+      </w:r>
+      <w:proofErr w:type="spellEnd"/>
+      <w:r>
+        <w:t xml:space="preserve"> </w:t>
+      </w:r>
+      <w:proofErr w:type="spellStart"/>
+      <w:r>
+        <w:t>on</w:t>
+      </w:r>
+      <w:proofErr w:type="spellEnd"/>
+      <w:r>
+        <w:t xml:space="preserve"> </w:t>
+      </w:r>
+      <w:proofErr w:type="spellStart"/>
+      <w:r>
+        <w:t>Tasks</w:t>
+      </w:r>
+      <w:proofErr w:type="spellEnd"/>
+      <w:r>
+        <w:t xml:space="preserve"> 1 and 2 during </w:t>
+      </w:r>
+      <w:proofErr w:type="spellStart"/>
+      <w:r>
+        <w:t>development</w:t>
+      </w:r>
+      <w:proofErr w:type="spellEnd"/>
+      <w:r>
+        <w:t>.</w:t>
       </w:r>
     </w:p>
     <w:p/>
@@ -411,6 +4137,345 @@
 <file path=word/numbering.xml><?xml version="1.0" encoding="utf-8"?>
 <w:numbering xmlns:wpc="http://schemas.microsoft.com/office/word/2010/wordprocessingCanvas" xmlns:cx="http://schemas.microsoft.com/office/drawing/2014/chartex" xmlns:cx1="http://schemas.microsoft.com/office/drawing/2015/9/8/chartex" xmlns:cx2="http://schemas.microsoft.com/office/drawing/2015/10/21/chartex" xmlns:cx3="http://schemas.microsoft.com/office/drawing/2016/5/9/chartex" xmlns:cx4="http://schemas.microsoft.com/office/drawing/2016/5/10/chartex" xmlns:cx5="http://schemas.microsoft.com/office/drawing/2016/5/11/chartex" xmlns:cx6="http://schemas.microsoft.com/office/drawing/2016/5/12/chartex" xmlns:cx7="http://schemas.microsoft.com/office/drawing/2016/5/13/chartex" xmlns:cx8="http://schemas.microsoft.com/office/drawing/2016/5/14/chartex" xmlns:mc="http://schemas.openxmlformats.org/markup-compatibility/2006" xmlns:aink="http://schemas.microsoft.com/office/drawing/2016/ink" xmlns:am3d="http://schemas.microsoft.com/office/drawing/2017/model3d" xmlns:o="urn:schemas-microsoft-com:office:office" xmlns:oel="http://schemas.microsoft.com/office/2019/extlst" xmlns:r="http://schemas.openxmlformats.org/officeDocument/2006/relationships" xmlns:m="http://schemas.openxmlformats.org/officeDocument/2006/math" xmlns:v="urn:schemas-microsoft-com:vml" xmlns:wp14="http://schemas.microsoft.com/office/word/2010/wordprocessingDrawing" xmlns:wp="http://schemas.openxmlformats.org/drawingml/2006/wordprocessingDrawing" xmlns:w10="urn:schemas-microsoft-com:office:word" xmlns:w="http://schemas.openxmlformats.org/wordprocessingml/2006/main" xmlns:w14="http://schemas.microsoft.com/office/word/2010/wordml" xmlns:w15="http://schemas.microsoft.com/office/word/2012/wordml" xmlns:w16cex="http://schemas.microsoft.com/office/word/2018/wordml/cex" xmlns:w16cid="http://schemas.microsoft.com/office/word/2016/wordml/cid" xmlns:w16="http://schemas.microsoft.com/office/word/2018/wordml" xmlns:w16du="http://schemas.microsoft.com/office/word/2023/wordml/word16du" xmlns:w16sdtdh="http://schemas.microsoft.com/office/word/2020/wordml/sdtdatahash" xmlns:w16sdtfl="http://schemas.microsoft.com/office/word/2024/wordml/sdtformatlock" xmlns:w16se="http://schemas.microsoft.com/office/word/2015/wordml/symex" xmlns:wpg="http://schemas.microsoft.com/office/word/2010/wordprocessingGroup" xmlns:wpi="http://schemas.microsoft.com/office/word/2010/wordprocessingInk" xmlns:wne="http://schemas.microsoft.com/office/word/2006/wordml" xmlns:wps="http://schemas.microsoft.com/office/word/2010/wordprocessingShape" mc:Ignorable="w14 w15 w16se w16cid w16 w16cex w16sdtdh w16sdtfl w16du wp14">
   <w:abstractNum w:abstractNumId="0" w15:restartNumberingAfterBreak="0">
+    <w:nsid w:val="09E37535"/>
+    <w:multiLevelType w:val="multilevel"/>
+    <w:tmpl w:val="9C74AECA"/>
+    <w:lvl w:ilvl="0">
+      <w:start w:val="1"/>
+      <w:numFmt w:val="decimal"/>
+      <w:lvlText w:val="%1."/>
+      <w:lvlJc w:val="left"/>
+      <w:pPr>
+        <w:tabs>
+          <w:tab w:val="num" w:pos="720"/>
+        </w:tabs>
+        <w:ind w:left="720" w:hanging="360"/>
+      </w:pPr>
+    </w:lvl>
+    <w:lvl w:ilvl="1" w:tentative="1">
+      <w:start w:val="1"/>
+      <w:numFmt w:val="decimal"/>
+      <w:lvlText w:val="%2."/>
+      <w:lvlJc w:val="left"/>
+      <w:pPr>
+        <w:tabs>
+          <w:tab w:val="num" w:pos="1440"/>
+        </w:tabs>
+        <w:ind w:left="1440" w:hanging="360"/>
+      </w:pPr>
+    </w:lvl>
+    <w:lvl w:ilvl="2" w:tentative="1">
+      <w:start w:val="1"/>
+      <w:numFmt w:val="decimal"/>
+      <w:lvlText w:val="%3."/>
+      <w:lvlJc w:val="left"/>
+      <w:pPr>
+        <w:tabs>
+          <w:tab w:val="num" w:pos="2160"/>
+        </w:tabs>
+        <w:ind w:left="2160" w:hanging="360"/>
+      </w:pPr>
+    </w:lvl>
+    <w:lvl w:ilvl="3" w:tentative="1">
+      <w:start w:val="1"/>
+      <w:numFmt w:val="decimal"/>
+      <w:lvlText w:val="%4."/>
+      <w:lvlJc w:val="left"/>
+      <w:pPr>
+        <w:tabs>
+          <w:tab w:val="num" w:pos="2880"/>
+        </w:tabs>
+        <w:ind w:left="2880" w:hanging="360"/>
+      </w:pPr>
+    </w:lvl>
+    <w:lvl w:ilvl="4" w:tentative="1">
+      <w:start w:val="1"/>
+      <w:numFmt w:val="decimal"/>
+      <w:lvlText w:val="%5."/>
+      <w:lvlJc w:val="left"/>
+      <w:pPr>
+        <w:tabs>
+          <w:tab w:val="num" w:pos="3600"/>
+        </w:tabs>
+        <w:ind w:left="3600" w:hanging="360"/>
+      </w:pPr>
+    </w:lvl>
+    <w:lvl w:ilvl="5" w:tentative="1">
+      <w:start w:val="1"/>
+      <w:numFmt w:val="decimal"/>
+      <w:lvlText w:val="%6."/>
+      <w:lvlJc w:val="left"/>
+      <w:pPr>
+        <w:tabs>
+          <w:tab w:val="num" w:pos="4320"/>
+        </w:tabs>
+        <w:ind w:left="4320" w:hanging="360"/>
+      </w:pPr>
+    </w:lvl>
+    <w:lvl w:ilvl="6" w:tentative="1">
+      <w:start w:val="1"/>
+      <w:numFmt w:val="decimal"/>
+      <w:lvlText w:val="%7."/>
+      <w:lvlJc w:val="left"/>
+      <w:pPr>
+        <w:tabs>
+          <w:tab w:val="num" w:pos="5040"/>
+        </w:tabs>
+        <w:ind w:left="5040" w:hanging="360"/>
+      </w:pPr>
+    </w:lvl>
+    <w:lvl w:ilvl="7" w:tentative="1">
+      <w:start w:val="1"/>
+      <w:numFmt w:val="decimal"/>
+      <w:lvlText w:val="%8."/>
+      <w:lvlJc w:val="left"/>
+      <w:pPr>
+        <w:tabs>
+          <w:tab w:val="num" w:pos="5760"/>
+        </w:tabs>
+        <w:ind w:left="5760" w:hanging="360"/>
+      </w:pPr>
+    </w:lvl>
+    <w:lvl w:ilvl="8" w:tentative="1">
+      <w:start w:val="1"/>
+      <w:numFmt w:val="decimal"/>
+      <w:lvlText w:val="%9."/>
+      <w:lvlJc w:val="left"/>
+      <w:pPr>
+        <w:tabs>
+          <w:tab w:val="num" w:pos="6480"/>
+        </w:tabs>
+        <w:ind w:left="6480" w:hanging="360"/>
+      </w:pPr>
+    </w:lvl>
+  </w:abstractNum>
+  <w:abstractNum w:abstractNumId="1" w15:restartNumberingAfterBreak="0">
+    <w:nsid w:val="157E400A"/>
+    <w:multiLevelType w:val="multilevel"/>
+    <w:tmpl w:val="013A770E"/>
+    <w:lvl w:ilvl="0">
+      <w:start w:val="1"/>
+      <w:numFmt w:val="decimal"/>
+      <w:lvlText w:val="%1."/>
+      <w:lvlJc w:val="left"/>
+      <w:pPr>
+        <w:tabs>
+          <w:tab w:val="num" w:pos="720"/>
+        </w:tabs>
+        <w:ind w:left="720" w:hanging="360"/>
+      </w:pPr>
+    </w:lvl>
+    <w:lvl w:ilvl="1" w:tentative="1">
+      <w:start w:val="1"/>
+      <w:numFmt w:val="decimal"/>
+      <w:lvlText w:val="%2."/>
+      <w:lvlJc w:val="left"/>
+      <w:pPr>
+        <w:tabs>
+          <w:tab w:val="num" w:pos="1440"/>
+        </w:tabs>
+        <w:ind w:left="1440" w:hanging="360"/>
+      </w:pPr>
+    </w:lvl>
+    <w:lvl w:ilvl="2" w:tentative="1">
+      <w:start w:val="1"/>
+      <w:numFmt w:val="decimal"/>
+      <w:lvlText w:val="%3."/>
+      <w:lvlJc w:val="left"/>
+      <w:pPr>
+        <w:tabs>
+          <w:tab w:val="num" w:pos="2160"/>
+        </w:tabs>
+        <w:ind w:left="2160" w:hanging="360"/>
+      </w:pPr>
+    </w:lvl>
+    <w:lvl w:ilvl="3" w:tentative="1">
+      <w:start w:val="1"/>
+      <w:numFmt w:val="decimal"/>
+      <w:lvlText w:val="%4."/>
+      <w:lvlJc w:val="left"/>
+      <w:pPr>
+        <w:tabs>
+          <w:tab w:val="num" w:pos="2880"/>
+        </w:tabs>
+        <w:ind w:left="2880" w:hanging="360"/>
+      </w:pPr>
+    </w:lvl>
+    <w:lvl w:ilvl="4" w:tentative="1">
+      <w:start w:val="1"/>
+      <w:numFmt w:val="decimal"/>
+      <w:lvlText w:val="%5."/>
+      <w:lvlJc w:val="left"/>
+      <w:pPr>
+        <w:tabs>
+          <w:tab w:val="num" w:pos="3600"/>
+        </w:tabs>
+        <w:ind w:left="3600" w:hanging="360"/>
+      </w:pPr>
+    </w:lvl>
+    <w:lvl w:ilvl="5" w:tentative="1">
+      <w:start w:val="1"/>
+      <w:numFmt w:val="decimal"/>
+      <w:lvlText w:val="%6."/>
+      <w:lvlJc w:val="left"/>
+      <w:pPr>
+        <w:tabs>
+          <w:tab w:val="num" w:pos="4320"/>
+        </w:tabs>
+        <w:ind w:left="4320" w:hanging="360"/>
+      </w:pPr>
+    </w:lvl>
+    <w:lvl w:ilvl="6" w:tentative="1">
+      <w:start w:val="1"/>
+      <w:numFmt w:val="decimal"/>
+      <w:lvlText w:val="%7."/>
+      <w:lvlJc w:val="left"/>
+      <w:pPr>
+        <w:tabs>
+          <w:tab w:val="num" w:pos="5040"/>
+        </w:tabs>
+        <w:ind w:left="5040" w:hanging="360"/>
+      </w:pPr>
+    </w:lvl>
+    <w:lvl w:ilvl="7" w:tentative="1">
+      <w:start w:val="1"/>
+      <w:numFmt w:val="decimal"/>
+      <w:lvlText w:val="%8."/>
+      <w:lvlJc w:val="left"/>
+      <w:pPr>
+        <w:tabs>
+          <w:tab w:val="num" w:pos="5760"/>
+        </w:tabs>
+        <w:ind w:left="5760" w:hanging="360"/>
+      </w:pPr>
+    </w:lvl>
+    <w:lvl w:ilvl="8" w:tentative="1">
+      <w:start w:val="1"/>
+      <w:numFmt w:val="decimal"/>
+      <w:lvlText w:val="%9."/>
+      <w:lvlJc w:val="left"/>
+      <w:pPr>
+        <w:tabs>
+          <w:tab w:val="num" w:pos="6480"/>
+        </w:tabs>
+        <w:ind w:left="6480" w:hanging="360"/>
+      </w:pPr>
+    </w:lvl>
+  </w:abstractNum>
+  <w:abstractNum w:abstractNumId="2" w15:restartNumberingAfterBreak="0">
+    <w:nsid w:val="2CB251A2"/>
+    <w:multiLevelType w:val="multilevel"/>
+    <w:tmpl w:val="D10EA4CA"/>
+    <w:lvl w:ilvl="0">
+      <w:start w:val="1"/>
+      <w:numFmt w:val="decimal"/>
+      <w:lvlText w:val="%1."/>
+      <w:lvlJc w:val="left"/>
+      <w:pPr>
+        <w:tabs>
+          <w:tab w:val="num" w:pos="720"/>
+        </w:tabs>
+        <w:ind w:left="720" w:hanging="360"/>
+      </w:pPr>
+    </w:lvl>
+    <w:lvl w:ilvl="1" w:tentative="1">
+      <w:start w:val="1"/>
+      <w:numFmt w:val="decimal"/>
+      <w:lvlText w:val="%2."/>
+      <w:lvlJc w:val="left"/>
+      <w:pPr>
+        <w:tabs>
+          <w:tab w:val="num" w:pos="1440"/>
+        </w:tabs>
+        <w:ind w:left="1440" w:hanging="360"/>
+      </w:pPr>
+    </w:lvl>
+    <w:lvl w:ilvl="2" w:tentative="1">
+      <w:start w:val="1"/>
+      <w:numFmt w:val="decimal"/>
+      <w:lvlText w:val="%3."/>
+      <w:lvlJc w:val="left"/>
+      <w:pPr>
+        <w:tabs>
+          <w:tab w:val="num" w:pos="2160"/>
+        </w:tabs>
+        <w:ind w:left="2160" w:hanging="360"/>
+      </w:pPr>
+    </w:lvl>
+    <w:lvl w:ilvl="3" w:tentative="1">
+      <w:start w:val="1"/>
+      <w:numFmt w:val="decimal"/>
+      <w:lvlText w:val="%4."/>
+      <w:lvlJc w:val="left"/>
+      <w:pPr>
+        <w:tabs>
+          <w:tab w:val="num" w:pos="2880"/>
+        </w:tabs>
+        <w:ind w:left="2880" w:hanging="360"/>
+      </w:pPr>
+    </w:lvl>
+    <w:lvl w:ilvl="4" w:tentative="1">
+      <w:start w:val="1"/>
+      <w:numFmt w:val="decimal"/>
+      <w:lvlText w:val="%5."/>
+      <w:lvlJc w:val="left"/>
+      <w:pPr>
+        <w:tabs>
+          <w:tab w:val="num" w:pos="3600"/>
+        </w:tabs>
+        <w:ind w:left="3600" w:hanging="360"/>
+      </w:pPr>
+    </w:lvl>
+    <w:lvl w:ilvl="5" w:tentative="1">
+      <w:start w:val="1"/>
+      <w:numFmt w:val="decimal"/>
+      <w:lvlText w:val="%6."/>
+      <w:lvlJc w:val="left"/>
+      <w:pPr>
+        <w:tabs>
+          <w:tab w:val="num" w:pos="4320"/>
+        </w:tabs>
+        <w:ind w:left="4320" w:hanging="360"/>
+      </w:pPr>
+    </w:lvl>
+    <w:lvl w:ilvl="6" w:tentative="1">
+      <w:start w:val="1"/>
+      <w:numFmt w:val="decimal"/>
+      <w:lvlText w:val="%7."/>
+      <w:lvlJc w:val="left"/>
+      <w:pPr>
+        <w:tabs>
+          <w:tab w:val="num" w:pos="5040"/>
+        </w:tabs>
+        <w:ind w:left="5040" w:hanging="360"/>
+      </w:pPr>
+    </w:lvl>
+    <w:lvl w:ilvl="7" w:tentative="1">
+      <w:start w:val="1"/>
+      <w:numFmt w:val="decimal"/>
+      <w:lvlText w:val="%8."/>
+      <w:lvlJc w:val="left"/>
+      <w:pPr>
+        <w:tabs>
+          <w:tab w:val="num" w:pos="5760"/>
+        </w:tabs>
+        <w:ind w:left="5760" w:hanging="360"/>
+      </w:pPr>
+    </w:lvl>
+    <w:lvl w:ilvl="8" w:tentative="1">
+      <w:start w:val="1"/>
+      <w:numFmt w:val="decimal"/>
+      <w:lvlText w:val="%9."/>
+      <w:lvlJc w:val="left"/>
+      <w:pPr>
+        <w:tabs>
+          <w:tab w:val="num" w:pos="6480"/>
+        </w:tabs>
+        <w:ind w:left="6480" w:hanging="360"/>
+      </w:pPr>
+    </w:lvl>
+  </w:abstractNum>
+  <w:abstractNum w:abstractNumId="3" w15:restartNumberingAfterBreak="0">
     <w:nsid w:val="2E9C63F7"/>
     <w:multiLevelType w:val="multilevel"/>
     <w:tmpl w:val="72F80DB0"/>
@@ -523,7 +4588,7 @@
       </w:pPr>
     </w:lvl>
   </w:abstractNum>
-  <w:abstractNum w:abstractNumId="1" w15:restartNumberingAfterBreak="0">
+  <w:abstractNum w:abstractNumId="4" w15:restartNumberingAfterBreak="0">
     <w:nsid w:val="38E437AE"/>
     <w:multiLevelType w:val="multilevel"/>
     <w:tmpl w:val="753E525E"/>
@@ -636,7 +4701,7 @@
       </w:pPr>
     </w:lvl>
   </w:abstractNum>
-  <w:abstractNum w:abstractNumId="2" w15:restartNumberingAfterBreak="0">
+  <w:abstractNum w:abstractNumId="5" w15:restartNumberingAfterBreak="0">
     <w:nsid w:val="400D6AE6"/>
     <w:multiLevelType w:val="multilevel"/>
     <w:tmpl w:val="A5B6E36E"/>
@@ -749,7 +4814,120 @@
       </w:pPr>
     </w:lvl>
   </w:abstractNum>
-  <w:abstractNum w:abstractNumId="3" w15:restartNumberingAfterBreak="0">
+  <w:abstractNum w:abstractNumId="6" w15:restartNumberingAfterBreak="0">
+    <w:nsid w:val="45B27099"/>
+    <w:multiLevelType w:val="multilevel"/>
+    <w:tmpl w:val="F6A60466"/>
+    <w:lvl w:ilvl="0">
+      <w:start w:val="1"/>
+      <w:numFmt w:val="decimal"/>
+      <w:lvlText w:val="%1."/>
+      <w:lvlJc w:val="left"/>
+      <w:pPr>
+        <w:tabs>
+          <w:tab w:val="num" w:pos="720"/>
+        </w:tabs>
+        <w:ind w:left="720" w:hanging="360"/>
+      </w:pPr>
+    </w:lvl>
+    <w:lvl w:ilvl="1" w:tentative="1">
+      <w:start w:val="1"/>
+      <w:numFmt w:val="decimal"/>
+      <w:lvlText w:val="%2."/>
+      <w:lvlJc w:val="left"/>
+      <w:pPr>
+        <w:tabs>
+          <w:tab w:val="num" w:pos="1440"/>
+        </w:tabs>
+        <w:ind w:left="1440" w:hanging="360"/>
+      </w:pPr>
+    </w:lvl>
+    <w:lvl w:ilvl="2" w:tentative="1">
+      <w:start w:val="1"/>
+      <w:numFmt w:val="decimal"/>
+      <w:lvlText w:val="%3."/>
+      <w:lvlJc w:val="left"/>
+      <w:pPr>
+        <w:tabs>
+          <w:tab w:val="num" w:pos="2160"/>
+        </w:tabs>
+        <w:ind w:left="2160" w:hanging="360"/>
+      </w:pPr>
+    </w:lvl>
+    <w:lvl w:ilvl="3" w:tentative="1">
+      <w:start w:val="1"/>
+      <w:numFmt w:val="decimal"/>
+      <w:lvlText w:val="%4."/>
+      <w:lvlJc w:val="left"/>
+      <w:pPr>
+        <w:tabs>
+          <w:tab w:val="num" w:pos="2880"/>
+        </w:tabs>
+        <w:ind w:left="2880" w:hanging="360"/>
+      </w:pPr>
+    </w:lvl>
+    <w:lvl w:ilvl="4" w:tentative="1">
+      <w:start w:val="1"/>
+      <w:numFmt w:val="decimal"/>
+      <w:lvlText w:val="%5."/>
+      <w:lvlJc w:val="left"/>
+      <w:pPr>
+        <w:tabs>
+          <w:tab w:val="num" w:pos="3600"/>
+        </w:tabs>
+        <w:ind w:left="3600" w:hanging="360"/>
+      </w:pPr>
+    </w:lvl>
+    <w:lvl w:ilvl="5" w:tentative="1">
+      <w:start w:val="1"/>
+      <w:numFmt w:val="decimal"/>
+      <w:lvlText w:val="%6."/>
+      <w:lvlJc w:val="left"/>
+      <w:pPr>
+        <w:tabs>
+          <w:tab w:val="num" w:pos="4320"/>
+        </w:tabs>
+        <w:ind w:left="4320" w:hanging="360"/>
+      </w:pPr>
+    </w:lvl>
+    <w:lvl w:ilvl="6" w:tentative="1">
+      <w:start w:val="1"/>
+      <w:numFmt w:val="decimal"/>
+      <w:lvlText w:val="%7."/>
+      <w:lvlJc w:val="left"/>
+      <w:pPr>
+        <w:tabs>
+          <w:tab w:val="num" w:pos="5040"/>
+        </w:tabs>
+        <w:ind w:left="5040" w:hanging="360"/>
+      </w:pPr>
+    </w:lvl>
+    <w:lvl w:ilvl="7" w:tentative="1">
+      <w:start w:val="1"/>
+      <w:numFmt w:val="decimal"/>
+      <w:lvlText w:val="%8."/>
+      <w:lvlJc w:val="left"/>
+      <w:pPr>
+        <w:tabs>
+          <w:tab w:val="num" w:pos="5760"/>
+        </w:tabs>
+        <w:ind w:left="5760" w:hanging="360"/>
+      </w:pPr>
+    </w:lvl>
+    <w:lvl w:ilvl="8" w:tentative="1">
+      <w:start w:val="1"/>
+      <w:numFmt w:val="decimal"/>
+      <w:lvlText w:val="%9."/>
+      <w:lvlJc w:val="left"/>
+      <w:pPr>
+        <w:tabs>
+          <w:tab w:val="num" w:pos="6480"/>
+        </w:tabs>
+        <w:ind w:left="6480" w:hanging="360"/>
+      </w:pPr>
+    </w:lvl>
+  </w:abstractNum>
+  <w:abstractNum w:abstractNumId="7" w15:restartNumberingAfterBreak="0">
     <w:nsid w:val="665520F4"/>
     <w:multiLevelType w:val="multilevel"/>
     <w:tmpl w:val="CF522AF8"/>
@@ -862,7 +5040,7 @@
       </w:pPr>
     </w:lvl>
   </w:abstractNum>
-  <w:abstractNum w:abstractNumId="4" w15:restartNumberingAfterBreak="0">
+  <w:abstractNum w:abstractNumId="8" w15:restartNumberingAfterBreak="0">
     <w:nsid w:val="7D934016"/>
     <w:multiLevelType w:val="multilevel"/>
     <w:tmpl w:val="BA389584"/>
@@ -976,19 +5154,31 @@
     </w:lvl>
   </w:abstractNum>
   <w:num w:numId="1" w16cid:durableId="732579455">
+    <w:abstractNumId w:val="4"/>
+  </w:num>
+  <w:num w:numId="2" w16cid:durableId="1624533639">
+    <w:abstractNumId w:val="7"/>
+  </w:num>
+  <w:num w:numId="3" w16cid:durableId="1224490961">
+    <w:abstractNumId w:val="8"/>
+  </w:num>
+  <w:num w:numId="4" w16cid:durableId="1546059784">
+    <w:abstractNumId w:val="5"/>
+  </w:num>
+  <w:num w:numId="5" w16cid:durableId="822234916">
+    <w:abstractNumId w:val="3"/>
+  </w:num>
+  <w:num w:numId="6" w16cid:durableId="2078549105">
     <w:abstractNumId w:val="1"/>
   </w:num>
-  <w:num w:numId="2" w16cid:durableId="1624533639">
-    <w:abstractNumId w:val="3"/>
-  </w:num>
-  <w:num w:numId="3" w16cid:durableId="1224490961">
-    <w:abstractNumId w:val="4"/>
-  </w:num>
-  <w:num w:numId="4" w16cid:durableId="1546059784">
+  <w:num w:numId="7" w16cid:durableId="1082605461">
     <w:abstractNumId w:val="2"/>
   </w:num>
-  <w:num w:numId="5" w16cid:durableId="822234916">
+  <w:num w:numId="8" w16cid:durableId="96953155">
     <w:abstractNumId w:val="0"/>
+  </w:num>
+  <w:num w:numId="9" w16cid:durableId="2091997591">
+    <w:abstractNumId w:val="6"/>
   </w:num>
 </w:numbering>
 </file>
